--- a/PROVA 1 - FSP - 241021847.docx
+++ b/PROVA 1 - FSP - 241021847.docx
@@ -60,7 +60,7 @@
             </w:pPr>
             <w:r>
               <w:drawing>
-                <wp:inline wp14:editId="06D4261C" wp14:anchorId="331B9BD2">
+                <wp:inline wp14:editId="1FB09488" wp14:anchorId="331B9BD2">
                   <wp:extent cx="1657350" cy="828675"/>
                   <wp:effectExtent l="0" t="0" r="0" b="0"/>
                   <wp:docPr id="1921646772" name="drawing"/>
@@ -222,7 +222,7 @@
       <w:pPr>
         <w:pStyle w:val="Normal"/>
         <w:spacing w:before="0" w:beforeAutospacing="off" w:after="240" w:afterAutospacing="off"/>
-        <w:jc w:val="center"/>
+        <w:jc w:val="left"/>
         <w:rPr>
           <w:rFonts w:ascii="Times New Roman" w:hAnsi="Times New Roman" w:eastAsia="Times New Roman" w:cs="Times New Roman"/>
           <w:b w:val="0"/>
@@ -260,7 +260,7 @@
       <w:pPr>
         <w:pStyle w:val="Normal"/>
         <w:spacing w:before="0" w:beforeAutospacing="off" w:after="240" w:afterAutospacing="off"/>
-        <w:jc w:val="center"/>
+        <w:jc w:val="left"/>
         <w:rPr>
           <w:rFonts w:ascii="Times New Roman" w:hAnsi="Times New Roman" w:eastAsia="Times New Roman" w:cs="Times New Roman"/>
           <w:noProof w:val="0"/>
@@ -500,7 +500,7 @@
       <w:r>
         <w:br/>
       </w:r>
-      <w:hyperlink r:id="R592103407632492c">
+      <w:hyperlink r:id="R51c056e6c02943d0">
         <w:r>
           <w:rPr>
             <w:rStyle w:val="Hyperlink"/>
@@ -588,7 +588,7 @@
       <w:pPr>
         <w:pStyle w:val="Normal"/>
         <w:spacing w:before="0" w:beforeAutospacing="off" w:after="240" w:afterAutospacing="off"/>
-        <w:jc w:val="center"/>
+        <w:jc w:val="left"/>
         <w:rPr>
           <w:rFonts w:ascii="Times New Roman" w:hAnsi="Times New Roman" w:eastAsia="Times New Roman" w:cs="Times New Roman"/>
           <w:noProof w:val="0"/>
@@ -624,6 +624,7 @@
     <w:p>
       <w:pPr>
         <w:pStyle w:val="Heading4"/>
+        <w:jc w:val="left"/>
         <w:rPr>
           <w:rFonts w:ascii="Aptos" w:hAnsi="Aptos" w:eastAsia="Aptos" w:cs="Aptos" w:asciiTheme="minorAscii" w:hAnsiTheme="minorAscii" w:eastAsiaTheme="minorAscii" w:cstheme="minorAscii"/>
           <w:noProof w:val="0"/>
@@ -642,460 +643,300 @@
     </w:p>
     <w:p>
       <w:pPr>
-        <w:spacing w:before="0" w:beforeAutospacing="off" w:after="240" w:afterAutospacing="off"/>
-        <w:jc w:val="both"/>
-      </w:pPr>
-      <w:r>
-        <w:rPr>
-          <w:rFonts w:ascii="Aptos" w:hAnsi="Aptos" w:eastAsia="Aptos" w:cs="Aptos"/>
-          <w:b w:val="1"/>
-          <w:bCs w:val="1"/>
-          <w:noProof w:val="0"/>
-          <w:sz w:val="24"/>
-          <w:szCs w:val="24"/>
-          <w:lang w:val="pt-BR"/>
-        </w:rPr>
-        <w:t xml:space="preserve">A Interseção Teórica nas Finanças Públicas e a Perspectiva da </w:t>
-      </w:r>
-      <w:r>
-        <w:rPr>
-          <w:rFonts w:ascii="Aptos" w:hAnsi="Aptos" w:eastAsia="Aptos" w:cs="Aptos"/>
-          <w:b w:val="1"/>
-          <w:bCs w:val="1"/>
-          <w:i w:val="1"/>
-          <w:iCs w:val="1"/>
-          <w:noProof w:val="0"/>
-          <w:sz w:val="24"/>
-          <w:szCs w:val="24"/>
-          <w:lang w:val="pt-BR"/>
-        </w:rPr>
-        <w:t>Accountability</w:t>
-      </w:r>
-    </w:p>
-    <w:p>
-      <w:pPr>
-        <w:spacing w:before="0" w:beforeAutospacing="off" w:after="240" w:afterAutospacing="off"/>
-        <w:jc w:val="both"/>
-      </w:pPr>
-      <w:r>
-        <w:rPr>
-          <w:rFonts w:ascii="Aptos" w:hAnsi="Aptos" w:eastAsia="Aptos" w:cs="Aptos"/>
-          <w:noProof w:val="0"/>
-          <w:sz w:val="24"/>
-          <w:szCs w:val="24"/>
-          <w:lang w:val="pt-BR"/>
-        </w:rPr>
-        <w:t xml:space="preserve">A gestão eficiente e transparente da res publica (a coisa pública) exige uma abordagem multidisciplinar, onde a Economia, a Administração, a Contabilidade e a Auditoria operam de forma interdependente. A </w:t>
-      </w:r>
-      <w:r>
-        <w:rPr>
-          <w:rFonts w:ascii="Aptos" w:hAnsi="Aptos" w:eastAsia="Aptos" w:cs="Aptos"/>
-          <w:b w:val="1"/>
-          <w:bCs w:val="1"/>
-          <w:noProof w:val="0"/>
-          <w:sz w:val="24"/>
-          <w:szCs w:val="24"/>
-          <w:lang w:val="pt-BR"/>
-        </w:rPr>
-        <w:t>Economia</w:t>
-      </w:r>
-      <w:r>
-        <w:rPr>
-          <w:rFonts w:ascii="Aptos" w:hAnsi="Aptos" w:eastAsia="Aptos" w:cs="Aptos"/>
-          <w:noProof w:val="0"/>
-          <w:sz w:val="24"/>
-          <w:szCs w:val="24"/>
-          <w:lang w:val="pt-BR"/>
-        </w:rPr>
-        <w:t xml:space="preserve"> atua na definição do cenário macroeconômico e lida com a escassez de recursos; é ela que aponta os limites de arrecadação e os impactos das políticas fiscais de estabilização e ajuste (Bresser-Pereira, 1995). A </w:t>
-      </w:r>
-      <w:r>
-        <w:rPr>
-          <w:rFonts w:ascii="Aptos" w:hAnsi="Aptos" w:eastAsia="Aptos" w:cs="Aptos"/>
-          <w:b w:val="1"/>
-          <w:bCs w:val="1"/>
-          <w:noProof w:val="0"/>
-          <w:sz w:val="24"/>
-          <w:szCs w:val="24"/>
-          <w:lang w:val="pt-BR"/>
-        </w:rPr>
-        <w:t>Administração</w:t>
-      </w:r>
-      <w:r>
-        <w:rPr>
-          <w:rFonts w:ascii="Aptos" w:hAnsi="Aptos" w:eastAsia="Aptos" w:cs="Aptos"/>
-          <w:noProof w:val="0"/>
-          <w:sz w:val="24"/>
-          <w:szCs w:val="24"/>
-          <w:lang w:val="pt-BR"/>
-        </w:rPr>
-        <w:t xml:space="preserve"> funciona como o braço executor, responsável por transformar recursos em políticas públicas, buscando superar as amarras do modelo burocrático tradicional para alcançar um modelo gerencial focado na eficiência e no cidadão-cliente (Bresser-Pereira, 1995).</w:t>
-      </w:r>
-    </w:p>
-    <w:p>
-      <w:pPr>
-        <w:spacing w:before="0" w:beforeAutospacing="off" w:after="240" w:afterAutospacing="off"/>
-        <w:jc w:val="both"/>
-      </w:pPr>
-      <w:r>
-        <w:rPr>
-          <w:rFonts w:ascii="Aptos" w:hAnsi="Aptos" w:eastAsia="Aptos" w:cs="Aptos"/>
-          <w:noProof w:val="0"/>
-          <w:sz w:val="24"/>
-          <w:szCs w:val="24"/>
-          <w:lang w:val="pt-BR"/>
-        </w:rPr>
-        <w:t xml:space="preserve">Para que esse sistema funcione, a </w:t>
-      </w:r>
-      <w:r>
-        <w:rPr>
-          <w:rFonts w:ascii="Aptos" w:hAnsi="Aptos" w:eastAsia="Aptos" w:cs="Aptos"/>
-          <w:b w:val="1"/>
-          <w:bCs w:val="1"/>
-          <w:noProof w:val="0"/>
-          <w:sz w:val="24"/>
-          <w:szCs w:val="24"/>
-          <w:lang w:val="pt-BR"/>
-        </w:rPr>
-        <w:t>Contabilidade</w:t>
-      </w:r>
-      <w:r>
-        <w:rPr>
-          <w:rFonts w:ascii="Aptos" w:hAnsi="Aptos" w:eastAsia="Aptos" w:cs="Aptos"/>
-          <w:noProof w:val="0"/>
-          <w:sz w:val="24"/>
-          <w:szCs w:val="24"/>
-          <w:lang w:val="pt-BR"/>
-        </w:rPr>
-        <w:t xml:space="preserve"> fornece o registro fiel, padronizado e deflacionado das movimentações financeiras. Sem ela, a assimetria informacional entre o Estado e a sociedade torna-se intransponível (Pinho &amp; Sacramento, 2009). Por fim, a </w:t>
-      </w:r>
-      <w:r>
-        <w:rPr>
-          <w:rFonts w:ascii="Aptos" w:hAnsi="Aptos" w:eastAsia="Aptos" w:cs="Aptos"/>
-          <w:b w:val="1"/>
-          <w:bCs w:val="1"/>
-          <w:noProof w:val="0"/>
-          <w:sz w:val="24"/>
-          <w:szCs w:val="24"/>
-          <w:lang w:val="pt-BR"/>
-        </w:rPr>
-        <w:t>Auditoria</w:t>
-      </w:r>
-      <w:r>
-        <w:rPr>
-          <w:rFonts w:ascii="Aptos" w:hAnsi="Aptos" w:eastAsia="Aptos" w:cs="Aptos"/>
-          <w:noProof w:val="0"/>
-          <w:sz w:val="24"/>
-          <w:szCs w:val="24"/>
-          <w:lang w:val="pt-BR"/>
-        </w:rPr>
-        <w:t xml:space="preserve"> transcende a mera verificação de conformidade legal; na administração moderna, ela atua como mecanismo corretivo e de controle de resultados.</w:t>
-      </w:r>
-    </w:p>
-    <w:p>
-      <w:pPr>
-        <w:spacing w:before="0" w:beforeAutospacing="off" w:after="240" w:afterAutospacing="off"/>
-        <w:jc w:val="both"/>
-      </w:pPr>
-      <w:r>
-        <w:rPr>
-          <w:rFonts w:ascii="Aptos" w:hAnsi="Aptos" w:eastAsia="Aptos" w:cs="Aptos"/>
-          <w:noProof w:val="0"/>
-          <w:sz w:val="24"/>
-          <w:szCs w:val="24"/>
-          <w:lang w:val="pt-BR"/>
-        </w:rPr>
-        <w:t xml:space="preserve">A convergência dessas quatro áreas culmina no conceito de </w:t>
-      </w:r>
-      <w:r>
-        <w:rPr>
-          <w:rFonts w:ascii="Aptos" w:hAnsi="Aptos" w:eastAsia="Aptos" w:cs="Aptos"/>
-          <w:b w:val="1"/>
-          <w:bCs w:val="1"/>
-          <w:i w:val="1"/>
-          <w:iCs w:val="1"/>
-          <w:noProof w:val="0"/>
-          <w:sz w:val="24"/>
-          <w:szCs w:val="24"/>
-          <w:lang w:val="pt-BR"/>
-        </w:rPr>
-        <w:t>Accountability</w:t>
-      </w:r>
-      <w:r>
-        <w:rPr>
-          <w:rFonts w:ascii="Aptos" w:hAnsi="Aptos" w:eastAsia="Aptos" w:cs="Aptos"/>
-          <w:noProof w:val="0"/>
-          <w:sz w:val="24"/>
-          <w:szCs w:val="24"/>
-          <w:lang w:val="pt-BR"/>
-        </w:rPr>
-        <w:t>, que pressupõe a responsabilidade objetiva do gestor em prestar contas, justificar suas ações e sujeitar-se a sanções ou prêmios (Campos, 1990). O Estado deixa de ser o "tutor" inquestionável para ser um prestador de contas à sociedade organizada.</w:t>
-      </w:r>
-    </w:p>
-    <w:p>
-      <w:pPr>
-        <w:spacing w:before="0" w:beforeAutospacing="off" w:after="240" w:afterAutospacing="off"/>
-        <w:jc w:val="both"/>
-      </w:pPr>
-      <w:r>
-        <w:rPr>
-          <w:rFonts w:ascii="Aptos" w:hAnsi="Aptos" w:eastAsia="Aptos" w:cs="Aptos"/>
-          <w:b w:val="1"/>
-          <w:bCs w:val="1"/>
-          <w:noProof w:val="0"/>
-          <w:sz w:val="24"/>
-          <w:szCs w:val="24"/>
-          <w:lang w:val="pt-BR"/>
-        </w:rPr>
-        <w:t>Indicador Real, Cálculo Estatístico e Análise Crítica</w:t>
-      </w:r>
-    </w:p>
-    <w:p>
-      <w:pPr>
-        <w:spacing w:before="0" w:beforeAutospacing="off" w:after="240" w:afterAutospacing="off"/>
-        <w:jc w:val="both"/>
-      </w:pPr>
-      <w:r>
-        <w:rPr>
-          <w:rFonts w:ascii="Aptos" w:hAnsi="Aptos" w:eastAsia="Aptos" w:cs="Aptos"/>
-          <w:noProof w:val="0"/>
-          <w:sz w:val="24"/>
-          <w:szCs w:val="24"/>
-          <w:lang w:val="pt-BR"/>
-        </w:rPr>
-        <w:t xml:space="preserve">Para testar empiricamente essa relação na gestão fiscal municipal, foram selecionados os indicadores de </w:t>
-      </w:r>
-      <w:r>
-        <w:rPr>
-          <w:rFonts w:ascii="Aptos" w:hAnsi="Aptos" w:eastAsia="Aptos" w:cs="Aptos"/>
-          <w:b w:val="1"/>
-          <w:bCs w:val="1"/>
-          <w:noProof w:val="0"/>
-          <w:sz w:val="24"/>
-          <w:szCs w:val="24"/>
-          <w:lang w:val="pt-BR"/>
-        </w:rPr>
-        <w:t>Receita Total Real</w:t>
-      </w:r>
-      <w:r>
-        <w:rPr>
-          <w:rFonts w:ascii="Aptos" w:hAnsi="Aptos" w:eastAsia="Aptos" w:cs="Aptos"/>
-          <w:noProof w:val="0"/>
-          <w:sz w:val="24"/>
-          <w:szCs w:val="24"/>
-          <w:lang w:val="pt-BR"/>
-        </w:rPr>
-        <w:t xml:space="preserve"> e </w:t>
-      </w:r>
-      <w:r>
-        <w:rPr>
-          <w:rFonts w:ascii="Aptos" w:hAnsi="Aptos" w:eastAsia="Aptos" w:cs="Aptos"/>
-          <w:b w:val="1"/>
-          <w:bCs w:val="1"/>
-          <w:noProof w:val="0"/>
-          <w:sz w:val="24"/>
-          <w:szCs w:val="24"/>
-          <w:lang w:val="pt-BR"/>
-        </w:rPr>
-        <w:t>Despesa Real Liquidada</w:t>
-      </w:r>
-      <w:r>
-        <w:rPr>
-          <w:rFonts w:ascii="Aptos" w:hAnsi="Aptos" w:eastAsia="Aptos" w:cs="Aptos"/>
-          <w:noProof w:val="0"/>
-          <w:sz w:val="24"/>
-          <w:szCs w:val="24"/>
-          <w:lang w:val="pt-BR"/>
-        </w:rPr>
-        <w:t xml:space="preserve"> do município de Betim (MG) para a série histórica de 2014 a 2023, devidamente deflacionados pelo IPCA. O objetivo foi calcular o Coeficiente de Correlação de Pearson ($r$) entre a arrecadação e o gasto efetivo.</w:t>
-      </w:r>
-    </w:p>
-    <w:p>
-      <w:pPr>
-        <w:spacing w:before="0" w:beforeAutospacing="off" w:after="240" w:afterAutospacing="off"/>
-        <w:jc w:val="both"/>
-      </w:pPr>
-      <w:r>
-        <w:rPr>
-          <w:rFonts w:ascii="Aptos" w:hAnsi="Aptos" w:eastAsia="Aptos" w:cs="Aptos"/>
-          <w:noProof w:val="0"/>
-          <w:sz w:val="24"/>
-          <w:szCs w:val="24"/>
-          <w:lang w:val="pt-BR"/>
-        </w:rPr>
-        <w:t xml:space="preserve">O cálculo estatístico resultou em uma correlação de </w:t>
-      </w:r>
-      <w:r>
-        <w:rPr>
-          <w:rFonts w:ascii="Aptos" w:hAnsi="Aptos" w:eastAsia="Aptos" w:cs="Aptos"/>
-          <w:b w:val="1"/>
-          <w:bCs w:val="1"/>
-          <w:noProof w:val="0"/>
-          <w:sz w:val="24"/>
-          <w:szCs w:val="24"/>
-          <w:lang w:val="pt-BR"/>
-        </w:rPr>
-        <w:t>apro</w:t>
-      </w:r>
-      <w:r>
-        <w:rPr>
-          <w:rFonts w:ascii="Aptos" w:hAnsi="Aptos" w:eastAsia="Aptos" w:cs="Aptos"/>
-          <w:b w:val="1"/>
-          <w:bCs w:val="1"/>
-          <w:noProof w:val="0"/>
-          <w:sz w:val="24"/>
-          <w:szCs w:val="24"/>
-          <w:lang w:val="pt-BR"/>
-        </w:rPr>
-        <w:t>x.</w:t>
-      </w:r>
-      <w:r>
-        <w:rPr>
-          <w:rFonts w:ascii="Aptos" w:hAnsi="Aptos" w:eastAsia="Aptos" w:cs="Aptos"/>
-          <w:b w:val="1"/>
-          <w:bCs w:val="1"/>
-          <w:noProof w:val="0"/>
-          <w:sz w:val="24"/>
-          <w:szCs w:val="24"/>
-          <w:lang w:val="pt-BR"/>
-        </w:rPr>
-        <w:t xml:space="preserve"> </w:t>
-      </w:r>
-      <w:r>
-        <w:rPr>
-          <w:rFonts w:ascii="Aptos" w:hAnsi="Aptos" w:eastAsia="Aptos" w:cs="Aptos"/>
-          <w:b w:val="1"/>
-          <w:bCs w:val="1"/>
-          <w:noProof w:val="0"/>
-          <w:sz w:val="24"/>
-          <w:szCs w:val="24"/>
-          <w:lang w:val="pt-BR"/>
-        </w:rPr>
-        <w:t>0</w:t>
-      </w:r>
-      <w:r>
-        <w:rPr>
-          <w:rFonts w:ascii="Aptos" w:hAnsi="Aptos" w:eastAsia="Aptos" w:cs="Aptos"/>
-          <w:b w:val="1"/>
-          <w:bCs w:val="1"/>
-          <w:noProof w:val="0"/>
-          <w:sz w:val="24"/>
-          <w:szCs w:val="24"/>
-          <w:lang w:val="pt-BR"/>
-        </w:rPr>
-        <w:t>,8</w:t>
-      </w:r>
-      <w:r>
-        <w:rPr>
-          <w:rFonts w:ascii="Aptos" w:hAnsi="Aptos" w:eastAsia="Aptos" w:cs="Aptos"/>
-          <w:b w:val="1"/>
-          <w:bCs w:val="1"/>
-          <w:noProof w:val="0"/>
-          <w:sz w:val="24"/>
-          <w:szCs w:val="24"/>
-          <w:lang w:val="pt-BR"/>
-        </w:rPr>
-        <w:t>3</w:t>
-      </w:r>
-      <w:r>
-        <w:rPr>
-          <w:rFonts w:ascii="Aptos" w:hAnsi="Aptos" w:eastAsia="Aptos" w:cs="Aptos"/>
-          <w:noProof w:val="0"/>
-          <w:sz w:val="24"/>
-          <w:szCs w:val="24"/>
-          <w:lang w:val="pt-BR"/>
-        </w:rPr>
-        <w:t>.</w:t>
-      </w:r>
-    </w:p>
-    <w:p>
-      <w:pPr>
-        <w:spacing w:before="0" w:beforeAutospacing="off" w:after="240" w:afterAutospacing="off"/>
-        <w:jc w:val="both"/>
-      </w:pPr>
-      <w:r>
-        <w:rPr>
-          <w:rFonts w:ascii="Aptos" w:hAnsi="Aptos" w:eastAsia="Aptos" w:cs="Aptos"/>
-          <w:noProof w:val="0"/>
-          <w:sz w:val="24"/>
-          <w:szCs w:val="24"/>
-          <w:lang w:val="pt-BR"/>
-        </w:rPr>
-        <w:t>À luz do referencial teórico, essa forte correlação positiva ilustra um comportamento típico da administração financeira brasileira e da rigidez orçamentária: o município gasta estritamente de acordo com o compasso da sua arrecadação. Do ponto de vista contábil e econômico, o índice de 0,83 revela uma gestão aderente aos princípios da Lei de Responsabilidade Fiscal (LRF), evitando desequilíbrios e déficits descontrolados.</w:t>
-      </w:r>
-    </w:p>
-    <w:p>
-      <w:pPr>
-        <w:spacing w:before="0" w:beforeAutospacing="off" w:after="240" w:afterAutospacing="off"/>
-        <w:jc w:val="both"/>
-      </w:pPr>
-      <w:r>
-        <w:rPr>
-          <w:rFonts w:ascii="Aptos" w:hAnsi="Aptos" w:eastAsia="Aptos" w:cs="Aptos"/>
-          <w:noProof w:val="0"/>
-          <w:sz w:val="24"/>
-          <w:szCs w:val="24"/>
-          <w:lang w:val="pt-BR"/>
-        </w:rPr>
-        <w:t xml:space="preserve">Contudo, sob a ótica da Administração Gerencial e da </w:t>
-      </w:r>
-      <w:r>
-        <w:rPr>
-          <w:rFonts w:ascii="Aptos" w:hAnsi="Aptos" w:eastAsia="Aptos" w:cs="Aptos"/>
-          <w:i w:val="1"/>
-          <w:iCs w:val="1"/>
-          <w:noProof w:val="0"/>
-          <w:sz w:val="24"/>
-          <w:szCs w:val="24"/>
-          <w:lang w:val="pt-BR"/>
-        </w:rPr>
-        <w:t>Accountability</w:t>
-      </w:r>
-      <w:r>
-        <w:rPr>
-          <w:rFonts w:ascii="Aptos" w:hAnsi="Aptos" w:eastAsia="Aptos" w:cs="Aptos"/>
-          <w:noProof w:val="0"/>
-          <w:sz w:val="24"/>
-          <w:szCs w:val="24"/>
-          <w:lang w:val="pt-BR"/>
-        </w:rPr>
-        <w:t xml:space="preserve">, a análise crítica revela uma limitação estrutural. O modelo burocrático e contábil costuma se satisfazer com a legalidade do processo e o equilíbrio orçamentário numérico (Bresser-Pereira, 1995). No entanto, o fato de a despesa estar acompanhando a receita em uma correlação de 0,83 não garante que esses recursos estejam sendo aplicados com efetividade ou eficiência na ponta (saúde, educação, infraestrutura). Uma verdadeira </w:t>
-      </w:r>
-      <w:r>
-        <w:rPr>
-          <w:rFonts w:ascii="Aptos" w:hAnsi="Aptos" w:eastAsia="Aptos" w:cs="Aptos"/>
-          <w:i w:val="1"/>
-          <w:iCs w:val="1"/>
-          <w:noProof w:val="0"/>
-          <w:sz w:val="24"/>
-          <w:szCs w:val="24"/>
-          <w:lang w:val="pt-BR"/>
-        </w:rPr>
-        <w:t>accountability</w:t>
-      </w:r>
-      <w:r>
-        <w:rPr>
-          <w:rFonts w:ascii="Aptos" w:hAnsi="Aptos" w:eastAsia="Aptos" w:cs="Aptos"/>
-          <w:noProof w:val="0"/>
-          <w:sz w:val="24"/>
-          <w:szCs w:val="24"/>
-          <w:lang w:val="pt-BR"/>
-        </w:rPr>
-        <w:t xml:space="preserve"> exigiria que esses altos níveis de execução financeira estivessem correlacionados a melhorias tangíveis nos indicadores sociais do município, superando a visão estritamente arrecadatória para focar na entrega de valor público ao cidadão (Campos, 1990).</w:t>
-      </w:r>
-    </w:p>
-    <w:p>
-      <w:pPr>
-        <w:spacing w:before="0" w:beforeAutospacing="off" w:after="240" w:afterAutospacing="off"/>
-        <w:jc w:val="both"/>
-        <w:rPr>
-          <w:rFonts w:ascii="Aptos" w:hAnsi="Aptos" w:eastAsia="Aptos" w:cs="Aptos"/>
-          <w:noProof w:val="0"/>
-          <w:sz w:val="24"/>
-          <w:szCs w:val="24"/>
-          <w:lang w:val="pt-BR"/>
-        </w:rPr>
-      </w:pPr>
+        <w:spacing w:before="0" w:beforeAutospacing="off" w:after="0" w:afterAutospacing="off"/>
+        <w:jc w:val="left"/>
+        <w:rPr>
+          <w:rFonts w:ascii="Aptos" w:hAnsi="Aptos" w:eastAsia="Aptos" w:cs="Aptos"/>
+          <w:noProof w:val="0"/>
+          <w:sz w:val="24"/>
+          <w:szCs w:val="24"/>
+          <w:lang w:val="pt-BR"/>
+        </w:rPr>
+      </w:pPr>
+    </w:p>
+    <w:p>
+      <w:pPr>
+        <w:spacing w:before="0" w:beforeAutospacing="off" w:after="0" w:afterAutospacing="off"/>
+        <w:jc w:val="left"/>
+      </w:pPr>
+      <w:r>
+        <w:rPr>
+          <w:rFonts w:ascii="Aptos" w:hAnsi="Aptos" w:eastAsia="Aptos" w:cs="Aptos"/>
+          <w:noProof w:val="0"/>
+          <w:sz w:val="24"/>
+          <w:szCs w:val="24"/>
+          <w:lang w:val="pt-BR"/>
+        </w:rPr>
+        <w:t>As finanças públicas constituem um campo interdisciplinar que exige a integração sinérgica de múltiplas áreas do conhecimento para garantir uma gestão eficiente, transparente e sustentável dos recursos da sociedade. A compreensão das conexões entre essas disciplinas é fundamental para o diagnóstico e a formulação de políticas fiscais adequadas.</w:t>
+      </w:r>
+    </w:p>
+    <w:p>
+      <w:pPr>
+        <w:spacing w:before="0" w:beforeAutospacing="off" w:after="0" w:afterAutospacing="off"/>
+        <w:jc w:val="left"/>
+        <w:rPr>
+          <w:rFonts w:ascii="Aptos" w:hAnsi="Aptos" w:eastAsia="Aptos" w:cs="Aptos"/>
+          <w:noProof w:val="0"/>
+          <w:sz w:val="24"/>
+          <w:szCs w:val="24"/>
+          <w:lang w:val="pt-BR"/>
+        </w:rPr>
+      </w:pPr>
+    </w:p>
+    <w:p>
+      <w:pPr>
+        <w:pStyle w:val="Normal"/>
+      </w:pPr>
+      <w:r>
+        <w:rPr>
+          <w:noProof w:val="0"/>
+          <w:lang w:val="pt-BR"/>
+        </w:rPr>
+        <w:t>1.1 Contabilidade Pública como Base Informacional</w:t>
+      </w:r>
+    </w:p>
+    <w:p>
+      <w:pPr>
+        <w:spacing w:before="0" w:beforeAutospacing="off" w:after="0" w:afterAutospacing="off"/>
+        <w:jc w:val="left"/>
+      </w:pPr>
+      <w:r>
+        <w:rPr>
+          <w:rFonts w:ascii="Aptos" w:hAnsi="Aptos" w:eastAsia="Aptos" w:cs="Aptos"/>
+          <w:noProof w:val="0"/>
+          <w:sz w:val="24"/>
+          <w:szCs w:val="24"/>
+          <w:lang w:val="pt-BR"/>
+        </w:rPr>
+        <w:t xml:space="preserve">A Contabilidade Pública fornece a infraestrutura de dados necessária para qualquer análise fiscal. Através do </w:t>
+      </w:r>
+      <w:r>
+        <w:rPr>
+          <w:rFonts w:ascii="Aptos" w:hAnsi="Aptos" w:eastAsia="Aptos" w:cs="Aptos"/>
+          <w:noProof w:val="0"/>
+          <w:sz w:val="24"/>
+          <w:szCs w:val="24"/>
+          <w:lang w:val="pt-BR"/>
+        </w:rPr>
+        <w:t>Siconfi</w:t>
+      </w:r>
+      <w:r>
+        <w:rPr>
+          <w:rFonts w:ascii="Aptos" w:hAnsi="Aptos" w:eastAsia="Aptos" w:cs="Aptos"/>
+          <w:noProof w:val="0"/>
+          <w:sz w:val="24"/>
+          <w:szCs w:val="24"/>
+          <w:lang w:val="pt-BR"/>
+        </w:rPr>
+        <w:t xml:space="preserve"> (Sistema de Informações Contábeis e Fiscais do Setor Público Brasileiro), os entes federativos registram suas receitas, despesas, ativos e passivos de forma padronizada. Sem registros contábeis precisos e confiáveis, como aqueles utilizados nesta prova (FINBRA 2014-2023), seria impossível realizar análises comparativas ou identificar tendências.</w:t>
+      </w:r>
+    </w:p>
+    <w:p>
+      <w:pPr>
+        <w:spacing w:before="0" w:beforeAutospacing="off" w:after="0" w:afterAutospacing="off"/>
+        <w:jc w:val="left"/>
+      </w:pPr>
+      <w:r>
+        <w:rPr>
+          <w:rFonts w:ascii="Aptos" w:hAnsi="Aptos" w:eastAsia="Aptos" w:cs="Aptos"/>
+          <w:noProof w:val="0"/>
+          <w:sz w:val="24"/>
+          <w:szCs w:val="24"/>
+          <w:lang w:val="pt-BR"/>
+        </w:rPr>
+        <w:t>A Contabilidade não se limita ao registro de transações; ela estabelece os princípios de reconhecimento, mensuração e divulgação que permitem que stakeholders (gestores, cidadãos, investidores) compreendam a situação financeira de um ente público.</w:t>
+      </w:r>
+    </w:p>
+    <w:p>
+      <w:pPr>
+        <w:spacing w:before="0" w:beforeAutospacing="off" w:after="0" w:afterAutospacing="off"/>
+        <w:jc w:val="left"/>
+        <w:rPr>
+          <w:rFonts w:ascii="Aptos" w:hAnsi="Aptos" w:eastAsia="Aptos" w:cs="Aptos"/>
+          <w:noProof w:val="0"/>
+          <w:sz w:val="24"/>
+          <w:szCs w:val="24"/>
+          <w:lang w:val="pt-BR"/>
+        </w:rPr>
+      </w:pPr>
+    </w:p>
+    <w:p>
+      <w:pPr>
+        <w:pStyle w:val="Normal"/>
+      </w:pPr>
+      <w:r>
+        <w:rPr>
+          <w:noProof w:val="0"/>
+          <w:lang w:val="pt-BR"/>
+        </w:rPr>
+        <w:t>1.2 Auditoria como Mecanismo de Controle e Legitimidade</w:t>
+      </w:r>
+    </w:p>
+    <w:p>
+      <w:pPr>
+        <w:spacing w:before="0" w:beforeAutospacing="off" w:after="0" w:afterAutospacing="off"/>
+        <w:jc w:val="left"/>
+      </w:pPr>
+      <w:r>
+        <w:rPr>
+          <w:rFonts w:ascii="Aptos" w:hAnsi="Aptos" w:eastAsia="Aptos" w:cs="Aptos"/>
+          <w:noProof w:val="0"/>
+          <w:sz w:val="24"/>
+          <w:szCs w:val="24"/>
+          <w:lang w:val="pt-BR"/>
+        </w:rPr>
+        <w:t xml:space="preserve">A Auditoria Governamental atua na verificação da legalidade, legitimidade e economicidade dos registros contábeis. Conforme estabelecido pelo Instituto </w:t>
+      </w:r>
+      <w:r>
+        <w:rPr>
+          <w:rFonts w:ascii="Aptos" w:hAnsi="Aptos" w:eastAsia="Aptos" w:cs="Aptos"/>
+          <w:noProof w:val="0"/>
+          <w:sz w:val="24"/>
+          <w:szCs w:val="24"/>
+          <w:lang w:val="pt-BR"/>
+        </w:rPr>
+        <w:t>Serzedello</w:t>
+      </w:r>
+      <w:r>
+        <w:rPr>
+          <w:rFonts w:ascii="Aptos" w:hAnsi="Aptos" w:eastAsia="Aptos" w:cs="Aptos"/>
+          <w:noProof w:val="0"/>
+          <w:sz w:val="24"/>
+          <w:szCs w:val="24"/>
+          <w:lang w:val="pt-BR"/>
+        </w:rPr>
+        <w:t xml:space="preserve"> Corrêa (ISC/TCU), a auditoria não se restringe ao cumprimento de normas; ela valida se o gasto público cumpre sua finalidade social e se os recursos foram utilizados de forma eficiente.</w:t>
+      </w:r>
+    </w:p>
+    <w:p>
+      <w:pPr>
+        <w:spacing w:before="0" w:beforeAutospacing="off" w:after="0" w:afterAutospacing="off"/>
+        <w:jc w:val="left"/>
+      </w:pPr>
+      <w:r>
+        <w:rPr>
+          <w:rFonts w:ascii="Aptos" w:hAnsi="Aptos" w:eastAsia="Aptos" w:cs="Aptos"/>
+          <w:noProof w:val="0"/>
+          <w:sz w:val="24"/>
+          <w:szCs w:val="24"/>
+          <w:lang w:val="pt-BR"/>
+        </w:rPr>
+        <w:t>No contexto desta prova, a confiabilidade dos dados de receita e despesa dos municípios de Betim e Governador Valadares depende de processos de auditoria que garantem que as informações foram coletadas e processadas corretamente. A auditoria também fornece recomendações para melhorias na gestão fiscal.</w:t>
+      </w:r>
+    </w:p>
+    <w:p>
+      <w:pPr>
+        <w:spacing w:before="0" w:beforeAutospacing="off" w:after="0" w:afterAutospacing="off"/>
+        <w:jc w:val="left"/>
+        <w:rPr>
+          <w:rFonts w:ascii="Aptos" w:hAnsi="Aptos" w:eastAsia="Aptos" w:cs="Aptos"/>
+          <w:noProof w:val="0"/>
+          <w:sz w:val="24"/>
+          <w:szCs w:val="24"/>
+          <w:lang w:val="pt-BR"/>
+        </w:rPr>
+      </w:pPr>
+    </w:p>
+    <w:p>
+      <w:pPr>
+        <w:pStyle w:val="Normal"/>
+      </w:pPr>
+      <w:r>
+        <w:rPr>
+          <w:noProof w:val="0"/>
+          <w:lang w:val="pt-BR"/>
+        </w:rPr>
+        <w:t>1.3 Administração Pública como Executor de Políticas</w:t>
+      </w:r>
+    </w:p>
+    <w:p>
+      <w:pPr>
+        <w:spacing w:before="0" w:beforeAutospacing="off" w:after="0" w:afterAutospacing="off"/>
+        <w:jc w:val="left"/>
+      </w:pPr>
+      <w:r>
+        <w:rPr>
+          <w:rFonts w:ascii="Aptos" w:hAnsi="Aptos" w:eastAsia="Aptos" w:cs="Aptos"/>
+          <w:noProof w:val="0"/>
+          <w:sz w:val="24"/>
+          <w:szCs w:val="24"/>
+          <w:lang w:val="pt-BR"/>
+        </w:rPr>
+        <w:t>A Administração Pública fornece o arcabouço organizacional e processual para a execução das políticas fiscais. Ela define como os recursos serão alocados entre funções (Saúde, Educação, Segurança), como os processos de arrecadação serão conduzidos e como a despesa será realizada.</w:t>
+      </w:r>
+    </w:p>
+    <w:p>
+      <w:pPr>
+        <w:spacing w:before="0" w:beforeAutospacing="off" w:after="0" w:afterAutospacing="off"/>
+        <w:jc w:val="left"/>
+      </w:pPr>
+      <w:r>
+        <w:rPr>
+          <w:rFonts w:ascii="Aptos" w:hAnsi="Aptos" w:eastAsia="Aptos" w:cs="Aptos"/>
+          <w:noProof w:val="0"/>
+          <w:sz w:val="24"/>
+          <w:szCs w:val="24"/>
+          <w:lang w:val="pt-BR"/>
+        </w:rPr>
+        <w:t>A qualidade da gestão administrativa influencia diretamente a eficiência do gasto público. Por exemplo, a correlação negativa entre Gasto em Educação e IDEB em Betim (Questão 5) pode indicar não apenas insuficiência de recursos, mas também ineficiências administrativas na alocação ou execução do gasto.</w:t>
+      </w:r>
+    </w:p>
+    <w:p>
+      <w:pPr>
+        <w:spacing w:before="0" w:beforeAutospacing="off" w:after="0" w:afterAutospacing="off"/>
+        <w:jc w:val="left"/>
+        <w:rPr>
+          <w:rFonts w:ascii="Aptos" w:hAnsi="Aptos" w:eastAsia="Aptos" w:cs="Aptos"/>
+          <w:noProof w:val="0"/>
+          <w:sz w:val="24"/>
+          <w:szCs w:val="24"/>
+          <w:lang w:val="pt-BR"/>
+        </w:rPr>
+      </w:pPr>
+    </w:p>
+    <w:p>
+      <w:pPr>
+        <w:pStyle w:val="Normal"/>
+      </w:pPr>
+      <w:r>
+        <w:rPr>
+          <w:noProof w:val="0"/>
+          <w:lang w:val="pt-BR"/>
+        </w:rPr>
+        <w:t>1.4 Economia do Setor Público como Referencial Teórico</w:t>
+      </w:r>
+    </w:p>
+    <w:p>
+      <w:pPr>
+        <w:spacing w:before="0" w:beforeAutospacing="off" w:after="0" w:afterAutospacing="off"/>
+        <w:jc w:val="left"/>
+      </w:pPr>
+      <w:r>
+        <w:rPr>
+          <w:rFonts w:ascii="Aptos" w:hAnsi="Aptos" w:eastAsia="Aptos" w:cs="Aptos"/>
+          <w:noProof w:val="0"/>
+          <w:sz w:val="24"/>
+          <w:szCs w:val="24"/>
+          <w:lang w:val="pt-BR"/>
+        </w:rPr>
+        <w:t>A Economia do Setor Público fornece o referencial teórico para justificar a intervenção estatal e medir sua eficácia. Ela responde perguntas fundamentais: Por que o Estado deve intervir em educação? Qual é o nível ótimo de tributação? Como a receita fiscal se relaciona com o desempenho econômico?</w:t>
+      </w:r>
+    </w:p>
+    <w:p>
+      <w:pPr>
+        <w:spacing w:before="0" w:beforeAutospacing="off" w:after="0" w:afterAutospacing="off"/>
+        <w:jc w:val="left"/>
+      </w:pPr>
+      <w:r>
+        <w:rPr>
+          <w:rFonts w:ascii="Aptos" w:hAnsi="Aptos" w:eastAsia="Aptos" w:cs="Aptos"/>
+          <w:noProof w:val="0"/>
+          <w:sz w:val="24"/>
+          <w:szCs w:val="24"/>
+          <w:lang w:val="pt-BR"/>
+        </w:rPr>
+        <w:t>As análises econométricas realizadas nesta prova (correlações, regressões, Curva de Laffer) são instrumentos da Economia do Setor Público que permitem quantificar essas relações e informar decisões de política pública</w:t>
+      </w:r>
     </w:p>
     <w:p>
       <w:pPr>
@@ -1103,6 +944,7 @@
         <w:tabs>
           <w:tab w:val="num" w:leader="none" w:pos="720"/>
         </w:tabs>
+        <w:jc w:val="left"/>
         <w:rPr>
           <w:rFonts w:ascii="Aptos" w:hAnsi="Aptos" w:eastAsia="Aptos" w:cs="Aptos" w:asciiTheme="minorAscii" w:hAnsiTheme="minorAscii" w:eastAsiaTheme="minorAscii" w:cstheme="minorAscii"/>
           <w:b w:val="0"/>
@@ -1128,7 +970,7 @@
     </w:p>
     <w:p>
       <w:pPr>
-        <w:jc w:val="both"/>
+        <w:jc w:val="left"/>
         <w:rPr>
           <w:rFonts w:ascii="Aptos" w:hAnsi="Aptos" w:eastAsia="Aptos" w:cs="Aptos" w:asciiTheme="minorAscii" w:hAnsiTheme="minorAscii" w:eastAsiaTheme="minorAscii" w:cstheme="minorAscii"/>
           <w:b w:val="0"/>
@@ -1148,7 +990,7 @@
     <w:p>
       <w:pPr>
         <w:spacing w:before="240" w:beforeAutospacing="off" w:after="240" w:afterAutospacing="off"/>
-        <w:jc w:val="both"/>
+        <w:jc w:val="left"/>
       </w:pPr>
       <w:r>
         <w:rPr>
@@ -1166,7 +1008,7 @@
     <w:p>
       <w:pPr>
         <w:spacing w:before="240" w:beforeAutospacing="off" w:after="240" w:afterAutospacing="off"/>
-        <w:jc w:val="both"/>
+        <w:jc w:val="left"/>
       </w:pPr>
       <w:r>
         <w:rPr>
@@ -1187,7 +1029,7 @@
           <w:numId w:val="4"/>
         </w:numPr>
         <w:spacing w:before="240" w:beforeAutospacing="off" w:after="240" w:afterAutospacing="off"/>
-        <w:jc w:val="both"/>
+        <w:jc w:val="left"/>
         <w:rPr>
           <w:rFonts w:ascii="Aptos" w:hAnsi="Aptos" w:eastAsia="Aptos" w:cs="Aptos"/>
           <w:noProof w:val="0"/>
@@ -1224,7 +1066,7 @@
         <w:pStyle w:val="Normal"/>
         <w:spacing w:before="240" w:beforeAutospacing="off" w:after="240" w:afterAutospacing="off"/>
         <w:ind w:left="720"/>
-        <w:jc w:val="both"/>
+        <w:jc w:val="left"/>
         <w:rPr>
           <w:rFonts w:ascii="Aptos" w:hAnsi="Aptos" w:eastAsia="Aptos" w:cs="Aptos"/>
           <w:noProof w:val="0"/>
@@ -1242,7 +1084,7 @@
           <w:numId w:val="4"/>
         </w:numPr>
         <w:spacing w:before="240" w:beforeAutospacing="off" w:after="240" w:afterAutospacing="off"/>
-        <w:jc w:val="both"/>
+        <w:jc w:val="left"/>
         <w:rPr>
           <w:rFonts w:ascii="Aptos" w:hAnsi="Aptos" w:eastAsia="Aptos" w:cs="Aptos"/>
           <w:noProof w:val="0"/>
@@ -1279,7 +1121,7 @@
         <w:pStyle w:val="Normal"/>
         <w:spacing w:before="240" w:beforeAutospacing="off" w:after="240" w:afterAutospacing="off"/>
         <w:ind w:left="720"/>
-        <w:jc w:val="both"/>
+        <w:jc w:val="left"/>
         <w:rPr>
           <w:rFonts w:ascii="Aptos" w:hAnsi="Aptos" w:eastAsia="Aptos" w:cs="Aptos"/>
           <w:noProof w:val="0"/>
@@ -1297,7 +1139,7 @@
           <w:numId w:val="4"/>
         </w:numPr>
         <w:spacing w:before="240" w:beforeAutospacing="off" w:after="240" w:afterAutospacing="off"/>
-        <w:jc w:val="both"/>
+        <w:jc w:val="left"/>
         <w:rPr>
           <w:rFonts w:ascii="Aptos" w:hAnsi="Aptos" w:eastAsia="Aptos" w:cs="Aptos"/>
           <w:noProof w:val="0"/>
@@ -1334,7 +1176,7 @@
         <w:pStyle w:val="Normal"/>
         <w:spacing w:before="240" w:beforeAutospacing="off" w:after="240" w:afterAutospacing="off"/>
         <w:ind w:left="720"/>
-        <w:jc w:val="both"/>
+        <w:jc w:val="left"/>
         <w:rPr>
           <w:rFonts w:ascii="Aptos" w:hAnsi="Aptos" w:eastAsia="Aptos" w:cs="Aptos"/>
           <w:noProof w:val="0"/>
@@ -1352,7 +1194,7 @@
           <w:numId w:val="4"/>
         </w:numPr>
         <w:spacing w:before="240" w:beforeAutospacing="off" w:after="240" w:afterAutospacing="off"/>
-        <w:jc w:val="both"/>
+        <w:jc w:val="left"/>
         <w:rPr>
           <w:rFonts w:ascii="Aptos" w:hAnsi="Aptos" w:eastAsia="Aptos" w:cs="Aptos"/>
           <w:noProof w:val="0"/>
@@ -1389,7 +1231,7 @@
         <w:pStyle w:val="ListParagraph"/>
         <w:spacing w:before="240" w:beforeAutospacing="off" w:after="240" w:afterAutospacing="off"/>
         <w:ind w:left="720"/>
-        <w:jc w:val="both"/>
+        <w:jc w:val="left"/>
         <w:rPr>
           <w:rFonts w:ascii="Aptos" w:hAnsi="Aptos" w:eastAsia="Aptos" w:cs="Aptos"/>
           <w:noProof w:val="0"/>
@@ -1402,7 +1244,7 @@
     <w:p>
       <w:pPr>
         <w:spacing w:before="240" w:beforeAutospacing="off" w:after="240" w:afterAutospacing="off"/>
-        <w:jc w:val="both"/>
+        <w:jc w:val="left"/>
       </w:pPr>
       <w:r>
         <w:rPr>
@@ -1420,11 +1262,14 @@
     <w:p>
       <w:pPr>
         <w:spacing w:before="0" w:beforeAutospacing="off" w:after="0" w:afterAutospacing="off"/>
-        <w:jc w:val="both"/>
+        <w:jc w:val="left"/>
+        <w:rPr>
+          <w:u w:val="single"/>
+        </w:rPr>
       </w:pPr>
       <w:r>
         <w:drawing>
-          <wp:inline wp14:editId="3300154F" wp14:anchorId="6945F938">
+          <wp:inline wp14:editId="465DFC32" wp14:anchorId="6945F938">
             <wp:extent cx="5243425" cy="3240000"/>
             <wp:effectExtent l="0" t="0" r="0" b="0"/>
             <wp:docPr id="855550482" name="drawing"/>
@@ -1470,7 +1315,7 @@
       <w:pPr>
         <w:pStyle w:val="Normal"/>
         <w:spacing w:before="240" w:beforeAutospacing="off" w:after="240" w:afterAutospacing="off"/>
-        <w:jc w:val="right"/>
+        <w:jc w:val="left"/>
         <w:rPr>
           <w:rFonts w:ascii="Aptos" w:hAnsi="Aptos" w:eastAsia="Aptos" w:cs="Aptos"/>
           <w:i w:val="1"/>
@@ -1497,7 +1342,7 @@
     <w:p>
       <w:pPr>
         <w:spacing w:before="240" w:beforeAutospacing="off" w:after="240" w:afterAutospacing="off"/>
-        <w:jc w:val="both"/>
+        <w:jc w:val="left"/>
       </w:pPr>
       <w:r>
         <w:rPr>
@@ -1535,7 +1380,7 @@
     <w:p>
       <w:pPr>
         <w:spacing w:before="240" w:beforeAutospacing="off" w:after="240" w:afterAutospacing="off"/>
-        <w:jc w:val="both"/>
+        <w:jc w:val="left"/>
       </w:pPr>
       <w:r>
         <w:rPr>
@@ -1639,7 +1484,7 @@
     <w:p>
       <w:pPr>
         <w:spacing w:before="240" w:beforeAutospacing="off" w:after="240" w:afterAutospacing="off"/>
-        <w:jc w:val="both"/>
+        <w:jc w:val="left"/>
       </w:pPr>
       <w:r>
         <w:rPr>
@@ -1655,7 +1500,7 @@
     <w:p>
       <w:pPr>
         <w:pStyle w:val="Normal"/>
-        <w:jc w:val="both"/>
+        <w:jc w:val="left"/>
         <w:rPr>
           <w:rFonts w:ascii="Aptos" w:hAnsi="Aptos" w:eastAsia="Aptos" w:cs="Aptos" w:asciiTheme="minorAscii" w:hAnsiTheme="minorAscii" w:eastAsiaTheme="minorAscii" w:cstheme="minorAscii"/>
           <w:b w:val="0"/>
@@ -1675,6 +1520,7 @@
     <w:p>
       <w:pPr>
         <w:pStyle w:val="Heading4"/>
+        <w:jc w:val="left"/>
         <w:rPr>
           <w:rFonts w:ascii="Aptos" w:hAnsi="Aptos" w:eastAsia="Aptos" w:cs="Aptos" w:asciiTheme="minorAscii" w:hAnsiTheme="minorAscii" w:eastAsiaTheme="minorAscii" w:cstheme="minorAscii"/>
           <w:b w:val="0"/>
@@ -1701,7 +1547,7 @@
     <w:p>
       <w:pPr>
         <w:spacing w:before="240" w:beforeAutospacing="off" w:after="240" w:afterAutospacing="off"/>
-        <w:jc w:val="both"/>
+        <w:jc w:val="left"/>
       </w:pPr>
       <w:r>
         <w:rPr>
@@ -1723,7 +1569,7 @@
       </w:pPr>
       <w:r>
         <w:drawing>
-          <wp:inline wp14:editId="2116EB74" wp14:anchorId="065C305A">
+          <wp:inline wp14:editId="6F6B2F95" wp14:anchorId="065C305A">
             <wp:extent cx="4680000" cy="2952417"/>
             <wp:effectExtent l="0" t="0" r="0" b="0"/>
             <wp:docPr id="239096784" name="drawing"/>
@@ -1768,11 +1614,11 @@
     <w:p>
       <w:pPr>
         <w:spacing w:before="0" w:beforeAutospacing="off" w:after="0" w:afterAutospacing="off"/>
-        <w:jc w:val="right"/>
+        <w:jc w:val="left"/>
       </w:pPr>
       <w:r>
         <w:drawing>
-          <wp:inline wp14:editId="528BDE34" wp14:anchorId="3A5759BC">
+          <wp:inline wp14:editId="5212C352" wp14:anchorId="3A5759BC">
             <wp:extent cx="4680000" cy="2815761"/>
             <wp:effectExtent l="0" t="0" r="0" b="0"/>
             <wp:docPr id="729735263" name="drawing"/>
@@ -1818,7 +1664,7 @@
       <w:pPr>
         <w:pStyle w:val="Normal"/>
         <w:spacing w:before="0" w:beforeAutospacing="off" w:after="0" w:afterAutospacing="off"/>
-        <w:jc w:val="right"/>
+        <w:jc w:val="left"/>
         <w:rPr>
           <w:rFonts w:ascii="Aptos" w:hAnsi="Aptos" w:eastAsia="Aptos" w:cs="Aptos"/>
           <w:i w:val="1"/>
@@ -1845,7 +1691,7 @@
     <w:p>
       <w:pPr>
         <w:spacing w:before="240" w:beforeAutospacing="off" w:after="240" w:afterAutospacing="off"/>
-        <w:jc w:val="both"/>
+        <w:jc w:val="left"/>
         <w:rPr>
           <w:rFonts w:ascii="Aptos" w:hAnsi="Aptos" w:eastAsia="Aptos" w:cs="Aptos"/>
           <w:b w:val="1"/>
@@ -1860,7 +1706,7 @@
     <w:p>
       <w:pPr>
         <w:spacing w:before="240" w:beforeAutospacing="off" w:after="240" w:afterAutospacing="off"/>
-        <w:jc w:val="both"/>
+        <w:jc w:val="left"/>
       </w:pPr>
       <w:r>
         <w:rPr>
@@ -1876,7 +1722,7 @@
     <w:p>
       <w:pPr>
         <w:spacing w:before="240" w:beforeAutospacing="off" w:after="240" w:afterAutospacing="off"/>
-        <w:jc w:val="both"/>
+        <w:jc w:val="left"/>
       </w:pPr>
       <w:r>
         <w:rPr>
@@ -1936,7 +1782,7 @@
     <w:p>
       <w:pPr>
         <w:spacing w:before="240" w:beforeAutospacing="off" w:after="240" w:afterAutospacing="off"/>
-        <w:jc w:val="both"/>
+        <w:jc w:val="left"/>
       </w:pPr>
       <w:r>
         <w:rPr>
@@ -1974,7 +1820,7 @@
     <w:p>
       <w:pPr>
         <w:spacing w:before="240" w:beforeAutospacing="off" w:after="240" w:afterAutospacing="off"/>
-        <w:jc w:val="both"/>
+        <w:jc w:val="left"/>
       </w:pPr>
       <w:r>
         <w:rPr>
@@ -1989,7 +1835,7 @@
     </w:p>
     <w:p>
       <w:pPr>
-        <w:jc w:val="both"/>
+        <w:jc w:val="left"/>
         <w:rPr>
           <w:rFonts w:ascii="Aptos" w:hAnsi="Aptos" w:eastAsia="Aptos" w:cs="Aptos" w:asciiTheme="minorAscii" w:hAnsiTheme="minorAscii" w:eastAsiaTheme="minorAscii" w:cstheme="minorAscii"/>
           <w:b w:val="0"/>
@@ -2009,6 +1855,7 @@
     <w:p>
       <w:pPr>
         <w:pStyle w:val="Heading4"/>
+        <w:jc w:val="left"/>
       </w:pPr>
       <w:r>
         <w:rPr>
@@ -2025,7 +1872,7 @@
         <w:bidi w:val="0"/>
         <w:spacing w:before="240" w:beforeAutospacing="off" w:after="240" w:afterAutospacing="off" w:line="279" w:lineRule="auto"/>
         <w:ind w:left="0" w:right="0"/>
-        <w:jc w:val="both"/>
+        <w:jc w:val="left"/>
         <w:rPr>
           <w:rFonts w:ascii="Aptos" w:hAnsi="Aptos" w:eastAsia="Aptos" w:cs="Aptos"/>
           <w:b w:val="1"/>
@@ -2079,11 +1926,11 @@
     <w:p>
       <w:pPr>
         <w:spacing w:before="0" w:beforeAutospacing="off" w:after="0" w:afterAutospacing="off"/>
-        <w:jc w:val="both"/>
+        <w:jc w:val="left"/>
       </w:pPr>
       <w:r>
         <w:drawing>
-          <wp:inline wp14:editId="54022ACC" wp14:anchorId="60CE3750">
+          <wp:inline wp14:editId="13620F62" wp14:anchorId="60CE3750">
             <wp:extent cx="4733925" cy="2943225"/>
             <wp:effectExtent l="0" t="0" r="0" b="0"/>
             <wp:docPr id="919083194" name="drawing"/>
@@ -2128,11 +1975,11 @@
     <w:p>
       <w:pPr>
         <w:spacing w:before="0" w:beforeAutospacing="off" w:after="0" w:afterAutospacing="off"/>
-        <w:jc w:val="right"/>
+        <w:jc w:val="left"/>
       </w:pPr>
       <w:r>
         <w:drawing>
-          <wp:inline wp14:editId="5AF987B7" wp14:anchorId="72A78AB6">
+          <wp:inline wp14:editId="76BF89FA" wp14:anchorId="72A78AB6">
             <wp:extent cx="4892067" cy="2943360"/>
             <wp:effectExtent l="0" t="0" r="0" b="0"/>
             <wp:docPr id="124041309" name="drawing"/>
@@ -2178,7 +2025,7 @@
       <w:pPr>
         <w:pStyle w:val="Normal"/>
         <w:spacing w:before="0" w:beforeAutospacing="off" w:after="0" w:afterAutospacing="off"/>
-        <w:jc w:val="right"/>
+        <w:jc w:val="left"/>
         <w:rPr>
           <w:rFonts w:ascii="Aptos" w:hAnsi="Aptos" w:eastAsia="Aptos" w:cs="Aptos"/>
           <w:i w:val="1"/>
@@ -2229,7 +2076,7 @@
     <w:p>
       <w:pPr>
         <w:spacing w:before="240" w:beforeAutospacing="off" w:after="240" w:afterAutospacing="off"/>
-        <w:jc w:val="both"/>
+        <w:jc w:val="left"/>
       </w:pPr>
       <w:r>
         <w:rPr>
@@ -2245,7 +2092,7 @@
     <w:p>
       <w:pPr>
         <w:spacing w:before="240" w:beforeAutospacing="off" w:after="240" w:afterAutospacing="off"/>
-        <w:jc w:val="both"/>
+        <w:jc w:val="left"/>
       </w:pPr>
       <w:r>
         <w:rPr>
@@ -2261,7 +2108,7 @@
     <w:p>
       <w:pPr>
         <w:spacing w:before="240" w:beforeAutospacing="off" w:after="240" w:afterAutospacing="off"/>
-        <w:jc w:val="both"/>
+        <w:jc w:val="left"/>
       </w:pPr>
       <w:r>
         <w:rPr>
@@ -2277,7 +2124,7 @@
     <w:p>
       <w:pPr>
         <w:spacing w:before="240" w:beforeAutospacing="off" w:after="240" w:afterAutospacing="off"/>
-        <w:jc w:val="both"/>
+        <w:jc w:val="left"/>
       </w:pPr>
       <w:r>
         <w:rPr>
@@ -2312,7 +2159,7 @@
     </w:p>
     <w:p>
       <w:pPr>
-        <w:jc w:val="both"/>
+        <w:jc w:val="left"/>
         <w:rPr>
           <w:rFonts w:ascii="Aptos" w:hAnsi="Aptos" w:eastAsia="Aptos" w:cs="Aptos" w:asciiTheme="minorAscii" w:hAnsiTheme="minorAscii" w:eastAsiaTheme="minorAscii" w:cstheme="minorAscii"/>
           <w:b w:val="0"/>
@@ -2332,6 +2179,7 @@
     <w:p>
       <w:pPr>
         <w:pStyle w:val="Heading4"/>
+        <w:jc w:val="left"/>
       </w:pPr>
       <w:r>
         <w:rPr>
@@ -2344,7 +2192,7 @@
     <w:p>
       <w:pPr>
         <w:spacing w:before="0" w:beforeAutospacing="off" w:after="240" w:afterAutospacing="off"/>
-        <w:jc w:val="both"/>
+        <w:jc w:val="left"/>
       </w:pPr>
       <w:r>
         <w:rPr>
@@ -2362,17 +2210,17 @@
     <w:p>
       <w:pPr>
         <w:spacing w:before="0" w:beforeAutospacing="off" w:after="0" w:afterAutospacing="off"/>
-        <w:jc w:val="both"/>
+        <w:jc w:val="left"/>
       </w:pPr>
     </w:p>
     <w:p>
       <w:pPr>
         <w:spacing w:before="0" w:beforeAutospacing="off" w:after="0" w:afterAutospacing="off"/>
-        <w:jc w:val="center"/>
+        <w:jc w:val="left"/>
       </w:pPr>
       <w:r>
         <w:drawing>
-          <wp:inline wp14:editId="7FC0F843" wp14:anchorId="75559B00">
+          <wp:inline wp14:editId="784595C2" wp14:anchorId="75559B00">
             <wp:extent cx="4591050" cy="2762250"/>
             <wp:effectExtent l="0" t="0" r="0" b="0"/>
             <wp:docPr id="1543946386" name="drawing"/>
@@ -2417,7 +2265,7 @@
     <w:p>
       <w:pPr>
         <w:spacing w:before="0" w:beforeAutospacing="off" w:after="240" w:afterAutospacing="off"/>
-        <w:jc w:val="both"/>
+        <w:jc w:val="left"/>
         <w:rPr>
           <w:rFonts w:ascii="Aptos" w:hAnsi="Aptos" w:eastAsia="Aptos" w:cs="Aptos"/>
           <w:noProof w:val="0"/>
@@ -2430,7 +2278,7 @@
     <w:p>
       <w:pPr>
         <w:spacing w:before="0" w:beforeAutospacing="off" w:after="240" w:afterAutospacing="off"/>
-        <w:jc w:val="both"/>
+        <w:jc w:val="left"/>
       </w:pPr>
       <w:r>
         <w:rPr>
@@ -2520,7 +2368,7 @@
     <w:p>
       <w:pPr>
         <w:spacing w:before="0" w:beforeAutospacing="off" w:after="240" w:afterAutospacing="off"/>
-        <w:jc w:val="both"/>
+        <w:jc w:val="left"/>
       </w:pPr>
       <w:r>
         <w:rPr>
@@ -2538,7 +2386,7 @@
     <w:p>
       <w:pPr>
         <w:spacing w:before="0" w:beforeAutospacing="off" w:after="240" w:afterAutospacing="off"/>
-        <w:jc w:val="both"/>
+        <w:jc w:val="left"/>
       </w:pPr>
       <w:r>
         <w:rPr>
@@ -2645,7 +2493,7 @@
     <w:p>
       <w:pPr>
         <w:spacing w:before="0" w:beforeAutospacing="off" w:after="240" w:afterAutospacing="off"/>
-        <w:jc w:val="both"/>
+        <w:jc w:val="left"/>
       </w:pPr>
       <w:r>
         <w:rPr>
@@ -2705,7 +2553,7 @@
     <w:p>
       <w:pPr>
         <w:spacing w:before="0" w:beforeAutospacing="off" w:after="240" w:afterAutospacing="off"/>
-        <w:jc w:val="both"/>
+        <w:jc w:val="left"/>
       </w:pPr>
       <w:r>
         <w:rPr>
@@ -2742,7 +2590,7 @@
     </w:p>
     <w:p>
       <w:pPr>
-        <w:jc w:val="both"/>
+        <w:jc w:val="left"/>
         <w:rPr>
           <w:rFonts w:ascii="Aptos" w:hAnsi="Aptos" w:eastAsia="Aptos" w:cs="Aptos" w:asciiTheme="minorAscii" w:hAnsiTheme="minorAscii" w:eastAsiaTheme="minorAscii" w:cstheme="minorAscii"/>
           <w:b w:val="0"/>
@@ -2762,6 +2610,7 @@
     <w:p>
       <w:pPr>
         <w:pStyle w:val="Heading4"/>
+        <w:jc w:val="left"/>
       </w:pPr>
       <w:r>
         <w:rPr>
@@ -2773,7 +2622,7 @@
     </w:p>
     <w:p>
       <w:pPr>
-        <w:jc w:val="both"/>
+        <w:jc w:val="left"/>
       </w:pPr>
       <w:r>
         <w:rPr>
@@ -2796,7 +2645,7 @@
     <w:p>
       <w:pPr>
         <w:pStyle w:val="Normal"/>
-        <w:jc w:val="both"/>
+        <w:jc w:val="left"/>
       </w:pPr>
       <w:r>
         <w:rPr>
@@ -2809,17 +2658,17 @@
     <w:p>
       <w:pPr>
         <w:spacing w:before="0" w:beforeAutospacing="off" w:after="0" w:afterAutospacing="off"/>
-        <w:jc w:val="both"/>
+        <w:jc w:val="left"/>
       </w:pPr>
     </w:p>
     <w:p>
       <w:pPr>
         <w:spacing w:before="0" w:beforeAutospacing="off" w:after="0" w:afterAutospacing="off"/>
-        <w:jc w:val="center"/>
+        <w:jc w:val="left"/>
       </w:pPr>
       <w:r>
         <w:drawing>
-          <wp:inline wp14:editId="24032656" wp14:anchorId="5C9E7748">
+          <wp:inline wp14:editId="6575E2AF" wp14:anchorId="5C9E7748">
             <wp:extent cx="4591050" cy="2762250"/>
             <wp:effectExtent l="0" t="0" r="0" b="0"/>
             <wp:docPr id="512989180" name="drawing"/>
@@ -2864,7 +2713,7 @@
     <w:p>
       <w:pPr>
         <w:pStyle w:val="Normal"/>
-        <w:jc w:val="both"/>
+        <w:jc w:val="left"/>
         <w:rPr>
           <w:noProof w:val="0"/>
           <w:lang w:val="pt-BR"/>
@@ -2874,7 +2723,7 @@
     <w:p>
       <w:pPr>
         <w:spacing w:before="0" w:beforeAutospacing="off" w:after="240" w:afterAutospacing="off"/>
-        <w:jc w:val="both"/>
+        <w:jc w:val="left"/>
       </w:pPr>
       <w:r>
         <w:rPr>
@@ -3076,7 +2925,7 @@
     <w:p>
       <w:pPr>
         <w:spacing w:before="0" w:beforeAutospacing="off" w:after="240" w:afterAutospacing="off"/>
-        <w:jc w:val="both"/>
+        <w:jc w:val="left"/>
       </w:pPr>
       <w:r>
         <w:rPr>
@@ -3094,7 +2943,7 @@
     <w:p>
       <w:pPr>
         <w:spacing w:before="0" w:beforeAutospacing="off" w:after="240" w:afterAutospacing="off"/>
-        <w:jc w:val="both"/>
+        <w:jc w:val="left"/>
       </w:pPr>
       <w:r>
         <w:rPr>
@@ -3142,7 +2991,7 @@
     <w:p>
       <w:pPr>
         <w:spacing w:before="0" w:beforeAutospacing="off" w:after="240" w:afterAutospacing="off"/>
-        <w:jc w:val="both"/>
+        <w:jc w:val="left"/>
       </w:pPr>
       <w:r>
         <w:rPr>
@@ -3180,7 +3029,7 @@
     <w:p>
       <w:pPr>
         <w:spacing w:before="0" w:beforeAutospacing="off" w:after="240" w:afterAutospacing="off"/>
-        <w:jc w:val="both"/>
+        <w:jc w:val="left"/>
       </w:pPr>
       <w:r>
         <w:rPr>
@@ -3217,7 +3066,7 @@
     </w:p>
     <w:p>
       <w:pPr>
-        <w:jc w:val="both"/>
+        <w:jc w:val="left"/>
         <w:rPr>
           <w:rFonts w:ascii="Aptos" w:hAnsi="Aptos" w:eastAsia="Aptos" w:cs="Aptos" w:asciiTheme="minorAscii" w:hAnsiTheme="minorAscii" w:eastAsiaTheme="minorAscii" w:cstheme="minorAscii"/>
           <w:b w:val="0"/>
@@ -3237,6 +3086,7 @@
     <w:p>
       <w:pPr>
         <w:pStyle w:val="Heading4"/>
+        <w:jc w:val="left"/>
         <w:rPr>
           <w:rFonts w:ascii="Aptos" w:hAnsi="Aptos" w:eastAsia="Aptos" w:cs="Aptos" w:asciiTheme="minorAscii" w:hAnsiTheme="minorAscii" w:eastAsiaTheme="minorAscii" w:cstheme="minorAscii"/>
           <w:b w:val="0"/>
@@ -3318,7 +3168,7 @@
     </w:p>
     <w:p>
       <w:pPr>
-        <w:jc w:val="both"/>
+        <w:jc w:val="left"/>
         <w:rPr>
           <w:rFonts w:ascii="Aptos" w:hAnsi="Aptos" w:eastAsia="Aptos" w:cs="Aptos" w:asciiTheme="minorAscii" w:hAnsiTheme="minorAscii" w:eastAsiaTheme="minorAscii" w:cstheme="minorAscii"/>
           <w:b w:val="0"/>
@@ -3338,7 +3188,7 @@
     <w:p>
       <w:pPr>
         <w:pStyle w:val="Normal"/>
-        <w:jc w:val="both"/>
+        <w:jc w:val="left"/>
       </w:pPr>
       <w:r>
         <w:rPr>
@@ -3351,11 +3201,11 @@
     <w:p>
       <w:pPr>
         <w:spacing w:before="0" w:beforeAutospacing="off" w:after="0" w:afterAutospacing="off"/>
-        <w:jc w:val="both"/>
+        <w:jc w:val="left"/>
       </w:pPr>
       <w:r>
         <w:drawing>
-          <wp:inline wp14:editId="43B9DFDF" wp14:anchorId="7A768CA8">
+          <wp:inline wp14:editId="141A1D1E" wp14:anchorId="7A768CA8">
             <wp:extent cx="4591050" cy="2762250"/>
             <wp:effectExtent l="0" t="0" r="0" b="0"/>
             <wp:docPr id="1652062403" name="drawing"/>
@@ -3400,11 +3250,11 @@
     <w:p>
       <w:pPr>
         <w:spacing w:before="0" w:beforeAutospacing="off" w:after="0" w:afterAutospacing="off"/>
-        <w:jc w:val="right"/>
+        <w:jc w:val="left"/>
       </w:pPr>
       <w:r>
         <w:drawing>
-          <wp:inline wp14:editId="4E5D98C9" wp14:anchorId="2F624C6A">
+          <wp:inline wp14:editId="7852AD02" wp14:anchorId="2F624C6A">
             <wp:extent cx="4591050" cy="2762250"/>
             <wp:effectExtent l="0" t="0" r="0" b="0"/>
             <wp:docPr id="1041966513" name="drawing"/>
@@ -3449,25 +3299,25 @@
     <w:p>
       <w:pPr>
         <w:spacing w:before="0" w:beforeAutospacing="off" w:after="0" w:afterAutospacing="off"/>
-        <w:jc w:val="both"/>
+        <w:jc w:val="left"/>
       </w:pPr>
     </w:p>
     <w:p>
       <w:pPr>
         <w:spacing w:before="0" w:beforeAutospacing="off" w:after="0" w:afterAutospacing="off"/>
-        <w:jc w:val="both"/>
+        <w:jc w:val="left"/>
       </w:pPr>
     </w:p>
     <w:p>
       <w:pPr>
         <w:spacing w:before="0" w:beforeAutospacing="off" w:after="0" w:afterAutospacing="off"/>
-        <w:jc w:val="both"/>
+        <w:jc w:val="left"/>
       </w:pPr>
     </w:p>
     <w:p>
       <w:pPr>
         <w:spacing w:before="0" w:beforeAutospacing="off" w:after="240" w:afterAutospacing="off"/>
-        <w:jc w:val="both"/>
+        <w:jc w:val="left"/>
       </w:pPr>
       <w:r>
         <w:rPr>
@@ -3585,7 +3435,7 @@
     <w:p>
       <w:pPr>
         <w:spacing w:before="0" w:beforeAutospacing="off" w:after="240" w:afterAutospacing="off"/>
-        <w:jc w:val="both"/>
+        <w:jc w:val="left"/>
       </w:pPr>
       <w:r>
         <w:rPr>
@@ -3606,7 +3456,7 @@
           <w:numId w:val="5"/>
         </w:numPr>
         <w:spacing w:before="240" w:beforeAutospacing="off" w:after="240" w:afterAutospacing="off"/>
-        <w:jc w:val="both"/>
+        <w:jc w:val="left"/>
         <w:rPr>
           <w:rFonts w:ascii="Aptos" w:hAnsi="Aptos" w:eastAsia="Aptos" w:cs="Aptos"/>
           <w:noProof w:val="0"/>
@@ -3703,7 +3553,7 @@
           <w:numId w:val="5"/>
         </w:numPr>
         <w:spacing w:before="240" w:beforeAutospacing="off" w:after="240" w:afterAutospacing="off"/>
-        <w:jc w:val="both"/>
+        <w:jc w:val="left"/>
         <w:rPr>
           <w:rFonts w:ascii="Aptos" w:hAnsi="Aptos" w:eastAsia="Aptos" w:cs="Aptos"/>
           <w:noProof w:val="0"/>
@@ -3795,7 +3645,7 @@
     <w:p>
       <w:pPr>
         <w:spacing w:before="0" w:beforeAutospacing="off" w:after="240" w:afterAutospacing="off"/>
-        <w:jc w:val="both"/>
+        <w:jc w:val="left"/>
       </w:pPr>
       <w:r>
         <w:rPr>
@@ -3813,7 +3663,7 @@
     <w:p>
       <w:pPr>
         <w:spacing w:before="0" w:beforeAutospacing="off" w:after="240" w:afterAutospacing="off"/>
-        <w:jc w:val="both"/>
+        <w:jc w:val="left"/>
       </w:pPr>
       <w:r>
         <w:rPr>
@@ -3880,7 +3730,7 @@
     <w:p>
       <w:pPr>
         <w:spacing w:before="0" w:beforeAutospacing="off" w:after="240" w:afterAutospacing="off"/>
-        <w:jc w:val="both"/>
+        <w:jc w:val="left"/>
       </w:pPr>
       <w:r>
         <w:rPr>
@@ -3925,7 +3775,7 @@
     <w:p>
       <w:pPr>
         <w:spacing w:before="0" w:beforeAutospacing="off" w:after="240" w:afterAutospacing="off"/>
-        <w:jc w:val="both"/>
+        <w:jc w:val="left"/>
       </w:pPr>
       <w:r>
         <w:rPr>
@@ -4012,7 +3862,7 @@
     <w:p>
       <w:pPr>
         <w:spacing w:before="0" w:beforeAutospacing="off" w:after="240" w:afterAutospacing="off"/>
-        <w:jc w:val="both"/>
+        <w:jc w:val="left"/>
       </w:pPr>
       <w:r>
         <w:rPr>
@@ -4056,7 +3906,7 @@
     </w:p>
     <w:p>
       <w:pPr>
-        <w:jc w:val="both"/>
+        <w:jc w:val="left"/>
         <w:rPr>
           <w:rFonts w:ascii="Aptos" w:hAnsi="Aptos" w:eastAsia="Aptos" w:cs="Aptos" w:asciiTheme="minorAscii" w:hAnsiTheme="minorAscii" w:eastAsiaTheme="minorAscii" w:cstheme="minorAscii"/>
           <w:b w:val="0"/>
@@ -4076,6 +3926,7 @@
     <w:p>
       <w:pPr>
         <w:pStyle w:val="Heading4"/>
+        <w:jc w:val="left"/>
         <w:rPr>
           <w:rFonts w:ascii="Aptos" w:hAnsi="Aptos" w:eastAsia="Aptos" w:cs="Aptos" w:asciiTheme="minorAscii" w:hAnsiTheme="minorAscii" w:eastAsiaTheme="minorAscii" w:cstheme="minorAscii"/>
           <w:b w:val="0"/>
@@ -4101,7 +3952,7 @@
     </w:p>
     <w:p>
       <w:pPr>
-        <w:jc w:val="both"/>
+        <w:jc w:val="left"/>
         <w:rPr>
           <w:rFonts w:ascii="Aptos" w:hAnsi="Aptos" w:eastAsia="Aptos" w:cs="Aptos" w:asciiTheme="minorAscii" w:hAnsiTheme="minorAscii" w:eastAsiaTheme="minorAscii" w:cstheme="minorAscii"/>
           <w:b w:val="0"/>
@@ -4120,34 +3971,16 @@
     </w:p>
     <w:p>
       <w:pPr>
-        <w:spacing w:before="240" w:beforeAutospacing="off" w:after="240" w:afterAutospacing="off"/>
-        <w:jc w:val="both"/>
-      </w:pPr>
-      <w:r>
-        <w:rPr>
-          <w:rFonts w:ascii="Aptos" w:hAnsi="Aptos" w:eastAsia="Aptos" w:cs="Aptos"/>
-          <w:b w:val="1"/>
-          <w:bCs w:val="1"/>
-          <w:noProof w:val="0"/>
-          <w:sz w:val="24"/>
-          <w:szCs w:val="24"/>
-          <w:lang w:val="pt-BR"/>
-        </w:rPr>
-        <w:t>Espacialização da Receita per Capita no Estado de Minas Gerais</w:t>
-      </w:r>
-    </w:p>
-    <w:p>
-      <w:pPr>
         <w:pStyle w:val="Normal"/>
         <w:spacing w:before="240" w:beforeAutospacing="off" w:after="240" w:afterAutospacing="off"/>
-        <w:jc w:val="both"/>
+        <w:jc w:val="left"/>
       </w:pPr>
       <w:r>
         <w:drawing>
-          <wp:inline wp14:editId="7CA5B0DC" wp14:anchorId="1A572F1F">
-            <wp:extent cx="5019675" cy="4238625"/>
+          <wp:inline wp14:editId="72590446" wp14:anchorId="4BDF0BD0">
+            <wp:extent cx="5762625" cy="4600575"/>
             <wp:effectExtent l="0" t="0" r="0" b="0"/>
-            <wp:docPr id="280783987" name="drawing"/>
+            <wp:docPr id="1172984251" name="drawing"/>
             <wp:cNvGraphicFramePr>
               <a:graphicFrameLocks noChangeAspect="1"/>
             </wp:cNvGraphicFramePr>
@@ -4155,11 +3988,11 @@
               <a:graphicData xmlns:a="http://schemas.openxmlformats.org/drawingml/2006/main" uri="http://schemas.openxmlformats.org/drawingml/2006/picture">
                 <pic:pic xmlns:pic="http://schemas.openxmlformats.org/drawingml/2006/picture">
                   <pic:nvPicPr>
-                    <pic:cNvPr id="280783987" name="Picture 280783987"/>
+                    <pic:cNvPr id="1172984251" name="Picture 1172984251"/>
                     <pic:cNvPicPr/>
                   </pic:nvPicPr>
                   <pic:blipFill>
-                    <a:blip xmlns:r="http://schemas.openxmlformats.org/officeDocument/2006/relationships" r:embed="rId1624970667">
+                    <a:blip xmlns:r="http://schemas.openxmlformats.org/officeDocument/2006/relationships" r:embed="rId528425287">
                       <a:extLst>
                         <a:ext uri="{28A0092B-C50C-407E-A947-70E740481C1C}">
                           <a14:useLocalDpi xmlns:a14="http://schemas.microsoft.com/office/drawing/2010/main"/>
@@ -4173,7 +4006,7 @@
                   <pic:spPr>
                     <a:xfrm>
                       <a:off x="0" y="0"/>
-                      <a:ext cx="5019675" cy="4238625"/>
+                      <a:ext cx="5762625" cy="4600575"/>
                     </a:xfrm>
                     <a:prstGeom prst="rect">
                       <a:avLst/>
@@ -4186,15 +4019,195 @@
         </w:drawing>
       </w:r>
     </w:p>
+    <w:p>
+      <w:pPr>
+        <w:pStyle w:val="Normal"/>
+        <w:bidi w:val="0"/>
+        <w:spacing w:before="240" w:beforeAutospacing="off" w:after="240" w:afterAutospacing="off" w:line="279" w:lineRule="auto"/>
+        <w:ind w:left="0" w:right="0"/>
+        <w:jc w:val="left"/>
+      </w:pPr>
+      <w:r>
+        <w:rPr>
+          <w:rFonts w:ascii="Aptos" w:hAnsi="Aptos" w:eastAsia="Aptos" w:cs="Aptos"/>
+          <w:noProof w:val="0"/>
+          <w:sz w:val="24"/>
+          <w:szCs w:val="24"/>
+          <w:lang w:val="pt-BR"/>
+        </w:rPr>
+        <w:t xml:space="preserve">8.1 Metodologia </w:t>
+      </w:r>
+    </w:p>
+    <w:p>
+      <w:pPr>
+        <w:pStyle w:val="Normal"/>
+        <w:bidi w:val="0"/>
+        <w:spacing w:before="240" w:beforeAutospacing="off" w:after="240" w:afterAutospacing="off" w:line="279" w:lineRule="auto"/>
+        <w:ind w:left="0" w:right="0"/>
+        <w:jc w:val="left"/>
+      </w:pPr>
+      <w:r>
+        <w:rPr>
+          <w:rFonts w:ascii="Aptos" w:hAnsi="Aptos" w:eastAsia="Aptos" w:cs="Aptos"/>
+          <w:noProof w:val="0"/>
+          <w:sz w:val="24"/>
+          <w:szCs w:val="24"/>
+          <w:lang w:val="pt-BR"/>
+        </w:rPr>
+        <w:t xml:space="preserve">O mapa temático foi construído utilizando: </w:t>
+      </w:r>
+    </w:p>
+    <w:p>
+      <w:pPr>
+        <w:pStyle w:val="ListParagraph"/>
+        <w:numPr>
+          <w:ilvl w:val="0"/>
+          <w:numId w:val="6"/>
+        </w:numPr>
+        <w:bidi w:val="0"/>
+        <w:spacing w:before="240" w:beforeAutospacing="off" w:after="240" w:afterAutospacing="off" w:line="279" w:lineRule="auto"/>
+        <w:ind w:right="0"/>
+        <w:jc w:val="left"/>
+        <w:rPr>
+          <w:rFonts w:ascii="Aptos" w:hAnsi="Aptos" w:eastAsia="Aptos" w:cs="Aptos"/>
+          <w:noProof w:val="0"/>
+          <w:sz w:val="24"/>
+          <w:szCs w:val="24"/>
+          <w:lang w:val="pt-BR"/>
+        </w:rPr>
+      </w:pPr>
+      <w:r>
+        <w:rPr>
+          <w:rFonts w:ascii="Aptos" w:hAnsi="Aptos" w:eastAsia="Aptos" w:cs="Aptos"/>
+          <w:noProof w:val="0"/>
+          <w:sz w:val="24"/>
+          <w:szCs w:val="24"/>
+          <w:lang w:val="pt-BR"/>
+        </w:rPr>
+        <w:t xml:space="preserve">Dados: Receita Total Realizada (Siconfi/FINBRA 2023) para os 853 municípios de Minas Gerais </w:t>
+      </w:r>
+    </w:p>
+    <w:p>
+      <w:pPr>
+        <w:pStyle w:val="ListParagraph"/>
+        <w:numPr>
+          <w:ilvl w:val="0"/>
+          <w:numId w:val="6"/>
+        </w:numPr>
+        <w:bidi w:val="0"/>
+        <w:spacing w:before="240" w:beforeAutospacing="off" w:after="240" w:afterAutospacing="off" w:line="279" w:lineRule="auto"/>
+        <w:ind w:right="0"/>
+        <w:jc w:val="left"/>
+        <w:rPr>
+          <w:rFonts w:ascii="Aptos" w:hAnsi="Aptos" w:eastAsia="Aptos" w:cs="Aptos"/>
+          <w:noProof w:val="0"/>
+          <w:sz w:val="24"/>
+          <w:szCs w:val="24"/>
+          <w:lang w:val="pt-BR"/>
+        </w:rPr>
+      </w:pPr>
+      <w:r>
+        <w:rPr>
+          <w:rFonts w:ascii="Aptos" w:hAnsi="Aptos" w:eastAsia="Aptos" w:cs="Aptos"/>
+          <w:noProof w:val="0"/>
+          <w:sz w:val="24"/>
+          <w:szCs w:val="24"/>
+          <w:lang w:val="pt-BR"/>
+        </w:rPr>
+        <w:t xml:space="preserve">Variável: Receita per Capita = Receita Total / População </w:t>
+      </w:r>
+    </w:p>
+    <w:p>
+      <w:pPr>
+        <w:pStyle w:val="ListParagraph"/>
+        <w:numPr>
+          <w:ilvl w:val="0"/>
+          <w:numId w:val="6"/>
+        </w:numPr>
+        <w:bidi w:val="0"/>
+        <w:spacing w:before="240" w:beforeAutospacing="off" w:after="240" w:afterAutospacing="off" w:line="279" w:lineRule="auto"/>
+        <w:ind w:right="0"/>
+        <w:jc w:val="left"/>
+        <w:rPr>
+          <w:rFonts w:ascii="Aptos" w:hAnsi="Aptos" w:eastAsia="Aptos" w:cs="Aptos"/>
+          <w:noProof w:val="0"/>
+          <w:sz w:val="24"/>
+          <w:szCs w:val="24"/>
+          <w:lang w:val="pt-BR"/>
+        </w:rPr>
+      </w:pPr>
+      <w:r>
+        <w:rPr>
+          <w:rFonts w:ascii="Aptos" w:hAnsi="Aptos" w:eastAsia="Aptos" w:cs="Aptos"/>
+          <w:noProof w:val="0"/>
+          <w:sz w:val="24"/>
+          <w:szCs w:val="24"/>
+          <w:lang w:val="pt-BR"/>
+        </w:rPr>
+        <w:t>Classificação: Quantis (5 classes) para melhor visualização das disparidades</w:t>
+      </w:r>
+    </w:p>
+    <w:p>
+      <w:pPr>
+        <w:pStyle w:val="ListParagraph"/>
+        <w:numPr>
+          <w:ilvl w:val="0"/>
+          <w:numId w:val="6"/>
+        </w:numPr>
+        <w:bidi w:val="0"/>
+        <w:spacing w:before="240" w:beforeAutospacing="off" w:after="240" w:afterAutospacing="off" w:line="279" w:lineRule="auto"/>
+        <w:ind w:right="0"/>
+        <w:jc w:val="left"/>
+        <w:rPr>
+          <w:rFonts w:ascii="Aptos" w:hAnsi="Aptos" w:eastAsia="Aptos" w:cs="Aptos"/>
+          <w:noProof w:val="0"/>
+          <w:sz w:val="24"/>
+          <w:szCs w:val="24"/>
+          <w:lang w:val="pt-BR"/>
+        </w:rPr>
+      </w:pPr>
+      <w:r>
+        <w:rPr>
+          <w:rFonts w:ascii="Aptos" w:hAnsi="Aptos" w:eastAsia="Aptos" w:cs="Aptos"/>
+          <w:noProof w:val="0"/>
+          <w:sz w:val="24"/>
+          <w:szCs w:val="24"/>
+          <w:lang w:val="pt-BR"/>
+        </w:rPr>
+        <w:t>Georreferenciamento: Malha municipal do IBGE via GeoJSON</w:t>
+      </w:r>
+    </w:p>
+    <w:p>
+      <w:pPr>
+        <w:pStyle w:val="Normal"/>
+        <w:bidi w:val="0"/>
+        <w:spacing w:before="240" w:beforeAutospacing="off" w:after="240" w:afterAutospacing="off" w:line="279" w:lineRule="auto"/>
+        <w:ind w:left="0" w:right="0"/>
+        <w:jc w:val="left"/>
+      </w:pPr>
+      <w:r>
+        <w:rPr>
+          <w:rFonts w:ascii="Aptos" w:hAnsi="Aptos" w:eastAsia="Aptos" w:cs="Aptos"/>
+          <w:noProof w:val="0"/>
+          <w:sz w:val="24"/>
+          <w:szCs w:val="24"/>
+          <w:lang w:val="pt-BR"/>
+        </w:rPr>
+        <w:t>8.2 Distribuição de Receita per Capita</w:t>
+      </w:r>
+    </w:p>
     <w:tbl>
       <w:tblPr>
         <w:tblStyle w:val="TableGrid"/>
+        <w:bidiVisual w:val="0"/>
         <w:tblW w:w="0" w:type="auto"/>
         <w:tblLook w:val="06A0" w:firstRow="1" w:lastRow="0" w:firstColumn="1" w:lastColumn="0" w:noHBand="1" w:noVBand="1"/>
       </w:tblPr>
       <w:tblGrid>
-        <w:gridCol w:w="4508"/>
-        <w:gridCol w:w="4508"/>
+        <w:gridCol w:w="1590"/>
+        <w:gridCol w:w="2940"/>
+        <w:gridCol w:w="2265"/>
+        <w:gridCol w:w="2401"/>
       </w:tblGrid>
       <w:tr>
         <w:trPr>
@@ -4202,57 +4215,117 @@
         </w:trPr>
         <w:tc>
           <w:tcPr>
-            <w:tcW w:w="4508" w:type="dxa"/>
+            <w:tcW w:w="1590" w:type="dxa"/>
             <w:tcMar/>
+            <w:vAlign w:val="center"/>
           </w:tcPr>
           <w:p>
             <w:pPr>
-              <w:spacing w:before="0" w:beforeAutospacing="off" w:after="0" w:afterAutospacing="off"/>
-              <w:jc w:val="both"/>
+              <w:pStyle w:val="Normal"/>
+              <w:bidi w:val="0"/>
+              <w:jc w:val="center"/>
             </w:pPr>
             <w:r>
               <w:rPr>
-                <w:rFonts w:ascii="Calibri" w:hAnsi="Calibri" w:eastAsia="Calibri" w:cs="Calibri"/>
-                <w:b w:val="1"/>
-                <w:bCs w:val="1"/>
-                <w:i w:val="0"/>
-                <w:iCs w:val="0"/>
-                <w:strike w:val="0"/>
-                <w:dstrike w:val="0"/>
-                <w:color w:val="000000" w:themeColor="text1" w:themeTint="FF" w:themeShade="FF"/>
-                <w:sz w:val="22"/>
-                <w:szCs w:val="22"/>
-                <w:u w:val="none"/>
+                <w:rFonts w:ascii="Aptos" w:hAnsi="Aptos" w:eastAsia="Aptos" w:cs="Aptos"/>
+                <w:noProof w:val="0"/>
+                <w:sz w:val="24"/>
+                <w:szCs w:val="24"/>
+                <w:lang w:val="pt-BR"/>
               </w:rPr>
-              <w:t>Nome do Município</w:t>
+              <w:t>Classe</w:t>
             </w:r>
           </w:p>
         </w:tc>
         <w:tc>
           <w:tcPr>
-            <w:tcW w:w="4508" w:type="dxa"/>
+            <w:tcW w:w="2940" w:type="dxa"/>
             <w:tcMar/>
+            <w:vAlign w:val="center"/>
           </w:tcPr>
           <w:p>
             <w:pPr>
-              <w:spacing w:before="0" w:beforeAutospacing="off" w:after="0" w:afterAutospacing="off"/>
-              <w:jc w:val="both"/>
+              <w:pStyle w:val="Normal"/>
+              <w:bidi w:val="0"/>
+              <w:jc w:val="center"/>
             </w:pPr>
             <w:r>
               <w:rPr>
-                <w:rFonts w:ascii="Calibri" w:hAnsi="Calibri" w:eastAsia="Calibri" w:cs="Calibri"/>
-                <w:b w:val="1"/>
-                <w:bCs w:val="1"/>
-                <w:i w:val="0"/>
-                <w:iCs w:val="0"/>
-                <w:strike w:val="0"/>
-                <w:dstrike w:val="0"/>
-                <w:color w:val="000000" w:themeColor="text1" w:themeTint="FF" w:themeShade="FF"/>
-                <w:sz w:val="22"/>
-                <w:szCs w:val="22"/>
-                <w:u w:val="none"/>
+                <w:rFonts w:ascii="Aptos" w:hAnsi="Aptos" w:eastAsia="Aptos" w:cs="Aptos"/>
+                <w:noProof w:val="0"/>
+                <w:sz w:val="24"/>
+                <w:szCs w:val="24"/>
+                <w:lang w:val="pt-BR"/>
               </w:rPr>
-              <w:t>Receita per Capita 2023</w:t>
+              <w:t xml:space="preserve">Faixa de Receita </w:t>
+            </w:r>
+            <w:r>
+              <w:rPr>
+                <w:rFonts w:ascii="Aptos" w:hAnsi="Aptos" w:eastAsia="Aptos" w:cs="Aptos"/>
+                <w:noProof w:val="0"/>
+                <w:sz w:val="24"/>
+                <w:szCs w:val="24"/>
+                <w:lang w:val="pt-BR"/>
+              </w:rPr>
+              <w:t>per Capita</w:t>
+            </w:r>
+            <w:r>
+              <w:rPr>
+                <w:rFonts w:ascii="Aptos" w:hAnsi="Aptos" w:eastAsia="Aptos" w:cs="Aptos"/>
+                <w:noProof w:val="0"/>
+                <w:sz w:val="24"/>
+                <w:szCs w:val="24"/>
+                <w:lang w:val="pt-BR"/>
+              </w:rPr>
+              <w:t xml:space="preserve"> (R$)</w:t>
+            </w:r>
+          </w:p>
+        </w:tc>
+        <w:tc>
+          <w:tcPr>
+            <w:tcW w:w="2265" w:type="dxa"/>
+            <w:tcMar/>
+            <w:vAlign w:val="center"/>
+          </w:tcPr>
+          <w:p>
+            <w:pPr>
+              <w:pStyle w:val="Normal"/>
+              <w:bidi w:val="0"/>
+              <w:jc w:val="center"/>
+            </w:pPr>
+            <w:r>
+              <w:rPr>
+                <w:rFonts w:ascii="Aptos" w:hAnsi="Aptos" w:eastAsia="Aptos" w:cs="Aptos"/>
+                <w:noProof w:val="0"/>
+                <w:sz w:val="24"/>
+                <w:szCs w:val="24"/>
+                <w:lang w:val="pt-BR"/>
+              </w:rPr>
+              <w:t>Número de Municípios</w:t>
+            </w:r>
+          </w:p>
+        </w:tc>
+        <w:tc>
+          <w:tcPr>
+            <w:tcW w:w="2401" w:type="dxa"/>
+            <w:tcMar/>
+            <w:vAlign w:val="center"/>
+          </w:tcPr>
+          <w:p>
+            <w:pPr>
+              <w:pStyle w:val="Normal"/>
+              <w:bidi w:val="0"/>
+              <w:jc w:val="center"/>
+            </w:pPr>
+            <w:r>
+              <w:rPr>
+                <w:rFonts w:ascii="Aptos" w:hAnsi="Aptos" w:eastAsia="Aptos" w:cs="Aptos"/>
+                <w:noProof w:val="0"/>
+                <w:sz w:val="24"/>
+                <w:szCs w:val="24"/>
+                <w:lang w:val="pt-BR"/>
+              </w:rPr>
+              <w:t>Características</w:t>
             </w:r>
           </w:p>
         </w:tc>
@@ -4263,57 +4336,97 @@
         </w:trPr>
         <w:tc>
           <w:tcPr>
-            <w:tcW w:w="4508" w:type="dxa"/>
+            <w:tcW w:w="1590" w:type="dxa"/>
             <w:tcMar/>
+            <w:vAlign w:val="center"/>
           </w:tcPr>
           <w:p>
             <w:pPr>
-              <w:spacing w:before="0" w:beforeAutospacing="off" w:after="0" w:afterAutospacing="off"/>
-              <w:jc w:val="both"/>
+              <w:pStyle w:val="Normal"/>
+              <w:bidi w:val="0"/>
+              <w:jc w:val="center"/>
             </w:pPr>
             <w:r>
               <w:rPr>
-                <w:rFonts w:ascii="Calibri" w:hAnsi="Calibri" w:eastAsia="Calibri" w:cs="Calibri"/>
-                <w:b w:val="0"/>
-                <w:bCs w:val="0"/>
-                <w:i w:val="0"/>
-                <w:iCs w:val="0"/>
-                <w:strike w:val="0"/>
-                <w:dstrike w:val="0"/>
-                <w:color w:val="000000" w:themeColor="text1" w:themeTint="FF" w:themeShade="FF"/>
-                <w:sz w:val="22"/>
-                <w:szCs w:val="22"/>
-                <w:u w:val="none"/>
+                <w:rFonts w:ascii="Aptos" w:hAnsi="Aptos" w:eastAsia="Aptos" w:cs="Aptos"/>
+                <w:noProof w:val="0"/>
+                <w:sz w:val="24"/>
+                <w:szCs w:val="24"/>
+                <w:lang w:val="pt-BR"/>
               </w:rPr>
-              <w:t>Betim, Minas Gerais, Brasil</w:t>
+              <w:t>1 (Mais Baixa)</w:t>
             </w:r>
           </w:p>
         </w:tc>
         <w:tc>
           <w:tcPr>
-            <w:tcW w:w="4508" w:type="dxa"/>
+            <w:tcW w:w="2940" w:type="dxa"/>
             <w:tcMar/>
+            <w:vAlign w:val="center"/>
           </w:tcPr>
           <w:p>
             <w:pPr>
-              <w:spacing w:before="0" w:beforeAutospacing="off" w:after="0" w:afterAutospacing="off"/>
-              <w:jc w:val="both"/>
+              <w:pStyle w:val="Normal"/>
+              <w:bidi w:val="0"/>
+              <w:jc w:val="center"/>
             </w:pPr>
             <w:r>
               <w:rPr>
-                <w:rFonts w:ascii="Calibri" w:hAnsi="Calibri" w:eastAsia="Calibri" w:cs="Calibri"/>
-                <w:b w:val="0"/>
-                <w:bCs w:val="0"/>
-                <w:i w:val="0"/>
-                <w:iCs w:val="0"/>
-                <w:strike w:val="0"/>
-                <w:dstrike w:val="0"/>
-                <w:color w:val="000000" w:themeColor="text1" w:themeTint="FF" w:themeShade="FF"/>
-                <w:sz w:val="22"/>
-                <w:szCs w:val="22"/>
-                <w:u w:val="none"/>
+                <w:rFonts w:ascii="Aptos" w:hAnsi="Aptos" w:eastAsia="Aptos" w:cs="Aptos"/>
+                <w:noProof w:val="0"/>
+                <w:sz w:val="24"/>
+                <w:szCs w:val="24"/>
+                <w:lang w:val="pt-BR"/>
               </w:rPr>
-              <w:t>6.561,33</w:t>
+              <w:t>-502 a 261</w:t>
+            </w:r>
+          </w:p>
+        </w:tc>
+        <w:tc>
+          <w:tcPr>
+            <w:tcW w:w="2265" w:type="dxa"/>
+            <w:tcMar/>
+            <w:vAlign w:val="center"/>
+          </w:tcPr>
+          <w:p>
+            <w:pPr>
+              <w:pStyle w:val="Normal"/>
+              <w:bidi w:val="0"/>
+              <w:jc w:val="center"/>
+            </w:pPr>
+            <w:r>
+              <w:rPr>
+                <w:rFonts w:ascii="Aptos" w:hAnsi="Aptos" w:eastAsia="Aptos" w:cs="Aptos"/>
+                <w:noProof w:val="0"/>
+                <w:sz w:val="24"/>
+                <w:szCs w:val="24"/>
+                <w:lang w:val="pt-BR"/>
+              </w:rPr>
+              <w:t>171</w:t>
+            </w:r>
+          </w:p>
+        </w:tc>
+        <w:tc>
+          <w:tcPr>
+            <w:tcW w:w="2401" w:type="dxa"/>
+            <w:tcMar/>
+            <w:vAlign w:val="center"/>
+          </w:tcPr>
+          <w:p>
+            <w:pPr>
+              <w:pStyle w:val="Normal"/>
+              <w:bidi w:val="0"/>
+              <w:jc w:val="center"/>
+            </w:pPr>
+            <w:r>
+              <w:rPr>
+                <w:rFonts w:ascii="Aptos" w:hAnsi="Aptos" w:eastAsia="Aptos" w:cs="Aptos"/>
+                <w:noProof w:val="0"/>
+                <w:sz w:val="24"/>
+                <w:szCs w:val="24"/>
+                <w:lang w:val="pt-BR"/>
+              </w:rPr>
+              <w:t>Municípios rurais, baixa atividade econômica</w:t>
             </w:r>
           </w:p>
         </w:tc>
@@ -4324,57 +4437,400 @@
         </w:trPr>
         <w:tc>
           <w:tcPr>
-            <w:tcW w:w="4508" w:type="dxa"/>
+            <w:tcW w:w="1590" w:type="dxa"/>
             <w:tcMar/>
+            <w:vAlign w:val="center"/>
           </w:tcPr>
           <w:p>
             <w:pPr>
-              <w:spacing w:before="0" w:beforeAutospacing="off" w:after="0" w:afterAutospacing="off"/>
-              <w:jc w:val="both"/>
+              <w:pStyle w:val="Normal"/>
+              <w:bidi w:val="0"/>
+              <w:jc w:val="center"/>
             </w:pPr>
             <w:r>
               <w:rPr>
-                <w:rFonts w:ascii="Calibri" w:hAnsi="Calibri" w:eastAsia="Calibri" w:cs="Calibri"/>
-                <w:b w:val="0"/>
-                <w:bCs w:val="0"/>
-                <w:i w:val="0"/>
-                <w:iCs w:val="0"/>
-                <w:strike w:val="0"/>
-                <w:dstrike w:val="0"/>
-                <w:color w:val="000000" w:themeColor="text1" w:themeTint="FF" w:themeShade="FF"/>
-                <w:sz w:val="22"/>
-                <w:szCs w:val="22"/>
-                <w:u w:val="none"/>
+                <w:rFonts w:ascii="Aptos" w:hAnsi="Aptos" w:eastAsia="Aptos" w:cs="Aptos"/>
+                <w:noProof w:val="0"/>
+                <w:sz w:val="24"/>
+                <w:szCs w:val="24"/>
+                <w:lang w:val="pt-BR"/>
               </w:rPr>
-              <w:t>Governador Valadares, Minas Gerais, Brasil</w:t>
+              <w:t>2</w:t>
             </w:r>
           </w:p>
         </w:tc>
         <w:tc>
           <w:tcPr>
-            <w:tcW w:w="4508" w:type="dxa"/>
+            <w:tcW w:w="2940" w:type="dxa"/>
             <w:tcMar/>
+            <w:vAlign w:val="center"/>
           </w:tcPr>
           <w:p>
             <w:pPr>
-              <w:spacing w:before="0" w:beforeAutospacing="off" w:after="0" w:afterAutospacing="off"/>
-              <w:jc w:val="both"/>
+              <w:pStyle w:val="Normal"/>
+              <w:bidi w:val="0"/>
+              <w:jc w:val="center"/>
             </w:pPr>
             <w:r>
               <w:rPr>
-                <w:rFonts w:ascii="Calibri" w:hAnsi="Calibri" w:eastAsia="Calibri" w:cs="Calibri"/>
-                <w:b w:val="0"/>
-                <w:bCs w:val="0"/>
-                <w:i w:val="0"/>
-                <w:iCs w:val="0"/>
-                <w:strike w:val="0"/>
-                <w:dstrike w:val="0"/>
-                <w:color w:val="000000" w:themeColor="text1" w:themeTint="FF" w:themeShade="FF"/>
-                <w:sz w:val="22"/>
-                <w:szCs w:val="22"/>
-                <w:u w:val="none"/>
+                <w:rFonts w:ascii="Aptos" w:hAnsi="Aptos" w:eastAsia="Aptos" w:cs="Aptos"/>
+                <w:noProof w:val="0"/>
+                <w:sz w:val="24"/>
+                <w:szCs w:val="24"/>
+                <w:lang w:val="pt-BR"/>
               </w:rPr>
-              <w:t>5.484,19</w:t>
+              <w:t>261 a 609</w:t>
+            </w:r>
+          </w:p>
+        </w:tc>
+        <w:tc>
+          <w:tcPr>
+            <w:tcW w:w="2265" w:type="dxa"/>
+            <w:tcMar/>
+            <w:vAlign w:val="center"/>
+          </w:tcPr>
+          <w:p>
+            <w:pPr>
+              <w:pStyle w:val="Normal"/>
+              <w:bidi w:val="0"/>
+              <w:jc w:val="center"/>
+            </w:pPr>
+            <w:r>
+              <w:rPr>
+                <w:rFonts w:ascii="Aptos" w:hAnsi="Aptos" w:eastAsia="Aptos" w:cs="Aptos"/>
+                <w:noProof w:val="0"/>
+                <w:sz w:val="24"/>
+                <w:szCs w:val="24"/>
+                <w:lang w:val="pt-BR"/>
+              </w:rPr>
+              <w:t>171</w:t>
+            </w:r>
+          </w:p>
+        </w:tc>
+        <w:tc>
+          <w:tcPr>
+            <w:tcW w:w="2401" w:type="dxa"/>
+            <w:tcMar/>
+            <w:vAlign w:val="center"/>
+          </w:tcPr>
+          <w:p>
+            <w:pPr>
+              <w:pStyle w:val="Normal"/>
+              <w:bidi w:val="0"/>
+              <w:jc w:val="center"/>
+            </w:pPr>
+            <w:r>
+              <w:rPr>
+                <w:rFonts w:ascii="Aptos" w:hAnsi="Aptos" w:eastAsia="Aptos" w:cs="Aptos"/>
+                <w:noProof w:val="0"/>
+                <w:sz w:val="24"/>
+                <w:szCs w:val="24"/>
+                <w:lang w:val="pt-BR"/>
+              </w:rPr>
+              <w:t>Municípios pequenos, economia local limitada</w:t>
+            </w:r>
+          </w:p>
+        </w:tc>
+      </w:tr>
+      <w:tr>
+        <w:trPr>
+          <w:trHeight w:val="300"/>
+        </w:trPr>
+        <w:tc>
+          <w:tcPr>
+            <w:tcW w:w="1590" w:type="dxa"/>
+            <w:tcMar/>
+            <w:vAlign w:val="center"/>
+          </w:tcPr>
+          <w:p>
+            <w:pPr>
+              <w:pStyle w:val="Normal"/>
+              <w:bidi w:val="0"/>
+              <w:jc w:val="center"/>
+            </w:pPr>
+            <w:r>
+              <w:rPr>
+                <w:rFonts w:ascii="Aptos" w:hAnsi="Aptos" w:eastAsia="Aptos" w:cs="Aptos"/>
+                <w:noProof w:val="0"/>
+                <w:sz w:val="24"/>
+                <w:szCs w:val="24"/>
+                <w:lang w:val="pt-BR"/>
+              </w:rPr>
+              <w:t>3</w:t>
+            </w:r>
+          </w:p>
+        </w:tc>
+        <w:tc>
+          <w:tcPr>
+            <w:tcW w:w="2940" w:type="dxa"/>
+            <w:tcMar/>
+            <w:vAlign w:val="center"/>
+          </w:tcPr>
+          <w:p>
+            <w:pPr>
+              <w:pStyle w:val="Normal"/>
+              <w:bidi w:val="0"/>
+              <w:jc w:val="center"/>
+            </w:pPr>
+            <w:r>
+              <w:rPr>
+                <w:rFonts w:ascii="Aptos" w:hAnsi="Aptos" w:eastAsia="Aptos" w:cs="Aptos"/>
+                <w:noProof w:val="0"/>
+                <w:sz w:val="24"/>
+                <w:szCs w:val="24"/>
+                <w:lang w:val="pt-BR"/>
+              </w:rPr>
+              <w:t>609 a 3.764</w:t>
+            </w:r>
+          </w:p>
+        </w:tc>
+        <w:tc>
+          <w:tcPr>
+            <w:tcW w:w="2265" w:type="dxa"/>
+            <w:tcMar/>
+            <w:vAlign w:val="center"/>
+          </w:tcPr>
+          <w:p>
+            <w:pPr>
+              <w:pStyle w:val="Normal"/>
+              <w:bidi w:val="0"/>
+              <w:jc w:val="center"/>
+            </w:pPr>
+            <w:r>
+              <w:rPr>
+                <w:rFonts w:ascii="Aptos" w:hAnsi="Aptos" w:eastAsia="Aptos" w:cs="Aptos"/>
+                <w:noProof w:val="0"/>
+                <w:sz w:val="24"/>
+                <w:szCs w:val="24"/>
+                <w:lang w:val="pt-BR"/>
+              </w:rPr>
+              <w:t>171</w:t>
+            </w:r>
+          </w:p>
+        </w:tc>
+        <w:tc>
+          <w:tcPr>
+            <w:tcW w:w="2401" w:type="dxa"/>
+            <w:tcMar/>
+            <w:vAlign w:val="center"/>
+          </w:tcPr>
+          <w:p>
+            <w:pPr>
+              <w:pStyle w:val="Normal"/>
+              <w:bidi w:val="0"/>
+              <w:jc w:val="center"/>
+            </w:pPr>
+            <w:r>
+              <w:rPr>
+                <w:rFonts w:ascii="Aptos" w:hAnsi="Aptos" w:eastAsia="Aptos" w:cs="Aptos"/>
+                <w:noProof w:val="0"/>
+                <w:sz w:val="24"/>
+                <w:szCs w:val="24"/>
+                <w:lang w:val="pt-BR"/>
+              </w:rPr>
+              <w:t>Municípios médios, alguma atividade econômica</w:t>
+            </w:r>
+          </w:p>
+        </w:tc>
+      </w:tr>
+      <w:tr>
+        <w:trPr>
+          <w:trHeight w:val="300"/>
+        </w:trPr>
+        <w:tc>
+          <w:tcPr>
+            <w:tcW w:w="1590" w:type="dxa"/>
+            <w:tcMar/>
+            <w:vAlign w:val="center"/>
+          </w:tcPr>
+          <w:p>
+            <w:pPr>
+              <w:pStyle w:val="Normal"/>
+              <w:bidi w:val="0"/>
+              <w:jc w:val="center"/>
+            </w:pPr>
+            <w:r>
+              <w:rPr>
+                <w:rFonts w:ascii="Aptos" w:hAnsi="Aptos" w:eastAsia="Aptos" w:cs="Aptos"/>
+                <w:noProof w:val="0"/>
+                <w:sz w:val="24"/>
+                <w:szCs w:val="24"/>
+                <w:lang w:val="pt-BR"/>
+              </w:rPr>
+              <w:t>4</w:t>
+            </w:r>
+          </w:p>
+        </w:tc>
+        <w:tc>
+          <w:tcPr>
+            <w:tcW w:w="2940" w:type="dxa"/>
+            <w:tcMar/>
+            <w:vAlign w:val="center"/>
+          </w:tcPr>
+          <w:p>
+            <w:pPr>
+              <w:pStyle w:val="Normal"/>
+              <w:bidi w:val="0"/>
+              <w:jc w:val="center"/>
+            </w:pPr>
+            <w:r>
+              <w:rPr>
+                <w:rFonts w:ascii="Aptos" w:hAnsi="Aptos" w:eastAsia="Aptos" w:cs="Aptos"/>
+                <w:noProof w:val="0"/>
+                <w:sz w:val="24"/>
+                <w:szCs w:val="24"/>
+                <w:lang w:val="pt-BR"/>
+              </w:rPr>
+              <w:t>3.764 a 6.237</w:t>
+            </w:r>
+          </w:p>
+        </w:tc>
+        <w:tc>
+          <w:tcPr>
+            <w:tcW w:w="2265" w:type="dxa"/>
+            <w:tcMar/>
+            <w:vAlign w:val="center"/>
+          </w:tcPr>
+          <w:p>
+            <w:pPr>
+              <w:pStyle w:val="Normal"/>
+              <w:bidi w:val="0"/>
+              <w:jc w:val="center"/>
+            </w:pPr>
+            <w:r>
+              <w:rPr>
+                <w:rFonts w:ascii="Aptos" w:hAnsi="Aptos" w:eastAsia="Aptos" w:cs="Aptos"/>
+                <w:noProof w:val="0"/>
+                <w:sz w:val="24"/>
+                <w:szCs w:val="24"/>
+                <w:lang w:val="pt-BR"/>
+              </w:rPr>
+              <w:t>171</w:t>
+            </w:r>
+          </w:p>
+        </w:tc>
+        <w:tc>
+          <w:tcPr>
+            <w:tcW w:w="2401" w:type="dxa"/>
+            <w:tcMar/>
+            <w:vAlign w:val="center"/>
+          </w:tcPr>
+          <w:p>
+            <w:pPr>
+              <w:pStyle w:val="Normal"/>
+              <w:bidi w:val="0"/>
+              <w:jc w:val="center"/>
+            </w:pPr>
+            <w:r>
+              <w:rPr>
+                <w:rFonts w:ascii="Aptos" w:hAnsi="Aptos" w:eastAsia="Aptos" w:cs="Aptos"/>
+                <w:noProof w:val="0"/>
+                <w:sz w:val="24"/>
+                <w:szCs w:val="24"/>
+                <w:lang w:val="pt-BR"/>
+              </w:rPr>
+              <w:t>Municípios maiores, economia mais diversificada</w:t>
+            </w:r>
+          </w:p>
+        </w:tc>
+      </w:tr>
+      <w:tr>
+        <w:trPr>
+          <w:trHeight w:val="300"/>
+        </w:trPr>
+        <w:tc>
+          <w:tcPr>
+            <w:tcW w:w="1590" w:type="dxa"/>
+            <w:tcMar/>
+            <w:vAlign w:val="center"/>
+          </w:tcPr>
+          <w:p>
+            <w:pPr>
+              <w:pStyle w:val="Normal"/>
+              <w:bidi w:val="0"/>
+              <w:jc w:val="center"/>
+            </w:pPr>
+            <w:r>
+              <w:rPr>
+                <w:rFonts w:ascii="Aptos" w:hAnsi="Aptos" w:eastAsia="Aptos" w:cs="Aptos"/>
+                <w:noProof w:val="0"/>
+                <w:sz w:val="24"/>
+                <w:szCs w:val="24"/>
+                <w:lang w:val="pt-BR"/>
+              </w:rPr>
+              <w:t>5 (Mais Alta)</w:t>
+            </w:r>
+          </w:p>
+        </w:tc>
+        <w:tc>
+          <w:tcPr>
+            <w:tcW w:w="2940" w:type="dxa"/>
+            <w:tcMar/>
+            <w:vAlign w:val="center"/>
+          </w:tcPr>
+          <w:p>
+            <w:pPr>
+              <w:pStyle w:val="Normal"/>
+              <w:bidi w:val="0"/>
+              <w:jc w:val="center"/>
+            </w:pPr>
+            <w:r>
+              <w:rPr>
+                <w:rFonts w:ascii="Aptos" w:hAnsi="Aptos" w:eastAsia="Aptos" w:cs="Aptos"/>
+                <w:noProof w:val="0"/>
+                <w:sz w:val="24"/>
+                <w:szCs w:val="24"/>
+                <w:lang w:val="pt-BR"/>
+              </w:rPr>
+              <w:t>6.237 a 92.397</w:t>
+            </w:r>
+          </w:p>
+        </w:tc>
+        <w:tc>
+          <w:tcPr>
+            <w:tcW w:w="2265" w:type="dxa"/>
+            <w:tcMar/>
+            <w:vAlign w:val="center"/>
+          </w:tcPr>
+          <w:p>
+            <w:pPr>
+              <w:pStyle w:val="Normal"/>
+              <w:bidi w:val="0"/>
+              <w:jc w:val="center"/>
+            </w:pPr>
+            <w:r>
+              <w:rPr>
+                <w:rFonts w:ascii="Aptos" w:hAnsi="Aptos" w:eastAsia="Aptos" w:cs="Aptos"/>
+                <w:noProof w:val="0"/>
+                <w:sz w:val="24"/>
+                <w:szCs w:val="24"/>
+                <w:lang w:val="pt-BR"/>
+              </w:rPr>
+              <w:t>169</w:t>
+            </w:r>
+          </w:p>
+        </w:tc>
+        <w:tc>
+          <w:tcPr>
+            <w:tcW w:w="2401" w:type="dxa"/>
+            <w:tcMar/>
+            <w:vAlign w:val="center"/>
+          </w:tcPr>
+          <w:p>
+            <w:pPr>
+              <w:pStyle w:val="Normal"/>
+              <w:bidi w:val="0"/>
+              <w:jc w:val="center"/>
+            </w:pPr>
+            <w:r>
+              <w:rPr>
+                <w:rFonts w:ascii="Aptos" w:hAnsi="Aptos" w:eastAsia="Aptos" w:cs="Aptos"/>
+                <w:noProof w:val="0"/>
+                <w:sz w:val="24"/>
+                <w:szCs w:val="24"/>
+                <w:lang w:val="pt-BR"/>
+              </w:rPr>
+              <w:t>Polos econômicos, indústria, comércio</w:t>
             </w:r>
           </w:p>
         </w:tc>
@@ -4383,85 +4839,636 @@
     <w:p>
       <w:pPr>
         <w:pStyle w:val="Normal"/>
-        <w:suppressLineNumbers w:val="0"/>
         <w:bidi w:val="0"/>
         <w:spacing w:before="240" w:beforeAutospacing="off" w:after="240" w:afterAutospacing="off" w:line="279" w:lineRule="auto"/>
         <w:ind w:left="0" w:right="0"/>
-        <w:jc w:val="both"/>
-        <w:rPr>
-          <w:rFonts w:ascii="Aptos" w:hAnsi="Aptos" w:eastAsia="Aptos" w:cs="Aptos"/>
-          <w:noProof w:val="0"/>
-          <w:sz w:val="24"/>
-          <w:szCs w:val="24"/>
-          <w:lang w:val="pt-BR"/>
-        </w:rPr>
-      </w:pPr>
-    </w:p>
-    <w:p>
-      <w:pPr>
-        <w:spacing w:before="240" w:beforeAutospacing="off" w:after="240" w:afterAutospacing="off"/>
-        <w:ind w:left="0"/>
-        <w:jc w:val="both"/>
-      </w:pPr>
-      <w:r>
-        <w:rPr>
-          <w:rFonts w:ascii="Aptos" w:hAnsi="Aptos" w:eastAsia="Aptos" w:cs="Aptos"/>
-          <w:noProof w:val="0"/>
-          <w:sz w:val="24"/>
-          <w:szCs w:val="24"/>
-          <w:lang w:val="pt-BR"/>
-        </w:rPr>
-        <w:t>Para visualizar a distribuição espacial da capacidade de financiamento do Estado, elaborou-se um mapa temático do estado de Minas Gerais destacando a Receita per Capita (valores reais) dos municípios analisados: Betim e Governador Valadares. A espacialização de dados fiscais é uma ferramenta vital para o planeamento regional e para a redução de assimetrias federativas.</w:t>
-      </w:r>
-    </w:p>
-    <w:p>
-      <w:pPr>
-        <w:spacing w:before="240" w:beforeAutospacing="off" w:after="240" w:afterAutospacing="off"/>
-        <w:jc w:val="both"/>
-      </w:pPr>
-      <w:r>
-        <w:rPr>
-          <w:rFonts w:ascii="Aptos" w:hAnsi="Aptos" w:eastAsia="Aptos" w:cs="Aptos"/>
-          <w:b w:val="1"/>
-          <w:bCs w:val="1"/>
-          <w:noProof w:val="0"/>
-          <w:sz w:val="24"/>
-          <w:szCs w:val="24"/>
-          <w:lang w:val="pt-BR"/>
-        </w:rPr>
-        <w:t>Análise Crítica:</w:t>
-      </w:r>
-      <w:r>
-        <w:rPr>
-          <w:rFonts w:ascii="Aptos" w:hAnsi="Aptos" w:eastAsia="Aptos" w:cs="Aptos"/>
-          <w:noProof w:val="0"/>
-          <w:sz w:val="24"/>
-          <w:szCs w:val="24"/>
-          <w:lang w:val="pt-BR"/>
-        </w:rPr>
-        <w:t xml:space="preserve"> A visualização espacial corrobora as discrepâncias estruturais já identificadas nas fases anteriores. Betim, encravado na Região Metropolitana de Belo Horizonte (RMBH), apresenta uma concentração de receita per capita significativamente superior devido à sua forte aglomeração industrial. Por outro lado, Governador Valadares, situado na região Leste de Minas (tradicionalmente menos industrializada e focada em agropecuária/serviços), evidencia uma menor densidade de arrecadação própria.</w:t>
-      </w:r>
-    </w:p>
-    <w:p>
-      <w:pPr>
-        <w:spacing w:before="240" w:beforeAutospacing="off" w:after="240" w:afterAutospacing="off"/>
-        <w:jc w:val="both"/>
-      </w:pPr>
-      <w:r>
-        <w:rPr>
-          <w:rFonts w:ascii="Aptos" w:hAnsi="Aptos" w:eastAsia="Aptos" w:cs="Aptos"/>
-          <w:noProof w:val="0"/>
-          <w:sz w:val="24"/>
-          <w:szCs w:val="24"/>
-          <w:lang w:val="pt-BR"/>
-        </w:rPr>
-        <w:t>Do ponto de vista das Finanças Públicas, este mapa ilustra o desafio do Federalismo Fiscal brasileiro diagnosticado por Biderman e Arvate (2004). O Estado-Nação precisa lidar com profundas desigualdades espaciais. A concentração de riqueza na RMBH (Betim) atrai mais população e gera externalidades de rede, mas também cria vazios de desenvolvimento no interior. Para mitigar esta disparidade, o sistema de transferências intergovernamentais (FPM e quotas de ICMS) torna-se crucial para garantir que municípios fora do grande polo industrial, como Valadares, consigam financiar políticas públicas básicas.</w:t>
+        <w:jc w:val="left"/>
+      </w:pPr>
+      <w:r>
+        <w:rPr>
+          <w:rFonts w:ascii="Aptos" w:hAnsi="Aptos" w:eastAsia="Aptos" w:cs="Aptos"/>
+          <w:noProof w:val="0"/>
+          <w:sz w:val="24"/>
+          <w:szCs w:val="24"/>
+          <w:lang w:val="pt-BR"/>
+        </w:rPr>
+        <w:t xml:space="preserve">8.3 Análise de Disparidades </w:t>
       </w:r>
     </w:p>
     <w:p>
       <w:pPr>
         <w:pStyle w:val="Normal"/>
-        <w:jc w:val="both"/>
+        <w:bidi w:val="0"/>
+        <w:spacing w:before="240" w:beforeAutospacing="off" w:after="240" w:afterAutospacing="off" w:line="279" w:lineRule="auto"/>
+        <w:ind w:left="0" w:right="0"/>
+        <w:jc w:val="left"/>
+      </w:pPr>
+      <w:r>
+        <w:rPr>
+          <w:rFonts w:ascii="Aptos" w:hAnsi="Aptos" w:eastAsia="Aptos" w:cs="Aptos"/>
+          <w:noProof w:val="0"/>
+          <w:sz w:val="24"/>
+          <w:szCs w:val="24"/>
+          <w:lang w:val="pt-BR"/>
+        </w:rPr>
+        <w:t xml:space="preserve">Regionais Regiões de Maior Receita per Capita (Classe 5): </w:t>
+      </w:r>
+    </w:p>
+    <w:p>
+      <w:pPr>
+        <w:pStyle w:val="ListParagraph"/>
+        <w:numPr>
+          <w:ilvl w:val="0"/>
+          <w:numId w:val="8"/>
+        </w:numPr>
+        <w:bidi w:val="0"/>
+        <w:spacing w:before="240" w:beforeAutospacing="off" w:after="240" w:afterAutospacing="off" w:line="279" w:lineRule="auto"/>
+        <w:ind w:right="0"/>
+        <w:jc w:val="left"/>
+        <w:rPr>
+          <w:rFonts w:ascii="Aptos" w:hAnsi="Aptos" w:eastAsia="Aptos" w:cs="Aptos"/>
+          <w:noProof w:val="0"/>
+          <w:sz w:val="24"/>
+          <w:szCs w:val="24"/>
+          <w:lang w:val="pt-BR"/>
+        </w:rPr>
+      </w:pPr>
+      <w:r>
+        <w:rPr>
+          <w:rFonts w:ascii="Aptos" w:hAnsi="Aptos" w:eastAsia="Aptos" w:cs="Aptos"/>
+          <w:noProof w:val="0"/>
+          <w:sz w:val="24"/>
+          <w:szCs w:val="24"/>
+          <w:lang w:val="pt-BR"/>
+        </w:rPr>
+        <w:t xml:space="preserve">Quadrilátero Ferrífero: Municípios como Itabira, Congonhas, Ouro Preto beneficiam-se da mineração e arrecadam CFEM (Compensação Financeira pela Exploração de Recursos Minerais) </w:t>
+      </w:r>
+    </w:p>
+    <w:p>
+      <w:pPr>
+        <w:pStyle w:val="ListParagraph"/>
+        <w:numPr>
+          <w:ilvl w:val="0"/>
+          <w:numId w:val="8"/>
+        </w:numPr>
+        <w:bidi w:val="0"/>
+        <w:spacing w:before="240" w:beforeAutospacing="off" w:after="240" w:afterAutospacing="off" w:line="279" w:lineRule="auto"/>
+        <w:ind w:right="0"/>
+        <w:jc w:val="left"/>
+        <w:rPr>
+          <w:rFonts w:ascii="Aptos" w:hAnsi="Aptos" w:eastAsia="Aptos" w:cs="Aptos"/>
+          <w:noProof w:val="0"/>
+          <w:sz w:val="24"/>
+          <w:szCs w:val="24"/>
+          <w:lang w:val="pt-BR"/>
+        </w:rPr>
+      </w:pPr>
+      <w:r>
+        <w:rPr>
+          <w:rFonts w:ascii="Aptos" w:hAnsi="Aptos" w:eastAsia="Aptos" w:cs="Aptos"/>
+          <w:noProof w:val="0"/>
+          <w:sz w:val="24"/>
+          <w:szCs w:val="24"/>
+          <w:lang w:val="pt-BR"/>
+        </w:rPr>
+        <w:t xml:space="preserve">Triângulo Mineiro: Cidades como Uberlândia e Araxá, com forte atividade comercial e industrial </w:t>
+      </w:r>
+    </w:p>
+    <w:p>
+      <w:pPr>
+        <w:pStyle w:val="ListParagraph"/>
+        <w:numPr>
+          <w:ilvl w:val="0"/>
+          <w:numId w:val="8"/>
+        </w:numPr>
+        <w:bidi w:val="0"/>
+        <w:spacing w:before="240" w:beforeAutospacing="off" w:after="240" w:afterAutospacing="off" w:line="279" w:lineRule="auto"/>
+        <w:ind w:right="0"/>
+        <w:jc w:val="left"/>
+        <w:rPr>
+          <w:rFonts w:ascii="Aptos" w:hAnsi="Aptos" w:eastAsia="Aptos" w:cs="Aptos"/>
+          <w:noProof w:val="0"/>
+          <w:sz w:val="24"/>
+          <w:szCs w:val="24"/>
+          <w:lang w:val="pt-BR"/>
+        </w:rPr>
+      </w:pPr>
+      <w:r>
+        <w:rPr>
+          <w:rFonts w:ascii="Aptos" w:hAnsi="Aptos" w:eastAsia="Aptos" w:cs="Aptos"/>
+          <w:noProof w:val="0"/>
+          <w:sz w:val="24"/>
+          <w:szCs w:val="24"/>
+          <w:lang w:val="pt-BR"/>
+        </w:rPr>
+        <w:t xml:space="preserve">Região Metropolitana de Belo Horizonte: Betim, Contagem, Sete Lagoas, com indústria diversificada </w:t>
+      </w:r>
+    </w:p>
+    <w:p>
+      <w:pPr>
+        <w:pStyle w:val="Normal"/>
+        <w:bidi w:val="0"/>
+        <w:spacing w:before="240" w:beforeAutospacing="off" w:after="240" w:afterAutospacing="off" w:line="279" w:lineRule="auto"/>
+        <w:ind w:left="0" w:right="0"/>
+        <w:jc w:val="left"/>
+      </w:pPr>
+      <w:r>
+        <w:rPr>
+          <w:rFonts w:ascii="Aptos" w:hAnsi="Aptos" w:eastAsia="Aptos" w:cs="Aptos"/>
+          <w:noProof w:val="0"/>
+          <w:sz w:val="24"/>
+          <w:szCs w:val="24"/>
+          <w:lang w:val="pt-BR"/>
+        </w:rPr>
+        <w:t xml:space="preserve">Regiões de Menor Receita per Capita (Classe 1): </w:t>
+      </w:r>
+    </w:p>
+    <w:p>
+      <w:pPr>
+        <w:pStyle w:val="ListParagraph"/>
+        <w:numPr>
+          <w:ilvl w:val="0"/>
+          <w:numId w:val="7"/>
+        </w:numPr>
+        <w:bidi w:val="0"/>
+        <w:spacing w:before="240" w:beforeAutospacing="off" w:after="240" w:afterAutospacing="off" w:line="279" w:lineRule="auto"/>
+        <w:ind w:right="0"/>
+        <w:jc w:val="left"/>
+        <w:rPr>
+          <w:rFonts w:ascii="Aptos" w:hAnsi="Aptos" w:eastAsia="Aptos" w:cs="Aptos"/>
+          <w:noProof w:val="0"/>
+          <w:sz w:val="24"/>
+          <w:szCs w:val="24"/>
+          <w:lang w:val="pt-BR"/>
+        </w:rPr>
+      </w:pPr>
+      <w:r>
+        <w:rPr>
+          <w:rFonts w:ascii="Aptos" w:hAnsi="Aptos" w:eastAsia="Aptos" w:cs="Aptos"/>
+          <w:noProof w:val="0"/>
+          <w:sz w:val="24"/>
+          <w:szCs w:val="24"/>
+          <w:lang w:val="pt-BR"/>
+        </w:rPr>
+        <w:t xml:space="preserve">Norte de Minas: Municípios como Montes Claros e região, com economia baseada em agricultura de subsistência </w:t>
+      </w:r>
+    </w:p>
+    <w:p>
+      <w:pPr>
+        <w:pStyle w:val="ListParagraph"/>
+        <w:numPr>
+          <w:ilvl w:val="0"/>
+          <w:numId w:val="7"/>
+        </w:numPr>
+        <w:bidi w:val="0"/>
+        <w:spacing w:before="240" w:beforeAutospacing="off" w:after="240" w:afterAutospacing="off" w:line="279" w:lineRule="auto"/>
+        <w:ind w:right="0"/>
+        <w:jc w:val="left"/>
+        <w:rPr>
+          <w:rFonts w:ascii="Aptos" w:hAnsi="Aptos" w:eastAsia="Aptos" w:cs="Aptos"/>
+          <w:noProof w:val="0"/>
+          <w:sz w:val="24"/>
+          <w:szCs w:val="24"/>
+          <w:lang w:val="pt-BR"/>
+        </w:rPr>
+      </w:pPr>
+      <w:r>
+        <w:rPr>
+          <w:rFonts w:ascii="Aptos" w:hAnsi="Aptos" w:eastAsia="Aptos" w:cs="Aptos"/>
+          <w:noProof w:val="0"/>
+          <w:sz w:val="24"/>
+          <w:szCs w:val="24"/>
+          <w:lang w:val="pt-BR"/>
+        </w:rPr>
+        <w:t>Vale do Jequitinhonha: Região historicamente deprimida, com baixa atividade econômica formal</w:t>
+      </w:r>
+    </w:p>
+    <w:p>
+      <w:pPr>
+        <w:pStyle w:val="ListParagraph"/>
+        <w:numPr>
+          <w:ilvl w:val="0"/>
+          <w:numId w:val="7"/>
+        </w:numPr>
+        <w:bidi w:val="0"/>
+        <w:spacing w:before="240" w:beforeAutospacing="off" w:after="240" w:afterAutospacing="off" w:line="279" w:lineRule="auto"/>
+        <w:ind w:right="0"/>
+        <w:jc w:val="left"/>
+        <w:rPr>
+          <w:rFonts w:ascii="Aptos" w:hAnsi="Aptos" w:eastAsia="Aptos" w:cs="Aptos"/>
+          <w:noProof w:val="0"/>
+          <w:sz w:val="24"/>
+          <w:szCs w:val="24"/>
+          <w:lang w:val="pt-BR"/>
+        </w:rPr>
+      </w:pPr>
+      <w:r>
+        <w:rPr>
+          <w:rFonts w:ascii="Aptos" w:hAnsi="Aptos" w:eastAsia="Aptos" w:cs="Aptos"/>
+          <w:noProof w:val="0"/>
+          <w:sz w:val="24"/>
+          <w:szCs w:val="24"/>
+          <w:lang w:val="pt-BR"/>
+        </w:rPr>
+        <w:t>Vale do Mucuri: Municípios pequenos, isolados, com pouca infraestrutura</w:t>
+      </w:r>
+    </w:p>
+    <w:p>
+      <w:pPr>
+        <w:pStyle w:val="Normal"/>
+        <w:bidi w:val="0"/>
+        <w:spacing w:before="240" w:beforeAutospacing="off" w:after="240" w:afterAutospacing="off" w:line="279" w:lineRule="auto"/>
+        <w:ind w:left="0" w:right="0"/>
+        <w:jc w:val="left"/>
+      </w:pPr>
+      <w:r>
+        <w:rPr>
+          <w:rFonts w:ascii="Aptos" w:hAnsi="Aptos" w:eastAsia="Aptos" w:cs="Aptos"/>
+          <w:noProof w:val="0"/>
+          <w:sz w:val="24"/>
+          <w:szCs w:val="24"/>
+          <w:lang w:val="pt-BR"/>
+        </w:rPr>
+        <w:t xml:space="preserve">8.4 Localização de Betim e Governador Valadares </w:t>
+      </w:r>
+    </w:p>
+    <w:p>
+      <w:pPr>
+        <w:pStyle w:val="Normal"/>
+        <w:bidi w:val="0"/>
+        <w:spacing w:before="240" w:beforeAutospacing="off" w:after="240" w:afterAutospacing="off" w:line="279" w:lineRule="auto"/>
+        <w:ind w:left="0" w:right="0"/>
+        <w:jc w:val="left"/>
+      </w:pPr>
+      <w:r>
+        <w:rPr>
+          <w:rFonts w:ascii="Aptos" w:hAnsi="Aptos" w:eastAsia="Aptos" w:cs="Aptos"/>
+          <w:noProof w:val="0"/>
+          <w:sz w:val="24"/>
+          <w:szCs w:val="24"/>
+          <w:lang w:val="pt-BR"/>
+        </w:rPr>
+        <w:t xml:space="preserve">Betim/MG: </w:t>
+      </w:r>
+    </w:p>
+    <w:p>
+      <w:pPr>
+        <w:pStyle w:val="ListParagraph"/>
+        <w:numPr>
+          <w:ilvl w:val="0"/>
+          <w:numId w:val="10"/>
+        </w:numPr>
+        <w:bidi w:val="0"/>
+        <w:spacing w:before="240" w:beforeAutospacing="off" w:after="240" w:afterAutospacing="off" w:line="279" w:lineRule="auto"/>
+        <w:ind w:right="0"/>
+        <w:jc w:val="left"/>
+        <w:rPr>
+          <w:rFonts w:ascii="Aptos" w:hAnsi="Aptos" w:eastAsia="Aptos" w:cs="Aptos"/>
+          <w:noProof w:val="0"/>
+          <w:sz w:val="24"/>
+          <w:szCs w:val="24"/>
+          <w:lang w:val="pt-BR"/>
+        </w:rPr>
+      </w:pPr>
+      <w:r>
+        <w:rPr>
+          <w:rFonts w:ascii="Aptos" w:hAnsi="Aptos" w:eastAsia="Aptos" w:cs="Aptos"/>
+          <w:noProof w:val="0"/>
+          <w:sz w:val="24"/>
+          <w:szCs w:val="24"/>
+          <w:lang w:val="pt-BR"/>
+        </w:rPr>
+        <w:t xml:space="preserve">Localização: Região Metropolitana de Belo Horizonte (Classe 4-5) </w:t>
+      </w:r>
+    </w:p>
+    <w:p>
+      <w:pPr>
+        <w:pStyle w:val="ListParagraph"/>
+        <w:numPr>
+          <w:ilvl w:val="0"/>
+          <w:numId w:val="10"/>
+        </w:numPr>
+        <w:bidi w:val="0"/>
+        <w:spacing w:before="240" w:beforeAutospacing="off" w:after="240" w:afterAutospacing="off" w:line="279" w:lineRule="auto"/>
+        <w:ind w:right="0"/>
+        <w:jc w:val="left"/>
+        <w:rPr>
+          <w:rFonts w:ascii="Aptos" w:hAnsi="Aptos" w:eastAsia="Aptos" w:cs="Aptos"/>
+          <w:noProof w:val="0"/>
+          <w:sz w:val="24"/>
+          <w:szCs w:val="24"/>
+          <w:lang w:val="pt-BR"/>
+        </w:rPr>
+      </w:pPr>
+      <w:r>
+        <w:rPr>
+          <w:rFonts w:ascii="Aptos" w:hAnsi="Aptos" w:eastAsia="Aptos" w:cs="Aptos"/>
+          <w:noProof w:val="0"/>
+          <w:sz w:val="24"/>
+          <w:szCs w:val="24"/>
+          <w:lang w:val="pt-BR"/>
+        </w:rPr>
+        <w:t xml:space="preserve">Receita per Capita 2023: R$ 6.562 </w:t>
+      </w:r>
+    </w:p>
+    <w:p>
+      <w:pPr>
+        <w:pStyle w:val="ListParagraph"/>
+        <w:numPr>
+          <w:ilvl w:val="0"/>
+          <w:numId w:val="10"/>
+        </w:numPr>
+        <w:bidi w:val="0"/>
+        <w:spacing w:before="240" w:beforeAutospacing="off" w:after="240" w:afterAutospacing="off" w:line="279" w:lineRule="auto"/>
+        <w:ind w:right="0"/>
+        <w:jc w:val="left"/>
+        <w:rPr>
+          <w:rFonts w:ascii="Aptos" w:hAnsi="Aptos" w:eastAsia="Aptos" w:cs="Aptos"/>
+          <w:noProof w:val="0"/>
+          <w:sz w:val="24"/>
+          <w:szCs w:val="24"/>
+          <w:lang w:val="pt-BR"/>
+        </w:rPr>
+      </w:pPr>
+      <w:r>
+        <w:rPr>
+          <w:rFonts w:ascii="Aptos" w:hAnsi="Aptos" w:eastAsia="Aptos" w:cs="Aptos"/>
+          <w:noProof w:val="0"/>
+          <w:sz w:val="24"/>
+          <w:szCs w:val="24"/>
+          <w:lang w:val="pt-BR"/>
+        </w:rPr>
+        <w:t xml:space="preserve">Características: Polo industrial, presença de grandes empresas (Fiat, etc.) </w:t>
+      </w:r>
+    </w:p>
+    <w:p>
+      <w:pPr>
+        <w:pStyle w:val="ListParagraph"/>
+        <w:numPr>
+          <w:ilvl w:val="0"/>
+          <w:numId w:val="10"/>
+        </w:numPr>
+        <w:bidi w:val="0"/>
+        <w:spacing w:before="240" w:beforeAutospacing="off" w:after="240" w:afterAutospacing="off" w:line="279" w:lineRule="auto"/>
+        <w:ind w:right="0"/>
+        <w:jc w:val="left"/>
+        <w:rPr>
+          <w:rFonts w:ascii="Aptos" w:hAnsi="Aptos" w:eastAsia="Aptos" w:cs="Aptos"/>
+          <w:noProof w:val="0"/>
+          <w:sz w:val="24"/>
+          <w:szCs w:val="24"/>
+          <w:lang w:val="pt-BR"/>
+        </w:rPr>
+      </w:pPr>
+      <w:r>
+        <w:rPr>
+          <w:rFonts w:ascii="Aptos" w:hAnsi="Aptos" w:eastAsia="Aptos" w:cs="Aptos"/>
+          <w:noProof w:val="0"/>
+          <w:sz w:val="24"/>
+          <w:szCs w:val="24"/>
+          <w:lang w:val="pt-BR"/>
+        </w:rPr>
+        <w:t xml:space="preserve">Classificação: Acima da média estadual </w:t>
+      </w:r>
+    </w:p>
+    <w:p>
+      <w:pPr>
+        <w:pStyle w:val="Normal"/>
+        <w:bidi w:val="0"/>
+        <w:spacing w:before="240" w:beforeAutospacing="off" w:after="240" w:afterAutospacing="off" w:line="279" w:lineRule="auto"/>
+        <w:ind w:left="0" w:right="0"/>
+        <w:jc w:val="left"/>
+      </w:pPr>
+      <w:r>
+        <w:rPr>
+          <w:rFonts w:ascii="Aptos" w:hAnsi="Aptos" w:eastAsia="Aptos" w:cs="Aptos"/>
+          <w:noProof w:val="0"/>
+          <w:sz w:val="24"/>
+          <w:szCs w:val="24"/>
+          <w:lang w:val="pt-BR"/>
+        </w:rPr>
+        <w:t xml:space="preserve">Governador Valadares/MG: </w:t>
+      </w:r>
+    </w:p>
+    <w:p>
+      <w:pPr>
+        <w:pStyle w:val="ListParagraph"/>
+        <w:numPr>
+          <w:ilvl w:val="0"/>
+          <w:numId w:val="9"/>
+        </w:numPr>
+        <w:bidi w:val="0"/>
+        <w:spacing w:before="240" w:beforeAutospacing="off" w:after="240" w:afterAutospacing="off" w:line="279" w:lineRule="auto"/>
+        <w:ind w:right="0"/>
+        <w:jc w:val="left"/>
+        <w:rPr>
+          <w:rFonts w:ascii="Aptos" w:hAnsi="Aptos" w:eastAsia="Aptos" w:cs="Aptos"/>
+          <w:noProof w:val="0"/>
+          <w:sz w:val="24"/>
+          <w:szCs w:val="24"/>
+          <w:lang w:val="pt-BR"/>
+        </w:rPr>
+      </w:pPr>
+      <w:r>
+        <w:rPr>
+          <w:rFonts w:ascii="Aptos" w:hAnsi="Aptos" w:eastAsia="Aptos" w:cs="Aptos"/>
+          <w:noProof w:val="0"/>
+          <w:sz w:val="24"/>
+          <w:szCs w:val="24"/>
+          <w:lang w:val="pt-BR"/>
+        </w:rPr>
+        <w:t xml:space="preserve">Localização: Vale do Rio Doce (Classe 3-4) </w:t>
+      </w:r>
+    </w:p>
+    <w:p>
+      <w:pPr>
+        <w:pStyle w:val="ListParagraph"/>
+        <w:numPr>
+          <w:ilvl w:val="0"/>
+          <w:numId w:val="9"/>
+        </w:numPr>
+        <w:bidi w:val="0"/>
+        <w:spacing w:before="240" w:beforeAutospacing="off" w:after="240" w:afterAutospacing="off" w:line="279" w:lineRule="auto"/>
+        <w:ind w:right="0"/>
+        <w:jc w:val="left"/>
+        <w:rPr>
+          <w:rFonts w:ascii="Aptos" w:hAnsi="Aptos" w:eastAsia="Aptos" w:cs="Aptos"/>
+          <w:noProof w:val="0"/>
+          <w:sz w:val="24"/>
+          <w:szCs w:val="24"/>
+          <w:lang w:val="pt-BR"/>
+        </w:rPr>
+      </w:pPr>
+      <w:r>
+        <w:rPr>
+          <w:rFonts w:ascii="Aptos" w:hAnsi="Aptos" w:eastAsia="Aptos" w:cs="Aptos"/>
+          <w:noProof w:val="0"/>
+          <w:sz w:val="24"/>
+          <w:szCs w:val="24"/>
+          <w:lang w:val="pt-BR"/>
+        </w:rPr>
+        <w:t xml:space="preserve">Receita per Capita 2023: R$ 5.481 </w:t>
+      </w:r>
+    </w:p>
+    <w:p>
+      <w:pPr>
+        <w:pStyle w:val="ListParagraph"/>
+        <w:numPr>
+          <w:ilvl w:val="0"/>
+          <w:numId w:val="9"/>
+        </w:numPr>
+        <w:bidi w:val="0"/>
+        <w:spacing w:before="240" w:beforeAutospacing="off" w:after="240" w:afterAutospacing="off" w:line="279" w:lineRule="auto"/>
+        <w:ind w:right="0"/>
+        <w:jc w:val="left"/>
+        <w:rPr>
+          <w:rFonts w:ascii="Aptos" w:hAnsi="Aptos" w:eastAsia="Aptos" w:cs="Aptos"/>
+          <w:noProof w:val="0"/>
+          <w:sz w:val="24"/>
+          <w:szCs w:val="24"/>
+          <w:lang w:val="pt-BR"/>
+        </w:rPr>
+      </w:pPr>
+      <w:r>
+        <w:rPr>
+          <w:rFonts w:ascii="Aptos" w:hAnsi="Aptos" w:eastAsia="Aptos" w:cs="Aptos"/>
+          <w:noProof w:val="0"/>
+          <w:sz w:val="24"/>
+          <w:szCs w:val="24"/>
+          <w:lang w:val="pt-BR"/>
+        </w:rPr>
+        <w:t xml:space="preserve">Características: Polo regional, comércio e serviços </w:t>
+      </w:r>
+    </w:p>
+    <w:p>
+      <w:pPr>
+        <w:pStyle w:val="ListParagraph"/>
+        <w:numPr>
+          <w:ilvl w:val="0"/>
+          <w:numId w:val="9"/>
+        </w:numPr>
+        <w:bidi w:val="0"/>
+        <w:spacing w:before="240" w:beforeAutospacing="off" w:after="240" w:afterAutospacing="off" w:line="279" w:lineRule="auto"/>
+        <w:ind w:right="0"/>
+        <w:jc w:val="left"/>
+        <w:rPr>
+          <w:rFonts w:ascii="Aptos" w:hAnsi="Aptos" w:eastAsia="Aptos" w:cs="Aptos"/>
+          <w:noProof w:val="0"/>
+          <w:sz w:val="24"/>
+          <w:szCs w:val="24"/>
+          <w:lang w:val="pt-BR"/>
+        </w:rPr>
+      </w:pPr>
+      <w:r>
+        <w:rPr>
+          <w:rFonts w:ascii="Aptos" w:hAnsi="Aptos" w:eastAsia="Aptos" w:cs="Aptos"/>
+          <w:noProof w:val="0"/>
+          <w:sz w:val="24"/>
+          <w:szCs w:val="24"/>
+          <w:lang w:val="pt-BR"/>
+        </w:rPr>
+        <w:t>Classificação: Próximo à média estadual</w:t>
+      </w:r>
+    </w:p>
+    <w:p>
+      <w:pPr>
+        <w:pStyle w:val="Normal"/>
+        <w:bidi w:val="0"/>
+        <w:spacing w:before="240" w:beforeAutospacing="off" w:after="240" w:afterAutospacing="off" w:line="279" w:lineRule="auto"/>
+        <w:ind w:left="0" w:right="0"/>
+        <w:jc w:val="left"/>
+      </w:pPr>
+      <w:r>
+        <w:rPr>
+          <w:rFonts w:ascii="Aptos" w:hAnsi="Aptos" w:eastAsia="Aptos" w:cs="Aptos"/>
+          <w:noProof w:val="0"/>
+          <w:sz w:val="24"/>
+          <w:szCs w:val="24"/>
+          <w:lang w:val="pt-BR"/>
+        </w:rPr>
+        <w:t xml:space="preserve">8.5 Implicações para Políticas Públicas </w:t>
+      </w:r>
+    </w:p>
+    <w:p>
+      <w:pPr>
+        <w:pStyle w:val="Normal"/>
+        <w:bidi w:val="0"/>
+        <w:spacing w:before="240" w:beforeAutospacing="off" w:after="240" w:afterAutospacing="off" w:line="279" w:lineRule="auto"/>
+        <w:ind w:left="0" w:right="0"/>
+        <w:jc w:val="left"/>
+      </w:pPr>
+      <w:r>
+        <w:rPr>
+          <w:rFonts w:ascii="Aptos" w:hAnsi="Aptos" w:eastAsia="Aptos" w:cs="Aptos"/>
+          <w:noProof w:val="0"/>
+          <w:sz w:val="24"/>
+          <w:szCs w:val="24"/>
+          <w:lang w:val="pt-BR"/>
+        </w:rPr>
+        <w:t xml:space="preserve">1. Necessidade de Equalização Fiscal: O FPM (Fundo de Participação dos Municípios) é essencial para municípios de baixa receita per capita </w:t>
+      </w:r>
+    </w:p>
+    <w:p>
+      <w:pPr>
+        <w:pStyle w:val="Normal"/>
+        <w:bidi w:val="0"/>
+        <w:spacing w:before="240" w:beforeAutospacing="off" w:after="240" w:afterAutospacing="off" w:line="279" w:lineRule="auto"/>
+        <w:ind w:left="0" w:right="0"/>
+        <w:jc w:val="left"/>
+      </w:pPr>
+      <w:r>
+        <w:rPr>
+          <w:rFonts w:ascii="Aptos" w:hAnsi="Aptos" w:eastAsia="Aptos" w:cs="Aptos"/>
+          <w:noProof w:val="0"/>
+          <w:sz w:val="24"/>
+          <w:szCs w:val="24"/>
+          <w:lang w:val="pt-BR"/>
+        </w:rPr>
+        <w:t xml:space="preserve">2. Desenvolvimento Regional: Políticas de atração de investimentos são críticas para regiões deprimidas </w:t>
+      </w:r>
+    </w:p>
+    <w:p>
+      <w:pPr>
+        <w:pStyle w:val="Normal"/>
+        <w:bidi w:val="0"/>
+        <w:spacing w:before="240" w:beforeAutospacing="off" w:after="240" w:afterAutospacing="off" w:line="279" w:lineRule="auto"/>
+        <w:ind w:left="0" w:right="0"/>
+        <w:jc w:val="left"/>
+      </w:pPr>
+      <w:r>
+        <w:rPr>
+          <w:rFonts w:ascii="Aptos" w:hAnsi="Aptos" w:eastAsia="Aptos" w:cs="Aptos"/>
+          <w:noProof w:val="0"/>
+          <w:sz w:val="24"/>
+          <w:szCs w:val="24"/>
+          <w:lang w:val="pt-BR"/>
+        </w:rPr>
+        <w:t xml:space="preserve">3. Sustentabilidade Fiscal: Municípios de alta receita per capita têm maior capacidade de investimento e inovação </w:t>
+      </w:r>
+    </w:p>
+    <w:p>
+      <w:pPr>
+        <w:pStyle w:val="Normal"/>
+        <w:bidi w:val="0"/>
+        <w:spacing w:before="240" w:beforeAutospacing="off" w:after="240" w:afterAutospacing="off" w:line="279" w:lineRule="auto"/>
+        <w:ind w:left="0" w:right="0"/>
+        <w:jc w:val="left"/>
+      </w:pPr>
+      <w:r>
+        <w:rPr>
+          <w:rFonts w:ascii="Aptos" w:hAnsi="Aptos" w:eastAsia="Aptos" w:cs="Aptos"/>
+          <w:noProof w:val="0"/>
+          <w:sz w:val="24"/>
+          <w:szCs w:val="24"/>
+          <w:lang w:val="pt-BR"/>
+        </w:rPr>
+        <w:t>4. Redução de Desigualdades: A disparidade de 92.397 / 261 = 354x entre o município mais rico e mais pobre é preocupante</w:t>
+      </w:r>
+    </w:p>
+    <w:p>
+      <w:pPr>
+        <w:pStyle w:val="Heading4"/>
+        <w:jc w:val="left"/>
         <w:rPr>
           <w:rFonts w:ascii="Aptos" w:hAnsi="Aptos" w:eastAsia="Aptos" w:cs="Aptos" w:asciiTheme="minorAscii" w:hAnsiTheme="minorAscii" w:eastAsiaTheme="minorAscii" w:cstheme="minorAscii"/>
           <w:b w:val="0"/>
@@ -4477,10 +5484,175 @@
           <w:lang w:val="pt-BR"/>
         </w:rPr>
       </w:pPr>
-    </w:p>
-    <w:p>
-      <w:pPr>
-        <w:pStyle w:val="Heading4"/>
+      <w:r>
+        <w:rPr>
+          <w:noProof w:val="0"/>
+          <w:lang w:val="pt-BR"/>
+        </w:rPr>
+        <w:t xml:space="preserve">9) </w:t>
+      </w:r>
+      <w:r>
+        <w:rPr>
+          <w:noProof w:val="0"/>
+          <w:lang w:val="pt-BR"/>
+        </w:rPr>
+        <w:t>Análise</w:t>
+      </w:r>
+      <w:r>
+        <w:rPr>
+          <w:noProof w:val="0"/>
+          <w:lang w:val="pt-BR"/>
+        </w:rPr>
+        <w:t xml:space="preserve"> uma falha de mercado e como o gasto público atua (com dados reais).</w:t>
+      </w:r>
+    </w:p>
+    <w:p>
+      <w:pPr>
+        <w:spacing w:before="240" w:beforeAutospacing="off" w:after="240" w:afterAutospacing="off"/>
+        <w:jc w:val="left"/>
+      </w:pPr>
+      <w:r>
+        <w:rPr>
+          <w:rFonts w:ascii="Aptos" w:hAnsi="Aptos" w:eastAsia="Aptos" w:cs="Aptos"/>
+          <w:b w:val="1"/>
+          <w:bCs w:val="1"/>
+          <w:noProof w:val="0"/>
+          <w:sz w:val="24"/>
+          <w:szCs w:val="24"/>
+          <w:lang w:val="pt-BR"/>
+        </w:rPr>
+        <w:t>Intervenção Estatal e Falhas de Mercado</w:t>
+      </w:r>
+    </w:p>
+    <w:p>
+      <w:pPr>
+        <w:spacing w:before="240" w:beforeAutospacing="off" w:after="240" w:afterAutospacing="off"/>
+        <w:jc w:val="left"/>
+      </w:pPr>
+      <w:r>
+        <w:rPr>
+          <w:rFonts w:ascii="Aptos" w:hAnsi="Aptos" w:eastAsia="Aptos" w:cs="Aptos"/>
+          <w:noProof w:val="0"/>
+          <w:sz w:val="24"/>
+          <w:szCs w:val="24"/>
+          <w:lang w:val="pt-BR"/>
+        </w:rPr>
+        <w:t xml:space="preserve">Uma das falhas de mercado mais clássicas estudadas nas Finanças Públicas é a provisão subótima de "Bens Públicos" ou "Bens Meritórios" (Giambiagi &amp; Além, 2011). O mercado privado, movido pela lógica do lucro e do princípio da exclusão (quem não paga não consome), falha em fornecer acesso universal à educação e à saúde, áreas que geram imensas </w:t>
+      </w:r>
+      <w:r>
+        <w:rPr>
+          <w:rFonts w:ascii="Aptos" w:hAnsi="Aptos" w:eastAsia="Aptos" w:cs="Aptos"/>
+          <w:i w:val="1"/>
+          <w:iCs w:val="1"/>
+          <w:noProof w:val="0"/>
+          <w:sz w:val="24"/>
+          <w:szCs w:val="24"/>
+          <w:lang w:val="pt-BR"/>
+        </w:rPr>
+        <w:t>externalidades positivas</w:t>
+      </w:r>
+      <w:r>
+        <w:rPr>
+          <w:rFonts w:ascii="Aptos" w:hAnsi="Aptos" w:eastAsia="Aptos" w:cs="Aptos"/>
+          <w:noProof w:val="0"/>
+          <w:sz w:val="24"/>
+          <w:szCs w:val="24"/>
+          <w:lang w:val="pt-BR"/>
+        </w:rPr>
+        <w:t xml:space="preserve"> para o desenvolvimento do estado-nação.</w:t>
+      </w:r>
+    </w:p>
+    <w:p>
+      <w:pPr>
+        <w:spacing w:before="240" w:beforeAutospacing="off" w:after="240" w:afterAutospacing="off"/>
+        <w:jc w:val="left"/>
+      </w:pPr>
+      <w:r>
+        <w:rPr>
+          <w:rFonts w:ascii="Aptos" w:hAnsi="Aptos" w:eastAsia="Aptos" w:cs="Aptos"/>
+          <w:noProof w:val="0"/>
+          <w:sz w:val="24"/>
+          <w:szCs w:val="24"/>
+          <w:lang w:val="pt-BR"/>
+        </w:rPr>
+        <w:t xml:space="preserve">Nos entes federativos analisados, esta falha de mercado justifica e obriga a uma massiva intervenção alocativa através do Gasto Público. Ao analisarmos a composição das despesas liquidadas de </w:t>
+      </w:r>
+      <w:r>
+        <w:rPr>
+          <w:rFonts w:ascii="Aptos" w:hAnsi="Aptos" w:eastAsia="Aptos" w:cs="Aptos"/>
+          <w:b w:val="1"/>
+          <w:bCs w:val="1"/>
+          <w:noProof w:val="0"/>
+          <w:sz w:val="24"/>
+          <w:szCs w:val="24"/>
+          <w:lang w:val="pt-BR"/>
+        </w:rPr>
+        <w:t>Governador Valadares</w:t>
+      </w:r>
+      <w:r>
+        <w:rPr>
+          <w:rFonts w:ascii="Aptos" w:hAnsi="Aptos" w:eastAsia="Aptos" w:cs="Aptos"/>
+          <w:noProof w:val="0"/>
+          <w:sz w:val="24"/>
+          <w:szCs w:val="24"/>
+          <w:lang w:val="pt-BR"/>
+        </w:rPr>
+        <w:t xml:space="preserve"> (dados do Siconfi), constata-se que o município destina anualmente montantes vultosos para a manutenção do Sistema Único de Saúde (SUS) e da rede de ensino fundamental (financiada via FUNDEB).</w:t>
+      </w:r>
+    </w:p>
+    <w:p>
+      <w:pPr>
+        <w:spacing w:before="240" w:beforeAutospacing="off" w:after="240" w:afterAutospacing="off"/>
+        <w:jc w:val="left"/>
+      </w:pPr>
+      <w:r>
+        <w:rPr>
+          <w:rFonts w:ascii="Aptos" w:hAnsi="Aptos" w:eastAsia="Aptos" w:cs="Aptos"/>
+          <w:b w:val="1"/>
+          <w:bCs w:val="1"/>
+          <w:noProof w:val="0"/>
+          <w:sz w:val="24"/>
+          <w:szCs w:val="24"/>
+          <w:lang w:val="pt-BR"/>
+        </w:rPr>
+        <w:t>Análise Crítica:</w:t>
+      </w:r>
+      <w:r>
+        <w:rPr>
+          <w:rFonts w:ascii="Aptos" w:hAnsi="Aptos" w:eastAsia="Aptos" w:cs="Aptos"/>
+          <w:noProof w:val="0"/>
+          <w:sz w:val="24"/>
+          <w:szCs w:val="24"/>
+          <w:lang w:val="pt-BR"/>
+        </w:rPr>
+        <w:t xml:space="preserve"> De acordo com a teoria da Administração Pública Gerencial (Bresser-Pereira, 2017), ao atuar na correção desta falha de mercado prestando serviços sociais, o Estado não deve atuar apenas como um mero repassador de verbas. O grande volume de recursos públicos injetados em Valadares para garantir bens meritórios deve ser gerido sob estrita </w:t>
+      </w:r>
+      <w:r>
+        <w:rPr>
+          <w:rFonts w:ascii="Aptos" w:hAnsi="Aptos" w:eastAsia="Aptos" w:cs="Aptos"/>
+          <w:i w:val="1"/>
+          <w:iCs w:val="1"/>
+          <w:noProof w:val="0"/>
+          <w:sz w:val="24"/>
+          <w:szCs w:val="24"/>
+          <w:lang w:val="pt-BR"/>
+        </w:rPr>
+        <w:t>accountability</w:t>
+      </w:r>
+      <w:r>
+        <w:rPr>
+          <w:rFonts w:ascii="Aptos" w:hAnsi="Aptos" w:eastAsia="Aptos" w:cs="Aptos"/>
+          <w:noProof w:val="0"/>
+          <w:sz w:val="24"/>
+          <w:szCs w:val="24"/>
+          <w:lang w:val="pt-BR"/>
+        </w:rPr>
+        <w:t xml:space="preserve"> de resultados. O Estado justifica a sua legitimidade de tributar a sociedade na exata medida em que consegue corrigir a ineficiência do mercado privado, assegurando equidade e reduzindo a pobreza por meio destes gastos essenciais.</w:t>
+      </w:r>
+    </w:p>
+    <w:p>
+      <w:pPr>
+        <w:jc w:val="left"/>
         <w:rPr>
           <w:rFonts w:ascii="Aptos" w:hAnsi="Aptos" w:eastAsia="Aptos" w:cs="Aptos" w:asciiTheme="minorAscii" w:hAnsiTheme="minorAscii" w:eastAsiaTheme="minorAscii" w:cstheme="minorAscii"/>
           <w:b w:val="0"/>
@@ -4496,213 +5668,11 @@
           <w:lang w:val="pt-BR"/>
         </w:rPr>
       </w:pPr>
-      <w:r>
-        <w:rPr>
-          <w:noProof w:val="0"/>
-          <w:lang w:val="pt-BR"/>
-        </w:rPr>
-        <w:t xml:space="preserve">9) </w:t>
-      </w:r>
-      <w:r>
-        <w:rPr>
-          <w:noProof w:val="0"/>
-          <w:lang w:val="pt-BR"/>
-        </w:rPr>
-        <w:t>Análise</w:t>
-      </w:r>
-      <w:r>
-        <w:rPr>
-          <w:noProof w:val="0"/>
-          <w:lang w:val="pt-BR"/>
-        </w:rPr>
-        <w:t xml:space="preserve"> uma falha de mercado e como o gasto público atua (com dados reais).</w:t>
-      </w:r>
-    </w:p>
-    <w:p>
-      <w:pPr>
-        <w:jc w:val="both"/>
-        <w:rPr>
-          <w:rFonts w:ascii="Aptos" w:hAnsi="Aptos" w:eastAsia="Aptos" w:cs="Aptos" w:asciiTheme="minorAscii" w:hAnsiTheme="minorAscii" w:eastAsiaTheme="minorAscii" w:cstheme="minorAscii"/>
-          <w:b w:val="0"/>
-          <w:bCs w:val="0"/>
-          <w:i w:val="0"/>
-          <w:iCs w:val="0"/>
-          <w:caps w:val="0"/>
-          <w:smallCaps w:val="0"/>
-          <w:noProof w:val="0"/>
-          <w:color w:val="000000" w:themeColor="text1" w:themeTint="FF" w:themeShade="FF"/>
-          <w:sz w:val="24"/>
-          <w:szCs w:val="24"/>
-          <w:lang w:val="pt-BR"/>
-        </w:rPr>
-      </w:pPr>
-    </w:p>
-    <w:p>
-      <w:pPr>
-        <w:spacing w:before="240" w:beforeAutospacing="off" w:after="240" w:afterAutospacing="off"/>
-        <w:jc w:val="both"/>
-      </w:pPr>
-      <w:r>
-        <w:rPr>
-          <w:rFonts w:ascii="Aptos" w:hAnsi="Aptos" w:eastAsia="Aptos" w:cs="Aptos"/>
-          <w:b w:val="1"/>
-          <w:bCs w:val="1"/>
-          <w:noProof w:val="0"/>
-          <w:sz w:val="24"/>
-          <w:szCs w:val="24"/>
-          <w:lang w:val="pt-BR"/>
-        </w:rPr>
-        <w:t>Intervenção Estatal e Falhas de Mercado</w:t>
-      </w:r>
-    </w:p>
-    <w:p>
-      <w:pPr>
-        <w:spacing w:before="240" w:beforeAutospacing="off" w:after="240" w:afterAutospacing="off"/>
-        <w:jc w:val="both"/>
-      </w:pPr>
-      <w:r>
-        <w:rPr>
-          <w:rFonts w:ascii="Aptos" w:hAnsi="Aptos" w:eastAsia="Aptos" w:cs="Aptos"/>
-          <w:noProof w:val="0"/>
-          <w:sz w:val="24"/>
-          <w:szCs w:val="24"/>
-          <w:lang w:val="pt-BR"/>
-        </w:rPr>
-        <w:t xml:space="preserve">Uma das falhas de mercado mais clássicas estudadas nas Finanças Públicas é a provisão subótima de "Bens Públicos" ou "Bens Meritórios" (Giambiagi &amp; Além, 2011). O mercado privado, movido pela lógica do lucro e do princípio da exclusão (quem não paga não consome), falha em fornecer acesso universal à educação e à saúde, áreas que geram imensas </w:t>
-      </w:r>
-      <w:r>
-        <w:rPr>
-          <w:rFonts w:ascii="Aptos" w:hAnsi="Aptos" w:eastAsia="Aptos" w:cs="Aptos"/>
-          <w:i w:val="1"/>
-          <w:iCs w:val="1"/>
-          <w:noProof w:val="0"/>
-          <w:sz w:val="24"/>
-          <w:szCs w:val="24"/>
-          <w:lang w:val="pt-BR"/>
-        </w:rPr>
-        <w:t>externalidades positivas</w:t>
-      </w:r>
-      <w:r>
-        <w:rPr>
-          <w:rFonts w:ascii="Aptos" w:hAnsi="Aptos" w:eastAsia="Aptos" w:cs="Aptos"/>
-          <w:noProof w:val="0"/>
-          <w:sz w:val="24"/>
-          <w:szCs w:val="24"/>
-          <w:lang w:val="pt-BR"/>
-        </w:rPr>
-        <w:t xml:space="preserve"> para o desenvolvimento do estado-nação.</w:t>
-      </w:r>
-    </w:p>
-    <w:p>
-      <w:pPr>
-        <w:spacing w:before="240" w:beforeAutospacing="off" w:after="240" w:afterAutospacing="off"/>
-        <w:jc w:val="both"/>
-      </w:pPr>
-      <w:r>
-        <w:rPr>
-          <w:rFonts w:ascii="Aptos" w:hAnsi="Aptos" w:eastAsia="Aptos" w:cs="Aptos"/>
-          <w:noProof w:val="0"/>
-          <w:sz w:val="24"/>
-          <w:szCs w:val="24"/>
-          <w:lang w:val="pt-BR"/>
-        </w:rPr>
-        <w:t xml:space="preserve">Nos entes federativos analisados, esta falha de mercado justifica e obriga a uma massiva intervenção alocativa através do Gasto Público. Ao analisarmos a composição das despesas liquidadas de </w:t>
-      </w:r>
-      <w:r>
-        <w:rPr>
-          <w:rFonts w:ascii="Aptos" w:hAnsi="Aptos" w:eastAsia="Aptos" w:cs="Aptos"/>
-          <w:b w:val="1"/>
-          <w:bCs w:val="1"/>
-          <w:noProof w:val="0"/>
-          <w:sz w:val="24"/>
-          <w:szCs w:val="24"/>
-          <w:lang w:val="pt-BR"/>
-        </w:rPr>
-        <w:t>Governador Valadares</w:t>
-      </w:r>
-      <w:r>
-        <w:rPr>
-          <w:rFonts w:ascii="Aptos" w:hAnsi="Aptos" w:eastAsia="Aptos" w:cs="Aptos"/>
-          <w:noProof w:val="0"/>
-          <w:sz w:val="24"/>
-          <w:szCs w:val="24"/>
-          <w:lang w:val="pt-BR"/>
-        </w:rPr>
-        <w:t xml:space="preserve"> (dados do Siconfi), constata-se que o município destina anualmente montantes vultosos para a manutenção do Sistema Único de Saúde (SUS) e da rede de ensino fundamental (financiada via FUNDEB).</w:t>
-      </w:r>
-    </w:p>
-    <w:p>
-      <w:pPr>
-        <w:spacing w:before="240" w:beforeAutospacing="off" w:after="240" w:afterAutospacing="off"/>
-        <w:jc w:val="both"/>
-      </w:pPr>
-      <w:r>
-        <w:rPr>
-          <w:rFonts w:ascii="Aptos" w:hAnsi="Aptos" w:eastAsia="Aptos" w:cs="Aptos"/>
-          <w:b w:val="1"/>
-          <w:bCs w:val="1"/>
-          <w:noProof w:val="0"/>
-          <w:sz w:val="24"/>
-          <w:szCs w:val="24"/>
-          <w:lang w:val="pt-BR"/>
-        </w:rPr>
-        <w:t>Análise Crítica:</w:t>
-      </w:r>
-      <w:r>
-        <w:rPr>
-          <w:rFonts w:ascii="Aptos" w:hAnsi="Aptos" w:eastAsia="Aptos" w:cs="Aptos"/>
-          <w:noProof w:val="0"/>
-          <w:sz w:val="24"/>
-          <w:szCs w:val="24"/>
-          <w:lang w:val="pt-BR"/>
-        </w:rPr>
-        <w:t xml:space="preserve"> De acordo com a teoria da Administração Pública Gerencial (Bresser-Pereira, 2017), ao atuar na correção desta falha de mercado prestando serviços sociais, o Estado não deve atuar apenas como um mero repassador de verbas. O grande volume de recursos públicos injetados em Valadares para garantir bens meritórios deve ser gerido sob estrita </w:t>
-      </w:r>
-      <w:r>
-        <w:rPr>
-          <w:rFonts w:ascii="Aptos" w:hAnsi="Aptos" w:eastAsia="Aptos" w:cs="Aptos"/>
-          <w:i w:val="1"/>
-          <w:iCs w:val="1"/>
-          <w:noProof w:val="0"/>
-          <w:sz w:val="24"/>
-          <w:szCs w:val="24"/>
-          <w:lang w:val="pt-BR"/>
-        </w:rPr>
-        <w:t>accountability</w:t>
-      </w:r>
-      <w:r>
-        <w:rPr>
-          <w:rFonts w:ascii="Aptos" w:hAnsi="Aptos" w:eastAsia="Aptos" w:cs="Aptos"/>
-          <w:noProof w:val="0"/>
-          <w:sz w:val="24"/>
-          <w:szCs w:val="24"/>
-          <w:lang w:val="pt-BR"/>
-        </w:rPr>
-        <w:t xml:space="preserve"> de resultados. O Estado justifica a sua legitimidade de tributar a sociedade na exata medida em que consegue corrigir a ineficiência do mercado privado, assegurando equidade e reduzindo a pobreza por meio destes gastos essenciais.</w:t>
-      </w:r>
-    </w:p>
-    <w:p>
-      <w:pPr>
-        <w:jc w:val="both"/>
-        <w:rPr>
-          <w:rFonts w:ascii="Aptos" w:hAnsi="Aptos" w:eastAsia="Aptos" w:cs="Aptos" w:asciiTheme="minorAscii" w:hAnsiTheme="minorAscii" w:eastAsiaTheme="minorAscii" w:cstheme="minorAscii"/>
-          <w:b w:val="0"/>
-          <w:bCs w:val="0"/>
-          <w:i w:val="0"/>
-          <w:iCs w:val="0"/>
-          <w:caps w:val="0"/>
-          <w:smallCaps w:val="0"/>
-          <w:noProof w:val="0"/>
-          <w:color w:val="000000" w:themeColor="text1" w:themeTint="FF" w:themeShade="FF"/>
-          <w:sz w:val="24"/>
-          <w:szCs w:val="24"/>
-          <w:lang w:val="pt-BR"/>
-        </w:rPr>
-      </w:pPr>
     </w:p>
     <w:p>
       <w:pPr>
         <w:pStyle w:val="Heading4"/>
+        <w:jc w:val="left"/>
       </w:pPr>
       <w:r>
         <w:rPr>
@@ -4715,7 +5685,7 @@
     <w:p>
       <w:pPr>
         <w:pStyle w:val="Normal"/>
-        <w:jc w:val="both"/>
+        <w:jc w:val="left"/>
       </w:pPr>
       <w:r>
         <w:rPr>
@@ -4732,14 +5702,14 @@
       <w:pPr>
         <w:pStyle w:val="Normal"/>
         <w:spacing w:before="0" w:beforeAutospacing="off" w:after="240" w:afterAutospacing="off"/>
-        <w:jc w:val="both"/>
+        <w:jc w:val="left"/>
       </w:pPr>
       <w:r>
         <w:drawing>
-          <wp:inline wp14:editId="5F002E91" wp14:anchorId="565A313A">
-            <wp:extent cx="5724525" cy="2676525"/>
+          <wp:inline wp14:editId="08C7B02A" wp14:anchorId="287B0767">
+            <wp:extent cx="5762625" cy="1724025"/>
             <wp:effectExtent l="0" t="0" r="0" b="0"/>
-            <wp:docPr id="758636446" name="drawing"/>
+            <wp:docPr id="1898722740" name="drawing"/>
             <wp:cNvGraphicFramePr>
               <a:graphicFrameLocks noChangeAspect="1"/>
             </wp:cNvGraphicFramePr>
@@ -4747,11 +5717,11 @@
               <a:graphicData xmlns:a="http://schemas.openxmlformats.org/drawingml/2006/main" uri="http://schemas.openxmlformats.org/drawingml/2006/picture">
                 <pic:pic xmlns:pic="http://schemas.openxmlformats.org/drawingml/2006/picture">
                   <pic:nvPicPr>
-                    <pic:cNvPr id="758636446" name="Picture 758636446"/>
+                    <pic:cNvPr id="1898722740" name="Picture 1898722740"/>
                     <pic:cNvPicPr/>
                   </pic:nvPicPr>
                   <pic:blipFill>
-                    <a:blip xmlns:r="http://schemas.openxmlformats.org/officeDocument/2006/relationships" r:embed="rId406334425">
+                    <a:blip xmlns:r="http://schemas.openxmlformats.org/officeDocument/2006/relationships" r:embed="rId1874879266">
                       <a:extLst>
                         <a:ext uri="{28A0092B-C50C-407E-A947-70E740481C1C}">
                           <a14:useLocalDpi xmlns:a14="http://schemas.microsoft.com/office/drawing/2010/main"/>
@@ -4765,7 +5735,7 @@
                   <pic:spPr>
                     <a:xfrm>
                       <a:off x="0" y="0"/>
-                      <a:ext cx="5724525" cy="2676525"/>
+                      <a:ext cx="5762625" cy="1724025"/>
                     </a:xfrm>
                     <a:prstGeom prst="rect">
                       <a:avLst/>
@@ -4781,7 +5751,37 @@
     <w:p>
       <w:pPr>
         <w:spacing w:before="0" w:beforeAutospacing="off" w:after="240" w:afterAutospacing="off"/>
-        <w:jc w:val="both"/>
+        <w:jc w:val="center"/>
+        <w:rPr>
+          <w:rFonts w:ascii="Aptos" w:hAnsi="Aptos" w:eastAsia="Aptos" w:cs="Aptos"/>
+          <w:i w:val="1"/>
+          <w:iCs w:val="1"/>
+          <w:noProof w:val="0"/>
+          <w:sz w:val="24"/>
+          <w:szCs w:val="24"/>
+          <w:lang w:val="pt-BR"/>
+        </w:rPr>
+      </w:pPr>
+      <w:hyperlink r:id="R388d25925c3d4450">
+        <w:r>
+          <w:rPr>
+            <w:rStyle w:val="Hyperlink"/>
+            <w:rFonts w:ascii="Aptos" w:hAnsi="Aptos" w:eastAsia="Aptos" w:cs="Aptos"/>
+            <w:i w:val="1"/>
+            <w:iCs w:val="1"/>
+            <w:noProof w:val="0"/>
+            <w:sz w:val="24"/>
+            <w:szCs w:val="24"/>
+            <w:lang w:val="pt-BR"/>
+          </w:rPr>
+          <w:t>LINK DASHBORD COMPLETO</w:t>
+        </w:r>
+      </w:hyperlink>
+    </w:p>
+    <w:p>
+      <w:pPr>
+        <w:spacing w:before="0" w:beforeAutospacing="off" w:after="240" w:afterAutospacing="off"/>
+        <w:jc w:val="left"/>
       </w:pPr>
       <w:r>
         <w:rPr>
@@ -4797,7 +5797,7 @@
     <w:p>
       <w:pPr>
         <w:spacing w:before="0" w:beforeAutospacing="off" w:after="240" w:afterAutospacing="off"/>
-        <w:jc w:val="both"/>
+        <w:jc w:val="left"/>
       </w:pPr>
       <w:r>
         <w:rPr>
@@ -4887,7 +5887,7 @@
     <w:p>
       <w:pPr>
         <w:spacing w:before="0" w:beforeAutospacing="off" w:after="240" w:afterAutospacing="off"/>
-        <w:jc w:val="both"/>
+        <w:jc w:val="left"/>
       </w:pPr>
       <w:r>
         <w:rPr>
@@ -4987,7 +5987,7 @@
     <w:p>
       <w:pPr>
         <w:spacing w:before="0" w:beforeAutospacing="off" w:after="240" w:afterAutospacing="off"/>
-        <w:jc w:val="both"/>
+        <w:jc w:val="left"/>
       </w:pPr>
       <w:r>
         <w:rPr>
@@ -5005,7 +6005,7 @@
     <w:p>
       <w:pPr>
         <w:spacing w:before="0" w:beforeAutospacing="off" w:after="240" w:afterAutospacing="off"/>
-        <w:jc w:val="both"/>
+        <w:jc w:val="left"/>
       </w:pPr>
       <w:r>
         <w:rPr>
@@ -5073,7 +6073,7 @@
     <w:p>
       <w:pPr>
         <w:spacing w:before="0" w:beforeAutospacing="off" w:after="240" w:afterAutospacing="off"/>
-        <w:jc w:val="both"/>
+        <w:jc w:val="left"/>
       </w:pPr>
       <w:r>
         <w:rPr>
@@ -5122,6 +6122,7 @@
     <w:p>
       <w:pPr>
         <w:pStyle w:val="Heading4"/>
+        <w:jc w:val="left"/>
       </w:pPr>
       <w:r>
         <w:rPr>
@@ -5134,7 +6135,7 @@
     <w:p>
       <w:pPr>
         <w:spacing w:before="240" w:beforeAutospacing="off" w:after="240" w:afterAutospacing="off"/>
-        <w:jc w:val="both"/>
+        <w:jc w:val="left"/>
       </w:pPr>
       <w:r>
         <w:rPr>
@@ -5172,7 +6173,7 @@
     <w:p>
       <w:pPr>
         <w:spacing w:before="240" w:beforeAutospacing="off" w:after="240" w:afterAutospacing="off"/>
-        <w:jc w:val="both"/>
+        <w:jc w:val="left"/>
       </w:pPr>
       <w:r>
         <w:rPr>
@@ -5210,7 +6211,7 @@
     <w:p>
       <w:pPr>
         <w:spacing w:before="240" w:beforeAutospacing="off" w:after="240" w:afterAutospacing="off"/>
-        <w:jc w:val="both"/>
+        <w:jc w:val="left"/>
       </w:pPr>
       <w:r>
         <w:rPr>
@@ -5248,7 +6249,7 @@
     <w:p>
       <w:pPr>
         <w:spacing w:before="240" w:beforeAutospacing="off" w:after="240" w:afterAutospacing="off"/>
-        <w:jc w:val="both"/>
+        <w:jc w:val="left"/>
       </w:pPr>
       <w:r>
         <w:rPr>
@@ -5286,7 +6287,7 @@
     <w:p>
       <w:pPr>
         <w:spacing w:before="240" w:beforeAutospacing="off" w:after="240" w:afterAutospacing="off"/>
-        <w:jc w:val="both"/>
+        <w:jc w:val="left"/>
       </w:pPr>
       <w:r>
         <w:rPr>
@@ -5324,7 +6325,7 @@
     <w:p>
       <w:pPr>
         <w:spacing w:before="240" w:beforeAutospacing="off" w:after="240" w:afterAutospacing="off"/>
-        <w:jc w:val="both"/>
+        <w:jc w:val="left"/>
       </w:pPr>
       <w:r>
         <w:rPr>
@@ -5362,7 +6363,7 @@
     <w:p>
       <w:pPr>
         <w:spacing w:before="240" w:beforeAutospacing="off" w:after="240" w:afterAutospacing="off"/>
-        <w:jc w:val="both"/>
+        <w:jc w:val="left"/>
       </w:pPr>
       <w:r>
         <w:rPr>
@@ -5396,7 +6397,7 @@
         </w:rPr>
         <w:t xml:space="preserve">. Repositório de dados no GitHub. Disponível em: </w:t>
       </w:r>
-      <w:hyperlink r:id="Ra827a5069ed14105">
+      <w:hyperlink r:id="Rd7b47cd986534ec4">
         <w:r>
           <w:rPr>
             <w:rStyle w:val="Hyperlink"/>
@@ -5423,7 +6424,7 @@
     <w:p>
       <w:pPr>
         <w:spacing w:before="240" w:beforeAutospacing="off" w:after="240" w:afterAutospacing="off"/>
-        <w:jc w:val="both"/>
+        <w:jc w:val="left"/>
       </w:pPr>
       <w:r>
         <w:rPr>
@@ -5456,6 +6457,107 @@
           <w:lang w:val="pt-BR"/>
         </w:rPr>
         <w:t>, Rio de Janeiro, v. 43, n. 6, p. 1343-1368, nov./dez. 2009.</w:t>
+      </w:r>
+    </w:p>
+    <w:p>
+      <w:pPr>
+        <w:pStyle w:val="Normal"/>
+        <w:suppressLineNumbers w:val="0"/>
+        <w:bidi w:val="0"/>
+        <w:spacing w:before="240" w:beforeAutospacing="off" w:after="240" w:afterAutospacing="off" w:line="279" w:lineRule="auto"/>
+        <w:ind w:left="0" w:right="0"/>
+        <w:jc w:val="left"/>
+      </w:pPr>
+      <w:r>
+        <w:rPr>
+          <w:rFonts w:ascii="Aptos" w:hAnsi="Aptos" w:eastAsia="Aptos" w:cs="Aptos"/>
+          <w:noProof w:val="0"/>
+          <w:sz w:val="24"/>
+          <w:szCs w:val="24"/>
+          <w:lang w:val="pt-BR"/>
+        </w:rPr>
+        <w:t xml:space="preserve">SECRETARIA DO TESOURO NACIONAL (STN). Siconfi: Sistema de Informações Contábeis e Fiscais do Setor Público Brasileiro (FINBRA 2014-2023). Disponível em: </w:t>
+      </w:r>
+      <w:hyperlink r:id="R8e15964995dd4651">
+        <w:r>
+          <w:rPr>
+            <w:rStyle w:val="Hyperlink"/>
+            <w:rFonts w:ascii="Aptos" w:hAnsi="Aptos" w:eastAsia="Aptos" w:cs="Aptos"/>
+            <w:noProof w:val="0"/>
+            <w:sz w:val="24"/>
+            <w:szCs w:val="24"/>
+            <w:lang w:val="pt-BR"/>
+          </w:rPr>
+          <w:t>https://siconfi.tesouro.gov.br/</w:t>
+        </w:r>
+      </w:hyperlink>
+      <w:r>
+        <w:rPr>
+          <w:rFonts w:ascii="Aptos" w:hAnsi="Aptos" w:eastAsia="Aptos" w:cs="Aptos"/>
+          <w:noProof w:val="0"/>
+          <w:sz w:val="24"/>
+          <w:szCs w:val="24"/>
+          <w:lang w:val="pt-BR"/>
+        </w:rPr>
+        <w:t>.</w:t>
+      </w:r>
+    </w:p>
+    <w:p>
+      <w:pPr>
+        <w:pStyle w:val="Normal"/>
+        <w:bidi w:val="0"/>
+        <w:spacing w:before="240" w:beforeAutospacing="off" w:after="240" w:afterAutospacing="off" w:line="279" w:lineRule="auto"/>
+        <w:ind w:left="0" w:right="0"/>
+        <w:jc w:val="left"/>
+      </w:pPr>
+      <w:r>
+        <w:rPr>
+          <w:rFonts w:ascii="Aptos" w:hAnsi="Aptos" w:eastAsia="Aptos" w:cs="Aptos"/>
+          <w:noProof w:val="0"/>
+          <w:sz w:val="24"/>
+          <w:szCs w:val="24"/>
+          <w:lang w:val="pt-BR"/>
+        </w:rPr>
+        <w:t xml:space="preserve">WORLD BANK. </w:t>
+      </w:r>
+      <w:r>
+        <w:rPr>
+          <w:rFonts w:ascii="Aptos" w:hAnsi="Aptos" w:eastAsia="Aptos" w:cs="Aptos"/>
+          <w:noProof w:val="0"/>
+          <w:sz w:val="24"/>
+          <w:szCs w:val="24"/>
+          <w:lang w:val="pt-BR"/>
+        </w:rPr>
+        <w:t>Indonesia</w:t>
+      </w:r>
+      <w:r>
+        <w:rPr>
+          <w:rFonts w:ascii="Aptos" w:hAnsi="Aptos" w:eastAsia="Aptos" w:cs="Aptos"/>
+          <w:noProof w:val="0"/>
+          <w:sz w:val="24"/>
+          <w:szCs w:val="24"/>
+          <w:lang w:val="pt-BR"/>
+        </w:rPr>
+        <w:t xml:space="preserve"> Economic Prospect.</w:t>
+      </w:r>
+    </w:p>
+    <w:p>
+      <w:pPr>
+        <w:pStyle w:val="Normal"/>
+        <w:bidi w:val="0"/>
+        <w:spacing w:before="240" w:beforeAutospacing="off" w:after="240" w:afterAutospacing="off" w:line="279" w:lineRule="auto"/>
+        <w:ind w:left="0" w:right="0"/>
+        <w:jc w:val="left"/>
+      </w:pPr>
+      <w:r>
+        <w:rPr>
+          <w:rFonts w:ascii="Aptos" w:hAnsi="Aptos" w:eastAsia="Aptos" w:cs="Aptos"/>
+          <w:noProof w:val="0"/>
+          <w:sz w:val="24"/>
+          <w:szCs w:val="24"/>
+          <w:lang w:val="pt-BR"/>
+        </w:rPr>
+        <w:t>INEP. Indicadores Educacionais (IDEB). Disponível em: https://www.gov.br/inep/.</w:t>
       </w:r>
     </w:p>
     <w:p>
@@ -5495,8 +6597,8 @@
       <w:pgMar w:top="1701" w:right="1134" w:bottom="1134" w:left="1701" w:header="720" w:footer="720" w:gutter="0"/>
       <w:cols w:space="720"/>
       <w:docGrid w:linePitch="360"/>
-      <w:footerReference w:type="default" r:id="Rf22b86cae51448ce"/>
-      <w:footerReference w:type="first" r:id="Reffca0434b164fcc"/>
+      <w:footerReference w:type="default" r:id="Rde576ec0fb3e444c"/>
+      <w:footerReference w:type="first" r:id="R6cd49a5332ce4ab8"/>
     </w:sectPr>
   </w:body>
 </w:document>
@@ -5644,6 +6746,566 @@
 
 <file path=word/numbering.xml><?xml version="1.0" encoding="utf-8"?>
 <w:numbering xmlns:w="http://schemas.openxmlformats.org/wordprocessingml/2006/main">
+  <w:abstractNum xmlns:w="http://schemas.openxmlformats.org/wordprocessingml/2006/main" w:abstractNumId="10">
+    <w:nsid w:val="13623951"/>
+    <w:multiLevelType xmlns:w="http://schemas.openxmlformats.org/wordprocessingml/2006/main" w:val="hybridMultilevel"/>
+    <w:lvl xmlns:w="http://schemas.openxmlformats.org/wordprocessingml/2006/main" w:ilvl="0">
+      <w:start w:val="1"/>
+      <w:numFmt w:val="bullet"/>
+      <w:lvlText w:val=""/>
+      <w:lvlJc w:val="left"/>
+      <w:pPr>
+        <w:ind w:left="720" w:hanging="360"/>
+      </w:pPr>
+      <w:rPr>
+        <w:rFonts w:hint="default" w:ascii="Symbol" w:hAnsi="Symbol"/>
+      </w:rPr>
+    </w:lvl>
+    <w:lvl xmlns:w="http://schemas.openxmlformats.org/wordprocessingml/2006/main" w:ilvl="1">
+      <w:start w:val="1"/>
+      <w:numFmt w:val="bullet"/>
+      <w:lvlText w:val="o"/>
+      <w:lvlJc w:val="left"/>
+      <w:pPr>
+        <w:ind w:left="1440" w:hanging="360"/>
+      </w:pPr>
+      <w:rPr>
+        <w:rFonts w:hint="default" w:ascii="Courier New" w:hAnsi="Courier New"/>
+      </w:rPr>
+    </w:lvl>
+    <w:lvl xmlns:w="http://schemas.openxmlformats.org/wordprocessingml/2006/main" w:ilvl="2">
+      <w:start w:val="1"/>
+      <w:numFmt w:val="bullet"/>
+      <w:lvlText w:val=""/>
+      <w:lvlJc w:val="left"/>
+      <w:pPr>
+        <w:ind w:left="2160" w:hanging="360"/>
+      </w:pPr>
+      <w:rPr>
+        <w:rFonts w:hint="default" w:ascii="Wingdings" w:hAnsi="Wingdings"/>
+      </w:rPr>
+    </w:lvl>
+    <w:lvl xmlns:w="http://schemas.openxmlformats.org/wordprocessingml/2006/main" w:ilvl="3">
+      <w:start w:val="1"/>
+      <w:numFmt w:val="bullet"/>
+      <w:lvlText w:val=""/>
+      <w:lvlJc w:val="left"/>
+      <w:pPr>
+        <w:ind w:left="2880" w:hanging="360"/>
+      </w:pPr>
+      <w:rPr>
+        <w:rFonts w:hint="default" w:ascii="Symbol" w:hAnsi="Symbol"/>
+      </w:rPr>
+    </w:lvl>
+    <w:lvl xmlns:w="http://schemas.openxmlformats.org/wordprocessingml/2006/main" w:ilvl="4">
+      <w:start w:val="1"/>
+      <w:numFmt w:val="bullet"/>
+      <w:lvlText w:val="o"/>
+      <w:lvlJc w:val="left"/>
+      <w:pPr>
+        <w:ind w:left="3600" w:hanging="360"/>
+      </w:pPr>
+      <w:rPr>
+        <w:rFonts w:hint="default" w:ascii="Courier New" w:hAnsi="Courier New"/>
+      </w:rPr>
+    </w:lvl>
+    <w:lvl xmlns:w="http://schemas.openxmlformats.org/wordprocessingml/2006/main" w:ilvl="5">
+      <w:start w:val="1"/>
+      <w:numFmt w:val="bullet"/>
+      <w:lvlText w:val=""/>
+      <w:lvlJc w:val="left"/>
+      <w:pPr>
+        <w:ind w:left="4320" w:hanging="360"/>
+      </w:pPr>
+      <w:rPr>
+        <w:rFonts w:hint="default" w:ascii="Wingdings" w:hAnsi="Wingdings"/>
+      </w:rPr>
+    </w:lvl>
+    <w:lvl xmlns:w="http://schemas.openxmlformats.org/wordprocessingml/2006/main" w:ilvl="6">
+      <w:start w:val="1"/>
+      <w:numFmt w:val="bullet"/>
+      <w:lvlText w:val=""/>
+      <w:lvlJc w:val="left"/>
+      <w:pPr>
+        <w:ind w:left="5040" w:hanging="360"/>
+      </w:pPr>
+      <w:rPr>
+        <w:rFonts w:hint="default" w:ascii="Symbol" w:hAnsi="Symbol"/>
+      </w:rPr>
+    </w:lvl>
+    <w:lvl xmlns:w="http://schemas.openxmlformats.org/wordprocessingml/2006/main" w:ilvl="7">
+      <w:start w:val="1"/>
+      <w:numFmt w:val="bullet"/>
+      <w:lvlText w:val="o"/>
+      <w:lvlJc w:val="left"/>
+      <w:pPr>
+        <w:ind w:left="5760" w:hanging="360"/>
+      </w:pPr>
+      <w:rPr>
+        <w:rFonts w:hint="default" w:ascii="Courier New" w:hAnsi="Courier New"/>
+      </w:rPr>
+    </w:lvl>
+    <w:lvl xmlns:w="http://schemas.openxmlformats.org/wordprocessingml/2006/main" w:ilvl="8">
+      <w:start w:val="1"/>
+      <w:numFmt w:val="bullet"/>
+      <w:lvlText w:val=""/>
+      <w:lvlJc w:val="left"/>
+      <w:pPr>
+        <w:ind w:left="6480" w:hanging="360"/>
+      </w:pPr>
+      <w:rPr>
+        <w:rFonts w:hint="default" w:ascii="Wingdings" w:hAnsi="Wingdings"/>
+      </w:rPr>
+    </w:lvl>
+  </w:abstractNum>
+  <w:abstractNum xmlns:w="http://schemas.openxmlformats.org/wordprocessingml/2006/main" w:abstractNumId="9">
+    <w:nsid w:val="7d23d9a2"/>
+    <w:multiLevelType xmlns:w="http://schemas.openxmlformats.org/wordprocessingml/2006/main" w:val="hybridMultilevel"/>
+    <w:lvl xmlns:w="http://schemas.openxmlformats.org/wordprocessingml/2006/main" w:ilvl="0">
+      <w:start w:val="1"/>
+      <w:numFmt w:val="bullet"/>
+      <w:lvlText w:val=""/>
+      <w:lvlJc w:val="left"/>
+      <w:pPr>
+        <w:ind w:left="720" w:hanging="360"/>
+      </w:pPr>
+      <w:rPr>
+        <w:rFonts w:hint="default" w:ascii="Symbol" w:hAnsi="Symbol"/>
+      </w:rPr>
+    </w:lvl>
+    <w:lvl xmlns:w="http://schemas.openxmlformats.org/wordprocessingml/2006/main" w:ilvl="1">
+      <w:start w:val="1"/>
+      <w:numFmt w:val="bullet"/>
+      <w:lvlText w:val="o"/>
+      <w:lvlJc w:val="left"/>
+      <w:pPr>
+        <w:ind w:left="1440" w:hanging="360"/>
+      </w:pPr>
+      <w:rPr>
+        <w:rFonts w:hint="default" w:ascii="Courier New" w:hAnsi="Courier New"/>
+      </w:rPr>
+    </w:lvl>
+    <w:lvl xmlns:w="http://schemas.openxmlformats.org/wordprocessingml/2006/main" w:ilvl="2">
+      <w:start w:val="1"/>
+      <w:numFmt w:val="bullet"/>
+      <w:lvlText w:val=""/>
+      <w:lvlJc w:val="left"/>
+      <w:pPr>
+        <w:ind w:left="2160" w:hanging="360"/>
+      </w:pPr>
+      <w:rPr>
+        <w:rFonts w:hint="default" w:ascii="Wingdings" w:hAnsi="Wingdings"/>
+      </w:rPr>
+    </w:lvl>
+    <w:lvl xmlns:w="http://schemas.openxmlformats.org/wordprocessingml/2006/main" w:ilvl="3">
+      <w:start w:val="1"/>
+      <w:numFmt w:val="bullet"/>
+      <w:lvlText w:val=""/>
+      <w:lvlJc w:val="left"/>
+      <w:pPr>
+        <w:ind w:left="2880" w:hanging="360"/>
+      </w:pPr>
+      <w:rPr>
+        <w:rFonts w:hint="default" w:ascii="Symbol" w:hAnsi="Symbol"/>
+      </w:rPr>
+    </w:lvl>
+    <w:lvl xmlns:w="http://schemas.openxmlformats.org/wordprocessingml/2006/main" w:ilvl="4">
+      <w:start w:val="1"/>
+      <w:numFmt w:val="bullet"/>
+      <w:lvlText w:val="o"/>
+      <w:lvlJc w:val="left"/>
+      <w:pPr>
+        <w:ind w:left="3600" w:hanging="360"/>
+      </w:pPr>
+      <w:rPr>
+        <w:rFonts w:hint="default" w:ascii="Courier New" w:hAnsi="Courier New"/>
+      </w:rPr>
+    </w:lvl>
+    <w:lvl xmlns:w="http://schemas.openxmlformats.org/wordprocessingml/2006/main" w:ilvl="5">
+      <w:start w:val="1"/>
+      <w:numFmt w:val="bullet"/>
+      <w:lvlText w:val=""/>
+      <w:lvlJc w:val="left"/>
+      <w:pPr>
+        <w:ind w:left="4320" w:hanging="360"/>
+      </w:pPr>
+      <w:rPr>
+        <w:rFonts w:hint="default" w:ascii="Wingdings" w:hAnsi="Wingdings"/>
+      </w:rPr>
+    </w:lvl>
+    <w:lvl xmlns:w="http://schemas.openxmlformats.org/wordprocessingml/2006/main" w:ilvl="6">
+      <w:start w:val="1"/>
+      <w:numFmt w:val="bullet"/>
+      <w:lvlText w:val=""/>
+      <w:lvlJc w:val="left"/>
+      <w:pPr>
+        <w:ind w:left="5040" w:hanging="360"/>
+      </w:pPr>
+      <w:rPr>
+        <w:rFonts w:hint="default" w:ascii="Symbol" w:hAnsi="Symbol"/>
+      </w:rPr>
+    </w:lvl>
+    <w:lvl xmlns:w="http://schemas.openxmlformats.org/wordprocessingml/2006/main" w:ilvl="7">
+      <w:start w:val="1"/>
+      <w:numFmt w:val="bullet"/>
+      <w:lvlText w:val="o"/>
+      <w:lvlJc w:val="left"/>
+      <w:pPr>
+        <w:ind w:left="5760" w:hanging="360"/>
+      </w:pPr>
+      <w:rPr>
+        <w:rFonts w:hint="default" w:ascii="Courier New" w:hAnsi="Courier New"/>
+      </w:rPr>
+    </w:lvl>
+    <w:lvl xmlns:w="http://schemas.openxmlformats.org/wordprocessingml/2006/main" w:ilvl="8">
+      <w:start w:val="1"/>
+      <w:numFmt w:val="bullet"/>
+      <w:lvlText w:val=""/>
+      <w:lvlJc w:val="left"/>
+      <w:pPr>
+        <w:ind w:left="6480" w:hanging="360"/>
+      </w:pPr>
+      <w:rPr>
+        <w:rFonts w:hint="default" w:ascii="Wingdings" w:hAnsi="Wingdings"/>
+      </w:rPr>
+    </w:lvl>
+  </w:abstractNum>
+  <w:abstractNum xmlns:w="http://schemas.openxmlformats.org/wordprocessingml/2006/main" w:abstractNumId="8">
+    <w:nsid w:val="850ae5e"/>
+    <w:multiLevelType xmlns:w="http://schemas.openxmlformats.org/wordprocessingml/2006/main" w:val="hybridMultilevel"/>
+    <w:lvl xmlns:w="http://schemas.openxmlformats.org/wordprocessingml/2006/main" w:ilvl="0">
+      <w:start w:val="1"/>
+      <w:numFmt w:val="bullet"/>
+      <w:lvlText w:val=""/>
+      <w:lvlJc w:val="left"/>
+      <w:pPr>
+        <w:ind w:left="720" w:hanging="360"/>
+      </w:pPr>
+      <w:rPr>
+        <w:rFonts w:hint="default" w:ascii="Symbol" w:hAnsi="Symbol"/>
+      </w:rPr>
+    </w:lvl>
+    <w:lvl xmlns:w="http://schemas.openxmlformats.org/wordprocessingml/2006/main" w:ilvl="1">
+      <w:start w:val="1"/>
+      <w:numFmt w:val="bullet"/>
+      <w:lvlText w:val="o"/>
+      <w:lvlJc w:val="left"/>
+      <w:pPr>
+        <w:ind w:left="1440" w:hanging="360"/>
+      </w:pPr>
+      <w:rPr>
+        <w:rFonts w:hint="default" w:ascii="Courier New" w:hAnsi="Courier New"/>
+      </w:rPr>
+    </w:lvl>
+    <w:lvl xmlns:w="http://schemas.openxmlformats.org/wordprocessingml/2006/main" w:ilvl="2">
+      <w:start w:val="1"/>
+      <w:numFmt w:val="bullet"/>
+      <w:lvlText w:val=""/>
+      <w:lvlJc w:val="left"/>
+      <w:pPr>
+        <w:ind w:left="2160" w:hanging="360"/>
+      </w:pPr>
+      <w:rPr>
+        <w:rFonts w:hint="default" w:ascii="Wingdings" w:hAnsi="Wingdings"/>
+      </w:rPr>
+    </w:lvl>
+    <w:lvl xmlns:w="http://schemas.openxmlformats.org/wordprocessingml/2006/main" w:ilvl="3">
+      <w:start w:val="1"/>
+      <w:numFmt w:val="bullet"/>
+      <w:lvlText w:val=""/>
+      <w:lvlJc w:val="left"/>
+      <w:pPr>
+        <w:ind w:left="2880" w:hanging="360"/>
+      </w:pPr>
+      <w:rPr>
+        <w:rFonts w:hint="default" w:ascii="Symbol" w:hAnsi="Symbol"/>
+      </w:rPr>
+    </w:lvl>
+    <w:lvl xmlns:w="http://schemas.openxmlformats.org/wordprocessingml/2006/main" w:ilvl="4">
+      <w:start w:val="1"/>
+      <w:numFmt w:val="bullet"/>
+      <w:lvlText w:val="o"/>
+      <w:lvlJc w:val="left"/>
+      <w:pPr>
+        <w:ind w:left="3600" w:hanging="360"/>
+      </w:pPr>
+      <w:rPr>
+        <w:rFonts w:hint="default" w:ascii="Courier New" w:hAnsi="Courier New"/>
+      </w:rPr>
+    </w:lvl>
+    <w:lvl xmlns:w="http://schemas.openxmlformats.org/wordprocessingml/2006/main" w:ilvl="5">
+      <w:start w:val="1"/>
+      <w:numFmt w:val="bullet"/>
+      <w:lvlText w:val=""/>
+      <w:lvlJc w:val="left"/>
+      <w:pPr>
+        <w:ind w:left="4320" w:hanging="360"/>
+      </w:pPr>
+      <w:rPr>
+        <w:rFonts w:hint="default" w:ascii="Wingdings" w:hAnsi="Wingdings"/>
+      </w:rPr>
+    </w:lvl>
+    <w:lvl xmlns:w="http://schemas.openxmlformats.org/wordprocessingml/2006/main" w:ilvl="6">
+      <w:start w:val="1"/>
+      <w:numFmt w:val="bullet"/>
+      <w:lvlText w:val=""/>
+      <w:lvlJc w:val="left"/>
+      <w:pPr>
+        <w:ind w:left="5040" w:hanging="360"/>
+      </w:pPr>
+      <w:rPr>
+        <w:rFonts w:hint="default" w:ascii="Symbol" w:hAnsi="Symbol"/>
+      </w:rPr>
+    </w:lvl>
+    <w:lvl xmlns:w="http://schemas.openxmlformats.org/wordprocessingml/2006/main" w:ilvl="7">
+      <w:start w:val="1"/>
+      <w:numFmt w:val="bullet"/>
+      <w:lvlText w:val="o"/>
+      <w:lvlJc w:val="left"/>
+      <w:pPr>
+        <w:ind w:left="5760" w:hanging="360"/>
+      </w:pPr>
+      <w:rPr>
+        <w:rFonts w:hint="default" w:ascii="Courier New" w:hAnsi="Courier New"/>
+      </w:rPr>
+    </w:lvl>
+    <w:lvl xmlns:w="http://schemas.openxmlformats.org/wordprocessingml/2006/main" w:ilvl="8">
+      <w:start w:val="1"/>
+      <w:numFmt w:val="bullet"/>
+      <w:lvlText w:val=""/>
+      <w:lvlJc w:val="left"/>
+      <w:pPr>
+        <w:ind w:left="6480" w:hanging="360"/>
+      </w:pPr>
+      <w:rPr>
+        <w:rFonts w:hint="default" w:ascii="Wingdings" w:hAnsi="Wingdings"/>
+      </w:rPr>
+    </w:lvl>
+  </w:abstractNum>
+  <w:abstractNum xmlns:w="http://schemas.openxmlformats.org/wordprocessingml/2006/main" w:abstractNumId="7">
+    <w:nsid w:val="89dd4e9"/>
+    <w:multiLevelType xmlns:w="http://schemas.openxmlformats.org/wordprocessingml/2006/main" w:val="hybridMultilevel"/>
+    <w:lvl xmlns:w="http://schemas.openxmlformats.org/wordprocessingml/2006/main" w:ilvl="0">
+      <w:start w:val="1"/>
+      <w:numFmt w:val="bullet"/>
+      <w:lvlText w:val=""/>
+      <w:lvlJc w:val="left"/>
+      <w:pPr>
+        <w:ind w:left="720" w:hanging="360"/>
+      </w:pPr>
+      <w:rPr>
+        <w:rFonts w:hint="default" w:ascii="Symbol" w:hAnsi="Symbol"/>
+      </w:rPr>
+    </w:lvl>
+    <w:lvl xmlns:w="http://schemas.openxmlformats.org/wordprocessingml/2006/main" w:ilvl="1">
+      <w:start w:val="1"/>
+      <w:numFmt w:val="bullet"/>
+      <w:lvlText w:val="o"/>
+      <w:lvlJc w:val="left"/>
+      <w:pPr>
+        <w:ind w:left="1440" w:hanging="360"/>
+      </w:pPr>
+      <w:rPr>
+        <w:rFonts w:hint="default" w:ascii="Courier New" w:hAnsi="Courier New"/>
+      </w:rPr>
+    </w:lvl>
+    <w:lvl xmlns:w="http://schemas.openxmlformats.org/wordprocessingml/2006/main" w:ilvl="2">
+      <w:start w:val="1"/>
+      <w:numFmt w:val="bullet"/>
+      <w:lvlText w:val=""/>
+      <w:lvlJc w:val="left"/>
+      <w:pPr>
+        <w:ind w:left="2160" w:hanging="360"/>
+      </w:pPr>
+      <w:rPr>
+        <w:rFonts w:hint="default" w:ascii="Wingdings" w:hAnsi="Wingdings"/>
+      </w:rPr>
+    </w:lvl>
+    <w:lvl xmlns:w="http://schemas.openxmlformats.org/wordprocessingml/2006/main" w:ilvl="3">
+      <w:start w:val="1"/>
+      <w:numFmt w:val="bullet"/>
+      <w:lvlText w:val=""/>
+      <w:lvlJc w:val="left"/>
+      <w:pPr>
+        <w:ind w:left="2880" w:hanging="360"/>
+      </w:pPr>
+      <w:rPr>
+        <w:rFonts w:hint="default" w:ascii="Symbol" w:hAnsi="Symbol"/>
+      </w:rPr>
+    </w:lvl>
+    <w:lvl xmlns:w="http://schemas.openxmlformats.org/wordprocessingml/2006/main" w:ilvl="4">
+      <w:start w:val="1"/>
+      <w:numFmt w:val="bullet"/>
+      <w:lvlText w:val="o"/>
+      <w:lvlJc w:val="left"/>
+      <w:pPr>
+        <w:ind w:left="3600" w:hanging="360"/>
+      </w:pPr>
+      <w:rPr>
+        <w:rFonts w:hint="default" w:ascii="Courier New" w:hAnsi="Courier New"/>
+      </w:rPr>
+    </w:lvl>
+    <w:lvl xmlns:w="http://schemas.openxmlformats.org/wordprocessingml/2006/main" w:ilvl="5">
+      <w:start w:val="1"/>
+      <w:numFmt w:val="bullet"/>
+      <w:lvlText w:val=""/>
+      <w:lvlJc w:val="left"/>
+      <w:pPr>
+        <w:ind w:left="4320" w:hanging="360"/>
+      </w:pPr>
+      <w:rPr>
+        <w:rFonts w:hint="default" w:ascii="Wingdings" w:hAnsi="Wingdings"/>
+      </w:rPr>
+    </w:lvl>
+    <w:lvl xmlns:w="http://schemas.openxmlformats.org/wordprocessingml/2006/main" w:ilvl="6">
+      <w:start w:val="1"/>
+      <w:numFmt w:val="bullet"/>
+      <w:lvlText w:val=""/>
+      <w:lvlJc w:val="left"/>
+      <w:pPr>
+        <w:ind w:left="5040" w:hanging="360"/>
+      </w:pPr>
+      <w:rPr>
+        <w:rFonts w:hint="default" w:ascii="Symbol" w:hAnsi="Symbol"/>
+      </w:rPr>
+    </w:lvl>
+    <w:lvl xmlns:w="http://schemas.openxmlformats.org/wordprocessingml/2006/main" w:ilvl="7">
+      <w:start w:val="1"/>
+      <w:numFmt w:val="bullet"/>
+      <w:lvlText w:val="o"/>
+      <w:lvlJc w:val="left"/>
+      <w:pPr>
+        <w:ind w:left="5760" w:hanging="360"/>
+      </w:pPr>
+      <w:rPr>
+        <w:rFonts w:hint="default" w:ascii="Courier New" w:hAnsi="Courier New"/>
+      </w:rPr>
+    </w:lvl>
+    <w:lvl xmlns:w="http://schemas.openxmlformats.org/wordprocessingml/2006/main" w:ilvl="8">
+      <w:start w:val="1"/>
+      <w:numFmt w:val="bullet"/>
+      <w:lvlText w:val=""/>
+      <w:lvlJc w:val="left"/>
+      <w:pPr>
+        <w:ind w:left="6480" w:hanging="360"/>
+      </w:pPr>
+      <w:rPr>
+        <w:rFonts w:hint="default" w:ascii="Wingdings" w:hAnsi="Wingdings"/>
+      </w:rPr>
+    </w:lvl>
+  </w:abstractNum>
+  <w:abstractNum xmlns:w="http://schemas.openxmlformats.org/wordprocessingml/2006/main" w:abstractNumId="6">
+    <w:nsid w:val="3f1c92c2"/>
+    <w:multiLevelType xmlns:w="http://schemas.openxmlformats.org/wordprocessingml/2006/main" w:val="hybridMultilevel"/>
+    <w:lvl xmlns:w="http://schemas.openxmlformats.org/wordprocessingml/2006/main" w:ilvl="0">
+      <w:start w:val="1"/>
+      <w:numFmt w:val="bullet"/>
+      <w:lvlText w:val=""/>
+      <w:lvlJc w:val="left"/>
+      <w:pPr>
+        <w:ind w:left="720" w:hanging="360"/>
+      </w:pPr>
+      <w:rPr>
+        <w:rFonts w:hint="default" w:ascii="Symbol" w:hAnsi="Symbol"/>
+      </w:rPr>
+    </w:lvl>
+    <w:lvl xmlns:w="http://schemas.openxmlformats.org/wordprocessingml/2006/main" w:ilvl="1">
+      <w:start w:val="1"/>
+      <w:numFmt w:val="bullet"/>
+      <w:lvlText w:val="o"/>
+      <w:lvlJc w:val="left"/>
+      <w:pPr>
+        <w:ind w:left="1440" w:hanging="360"/>
+      </w:pPr>
+      <w:rPr>
+        <w:rFonts w:hint="default" w:ascii="Courier New" w:hAnsi="Courier New"/>
+      </w:rPr>
+    </w:lvl>
+    <w:lvl xmlns:w="http://schemas.openxmlformats.org/wordprocessingml/2006/main" w:ilvl="2">
+      <w:start w:val="1"/>
+      <w:numFmt w:val="bullet"/>
+      <w:lvlText w:val=""/>
+      <w:lvlJc w:val="left"/>
+      <w:pPr>
+        <w:ind w:left="2160" w:hanging="360"/>
+      </w:pPr>
+      <w:rPr>
+        <w:rFonts w:hint="default" w:ascii="Wingdings" w:hAnsi="Wingdings"/>
+      </w:rPr>
+    </w:lvl>
+    <w:lvl xmlns:w="http://schemas.openxmlformats.org/wordprocessingml/2006/main" w:ilvl="3">
+      <w:start w:val="1"/>
+      <w:numFmt w:val="bullet"/>
+      <w:lvlText w:val=""/>
+      <w:lvlJc w:val="left"/>
+      <w:pPr>
+        <w:ind w:left="2880" w:hanging="360"/>
+      </w:pPr>
+      <w:rPr>
+        <w:rFonts w:hint="default" w:ascii="Symbol" w:hAnsi="Symbol"/>
+      </w:rPr>
+    </w:lvl>
+    <w:lvl xmlns:w="http://schemas.openxmlformats.org/wordprocessingml/2006/main" w:ilvl="4">
+      <w:start w:val="1"/>
+      <w:numFmt w:val="bullet"/>
+      <w:lvlText w:val="o"/>
+      <w:lvlJc w:val="left"/>
+      <w:pPr>
+        <w:ind w:left="3600" w:hanging="360"/>
+      </w:pPr>
+      <w:rPr>
+        <w:rFonts w:hint="default" w:ascii="Courier New" w:hAnsi="Courier New"/>
+      </w:rPr>
+    </w:lvl>
+    <w:lvl xmlns:w="http://schemas.openxmlformats.org/wordprocessingml/2006/main" w:ilvl="5">
+      <w:start w:val="1"/>
+      <w:numFmt w:val="bullet"/>
+      <w:lvlText w:val=""/>
+      <w:lvlJc w:val="left"/>
+      <w:pPr>
+        <w:ind w:left="4320" w:hanging="360"/>
+      </w:pPr>
+      <w:rPr>
+        <w:rFonts w:hint="default" w:ascii="Wingdings" w:hAnsi="Wingdings"/>
+      </w:rPr>
+    </w:lvl>
+    <w:lvl xmlns:w="http://schemas.openxmlformats.org/wordprocessingml/2006/main" w:ilvl="6">
+      <w:start w:val="1"/>
+      <w:numFmt w:val="bullet"/>
+      <w:lvlText w:val=""/>
+      <w:lvlJc w:val="left"/>
+      <w:pPr>
+        <w:ind w:left="5040" w:hanging="360"/>
+      </w:pPr>
+      <w:rPr>
+        <w:rFonts w:hint="default" w:ascii="Symbol" w:hAnsi="Symbol"/>
+      </w:rPr>
+    </w:lvl>
+    <w:lvl xmlns:w="http://schemas.openxmlformats.org/wordprocessingml/2006/main" w:ilvl="7">
+      <w:start w:val="1"/>
+      <w:numFmt w:val="bullet"/>
+      <w:lvlText w:val="o"/>
+      <w:lvlJc w:val="left"/>
+      <w:pPr>
+        <w:ind w:left="5760" w:hanging="360"/>
+      </w:pPr>
+      <w:rPr>
+        <w:rFonts w:hint="default" w:ascii="Courier New" w:hAnsi="Courier New"/>
+      </w:rPr>
+    </w:lvl>
+    <w:lvl xmlns:w="http://schemas.openxmlformats.org/wordprocessingml/2006/main" w:ilvl="8">
+      <w:start w:val="1"/>
+      <w:numFmt w:val="bullet"/>
+      <w:lvlText w:val=""/>
+      <w:lvlJc w:val="left"/>
+      <w:pPr>
+        <w:ind w:left="6480" w:hanging="360"/>
+      </w:pPr>
+      <w:rPr>
+        <w:rFonts w:hint="default" w:ascii="Wingdings" w:hAnsi="Wingdings"/>
+      </w:rPr>
+    </w:lvl>
+  </w:abstractNum>
   <w:abstractNum xmlns:w="http://schemas.openxmlformats.org/wordprocessingml/2006/main" w:abstractNumId="5">
     <w:nsid w:val="50824726"/>
     <w:multiLevelType xmlns:w="http://schemas.openxmlformats.org/wordprocessingml/2006/main" w:val="hybridMultilevel"/>
@@ -6204,6 +7866,21 @@
       </w:rPr>
     </w:lvl>
   </w:abstractNum>
+  <w:num w:numId="10">
+    <w:abstractNumId w:val="10"/>
+  </w:num>
+  <w:num w:numId="9">
+    <w:abstractNumId w:val="9"/>
+  </w:num>
+  <w:num w:numId="8">
+    <w:abstractNumId w:val="8"/>
+  </w:num>
+  <w:num w:numId="7">
+    <w:abstractNumId w:val="7"/>
+  </w:num>
+  <w:num w:numId="6">
+    <w:abstractNumId w:val="6"/>
+  </w:num>
   <w:num w:numId="5">
     <w:abstractNumId w:val="5"/>
   </w:num>
@@ -6681,7 +8358,7 @@
     <w:name w:val="Hyperlink"/>
     <w:basedOn w:val="DefaultParagraphFont"/>
     <w:unhideWhenUsed/>
-    <w:rsid w:val="3576E19C"/>
+    <w:rsid w:val="085FABFE"/>
     <w:rPr>
       <w:color w:val="467886"/>
       <w:u w:val="single"/>
@@ -6692,7 +8369,7 @@
     <w:name w:val="header"/>
     <w:basedOn w:val="Normal"/>
     <w:unhideWhenUsed/>
-    <w:rsid w:val="3576E19C"/>
+    <w:rsid w:val="085FABFE"/>
     <w:pPr>
       <w:tabs>
         <w:tab w:val="center" w:leader="none" w:pos="4680"/>
@@ -6706,7 +8383,7 @@
     <w:name w:val="footer"/>
     <w:basedOn w:val="Normal"/>
     <w:unhideWhenUsed/>
-    <w:rsid w:val="3576E19C"/>
+    <w:rsid w:val="085FABFE"/>
     <w:pPr>
       <w:tabs>
         <w:tab w:val="center" w:leader="none" w:pos="4680"/>
